--- a/docs/声盾-系统测试报告.docx
+++ b/docs/声盾-系统测试报告.docx
@@ -34,7 +34,7 @@
           </w:tcPr>
           <w:p>
             <w:pPr>
-              <w:spacing w:before="4448"/>
+              <w:spacing w:before="4299"/>
             </w:pPr>
           </w:p>
           <w:p>
@@ -121,7 +121,7 @@
                 <w:sz w:val="24"/>
                 <w:szCs w:val="24"/>
               </w:rPr>
-              <w:t xml:space="preserve">参赛单位：【学校 / 学院名称】</w:t>
+              <w:t xml:space="preserve">参赛队伍：你们说的对</w:t>
             </w:r>
           </w:p>
           <w:p>
@@ -139,7 +139,7 @@
                 <w:sz w:val="24"/>
                 <w:szCs w:val="24"/>
               </w:rPr>
-              <w:t xml:space="preserve">团队成员：【成员姓名，多人以顿号分隔】</w:t>
+              <w:t xml:space="preserve">参赛单位：大连理工大学</w:t>
             </w:r>
           </w:p>
           <w:p>
@@ -157,7 +157,7 @@
                 <w:sz w:val="24"/>
                 <w:szCs w:val="24"/>
               </w:rPr>
-              <w:t xml:space="preserve">指导教师：【指导教师姓名】</w:t>
+              <w:t xml:space="preserve">团队成员：谭畅 等 2 人</w:t>
             </w:r>
           </w:p>
           <w:p>
@@ -175,12 +175,30 @@
                 <w:sz w:val="24"/>
                 <w:szCs w:val="24"/>
               </w:rPr>
+              <w:t xml:space="preserve">开源仓库：github.com/43aquarius/ShieldEar</w:t>
+            </w:r>
+          </w:p>
+          <w:p>
+            <w:pPr>
+              <w:pBdr>
+                <w:left w:val="single" w:color="34D399" w:sz="8" w:space="12"/>
+              </w:pBdr>
+              <w:spacing w:after="80"/>
+              <w:ind w:left="1400"/>
+            </w:pPr>
+            <w:r>
+              <w:rPr>
+                <w:rFonts w:ascii="Arial" w:eastAsia="Microsoft YaHei"/>
+                <w:color w:val="8FB8A3"/>
+                <w:sz w:val="24"/>
+                <w:szCs w:val="24"/>
+              </w:rPr>
               <w:t xml:space="preserve">测试日期：2026 年 10 月</w:t>
             </w:r>
           </w:p>
           <w:p>
             <w:pPr>
-              <w:spacing w:before="4448"/>
+              <w:spacing w:before="4299"/>
             </w:pPr>
           </w:p>
           <w:p>
@@ -964,6 +982,25 @@
         </w:p>
         <w:p>
           <w:pPr>
+            <w:pStyle w:val="TOC2"/>
+            <w:ind w:left="360"/>
+            <w:tabs>
+              <w:tab w:val="right" w:leader="dot" w:pos="9026"/>
+            </w:tabs>
+            <w:spacing w:before="120" w:after="60"/>
+          </w:pPr>
+          <w:r>
+            <w:t>7.4 合成通道容错与四级降级验证</w:t>
+          </w:r>
+          <w:r>
+            <w:tab/>
+          </w:r>
+          <w:r>
+            <w:t>12</w:t>
+          </w:r>
+        </w:p>
+        <w:p>
+          <w:pPr>
             <w:pStyle w:val="TOC1"/>
             <w:tabs>
               <w:tab w:val="right" w:leader="dot" w:pos="9026"/>
@@ -996,7 +1033,7 @@
             <w:tab/>
           </w:r>
           <w:r>
-            <w:t>12</w:t>
+            <w:t>13</w:t>
           </w:r>
         </w:p>
         <w:p>
@@ -1015,7 +1052,7 @@
             <w:tab/>
           </w:r>
           <w:r>
-            <w:t>12</w:t>
+            <w:t>13</w:t>
           </w:r>
         </w:p>
         <w:p>
@@ -1071,7 +1108,7 @@
             <w:tab/>
           </w:r>
           <w:r>
-            <w:t>13</w:t>
+            <w:t>14</w:t>
           </w:r>
         </w:p>
         <w:p>
@@ -1090,7 +1127,7 @@
             <w:tab/>
           </w:r>
           <w:r>
-            <w:t>13</w:t>
+            <w:t>14</w:t>
           </w:r>
         </w:p>
         <w:p>
@@ -1146,7 +1183,7 @@
             <w:tab/>
           </w:r>
           <w:r>
-            <w:t>14</w:t>
+            <w:t>15</w:t>
           </w:r>
         </w:p>
         <w:p>
@@ -10602,10 +10639,692 @@
     </w:p>
     <w:p>
       <w:pPr>
+        <w:pStyle w:val="Heading2"/>
+        <w:spacing w:after="120" w:before="260" w:line="350" w:lineRule="atLeast"/>
+      </w:pPr>
+      <w:bookmarkStart w:name="_Toc33" w:id="33"/>
+      <w:r>
+        <w:rPr>
+          <w:rFonts w:ascii="Times New Roman" w:eastAsia="SimHei"/>
+          <w:b/>
+          <w:bCs/>
+          <w:color w:val="0F2419"/>
+          <w:sz w:val="30"/>
+          <w:szCs w:val="30"/>
+        </w:rPr>
+        <w:t xml:space="preserve">7.4 合成通道容错与四级降级验证</w:t>
+      </w:r>
+      <w:bookmarkEnd w:id="33"/>
+    </w:p>
+    <w:p>
+      <w:pPr>
+        <w:spacing w:after="60" w:line="312"/>
+        <w:ind w:firstLine="480"/>
+        <w:jc w:val="both"/>
+      </w:pPr>
+      <w:r>
+        <w:rPr>
+          <w:rFonts w:ascii="Times New Roman" w:eastAsia="SimSun"/>
+          <w:b w:val="false"/>
+          <w:bCs w:val="false"/>
+          <w:color w:val="1A2420"/>
+          <w:sz w:val="24"/>
+          <w:szCs w:val="24"/>
+        </w:rPr>
+        <w:t xml:space="preserve">测试期内，上游 TTS 网关曾因新增 Web 应用防火墙（WAF）规则而对服务端脚本形态的请求全量返回 405，现场合成通道一度不可用。团队按可靠性工程流程处置：首先以回显服务器抓包对比逐头定位根因（运行时 fetch 自动附加的 sec-fetch-mode、user-agent 等脚本指纹请求头被拦）；随后重构直连客户端，只携带与命令行工具同形的最小必要请求头；最终将合成通道改造为四级链路——z-ai 网关（含五分钟熔断自动探活）、Edge 神经 TTS、espeak-ng 本地合成、预置样本回放，并保证实际引擎在界面徽标、API 响应与存证记录三处一致标注。本节以真实案件记录验证该容错设计的有效性。</w:t>
+      </w:r>
+    </w:p>
+    <w:p>
+      <w:pPr>
+        <w:keepNext/>
+        <w:spacing w:after="80" w:before="200"/>
+        <w:jc w:val="center"/>
+      </w:pPr>
+      <w:r>
+        <w:rPr>
+          <w:rFonts w:ascii="Times New Roman" w:eastAsia="SimHei"/>
+          <w:b/>
+          <w:bCs/>
+          <w:color w:val="1A2420"/>
+          <w:sz w:val="21"/>
+          <w:szCs w:val="21"/>
+        </w:rPr>
+        <w:t xml:space="preserve">表 7-2 合成通道容错验证记录</w:t>
+      </w:r>
+    </w:p>
+    <w:tbl>
+      <w:tblPr>
+        <w:tblW w:type="pct" w:w="5000"/>
+        <w:tblBorders>
+          <w:top w:val="single" w:color="9CC5AF" w:sz="4"/>
+          <w:left w:val="none"/>
+          <w:bottom w:val="single" w:color="9CC5AF" w:sz="4"/>
+          <w:right w:val="none"/>
+          <w:insideH w:val="single" w:color="D5E5DC" w:sz="2"/>
+          <w:insideV w:val="single" w:color="D5E5DC" w:sz="2"/>
+        </w:tblBorders>
+      </w:tblPr>
+      <w:tblGrid>
+        <w:gridCol w:w="1933"/>
+        <w:gridCol w:w="1933"/>
+        <w:gridCol w:w="3515"/>
+        <w:gridCol w:w="1406"/>
+      </w:tblGrid>
+      <w:tr>
+        <w:trPr>
+          <w:cantSplit/>
+          <w:tblHeader/>
+        </w:trPr>
+        <w:tc>
+          <w:tcPr>
+            <w:tcW w:type="pct" w:w="1100"/>
+            <w:shd w:fill="E7F2EC" w:val="clear"/>
+            <w:tcMar>
+              <w:top w:type="dxa" w:w="70"/>
+              <w:left w:type="dxa" w:w="110"/>
+              <w:bottom w:type="dxa" w:w="70"/>
+              <w:right w:type="dxa" w:w="110"/>
+            </w:tcMar>
+          </w:tcPr>
+          <w:p>
+            <w:pPr>
+              <w:spacing w:line="280"/>
+              <w:jc w:val="left"/>
+            </w:pPr>
+            <w:r>
+              <w:rPr>
+                <w:rFonts w:ascii="Times New Roman" w:eastAsia="SimHei"/>
+                <w:b/>
+                <w:bCs/>
+                <w:color w:val="0F2419"/>
+                <w:sz w:val="20"/>
+                <w:szCs w:val="20"/>
+              </w:rPr>
+              <w:t xml:space="preserve">验证场景</w:t>
+            </w:r>
+          </w:p>
+        </w:tc>
+        <w:tc>
+          <w:tcPr>
+            <w:tcW w:type="pct" w:w="1100"/>
+            <w:shd w:fill="E7F2EC" w:val="clear"/>
+            <w:tcMar>
+              <w:top w:type="dxa" w:w="70"/>
+              <w:left w:type="dxa" w:w="110"/>
+              <w:bottom w:type="dxa" w:w="70"/>
+              <w:right w:type="dxa" w:w="110"/>
+            </w:tcMar>
+          </w:tcPr>
+          <w:p>
+            <w:pPr>
+              <w:spacing w:line="280"/>
+              <w:jc w:val="left"/>
+            </w:pPr>
+            <w:r>
+              <w:rPr>
+                <w:rFonts w:ascii="Times New Roman" w:eastAsia="SimHei"/>
+                <w:b/>
+                <w:bCs/>
+                <w:color w:val="0F2419"/>
+                <w:sz w:val="20"/>
+                <w:szCs w:val="20"/>
+              </w:rPr>
+              <w:t xml:space="preserve">通道状态</w:t>
+            </w:r>
+          </w:p>
+        </w:tc>
+        <w:tc>
+          <w:tcPr>
+            <w:tcW w:type="pct" w:w="2000"/>
+            <w:shd w:fill="E7F2EC" w:val="clear"/>
+            <w:tcMar>
+              <w:top w:type="dxa" w:w="70"/>
+              <w:left w:type="dxa" w:w="110"/>
+              <w:bottom w:type="dxa" w:w="70"/>
+              <w:right w:type="dxa" w:w="110"/>
+            </w:tcMar>
+          </w:tcPr>
+          <w:p>
+            <w:pPr>
+              <w:spacing w:line="280"/>
+              <w:jc w:val="left"/>
+            </w:pPr>
+            <w:r>
+              <w:rPr>
+                <w:rFonts w:ascii="Times New Roman" w:eastAsia="SimHei"/>
+                <w:b/>
+                <w:bCs/>
+                <w:color w:val="0F2419"/>
+                <w:sz w:val="20"/>
+                <w:szCs w:val="20"/>
+              </w:rPr>
+              <w:t xml:space="preserve">实际结果</w:t>
+            </w:r>
+          </w:p>
+        </w:tc>
+        <w:tc>
+          <w:tcPr>
+            <w:tcW w:type="pct" w:w="800"/>
+            <w:shd w:fill="E7F2EC" w:val="clear"/>
+            <w:tcMar>
+              <w:top w:type="dxa" w:w="70"/>
+              <w:left w:type="dxa" w:w="110"/>
+              <w:bottom w:type="dxa" w:w="70"/>
+              <w:right w:type="dxa" w:w="110"/>
+            </w:tcMar>
+          </w:tcPr>
+          <w:p>
+            <w:pPr>
+              <w:spacing w:line="280"/>
+              <w:jc w:val="left"/>
+            </w:pPr>
+            <w:r>
+              <w:rPr>
+                <w:rFonts w:ascii="Times New Roman" w:eastAsia="SimHei"/>
+                <w:b/>
+                <w:bCs/>
+                <w:color w:val="0F2419"/>
+                <w:sz w:val="20"/>
+                <w:szCs w:val="20"/>
+              </w:rPr>
+              <w:t xml:space="preserve">案件编号</w:t>
+            </w:r>
+          </w:p>
+        </w:tc>
+      </w:tr>
+      <w:tr>
+        <w:trPr>
+          <w:cantSplit/>
+        </w:trPr>
+        <w:tc>
+          <w:tcPr>
+            <w:tcW w:type="pct" w:w="1100"/>
+            <w:tcMar>
+              <w:top w:type="dxa" w:w="70"/>
+              <w:left w:type="dxa" w:w="110"/>
+              <w:bottom w:type="dxa" w:w="70"/>
+              <w:right w:type="dxa" w:w="110"/>
+            </w:tcMar>
+          </w:tcPr>
+          <w:p>
+            <w:pPr>
+              <w:spacing w:line="280"/>
+              <w:jc w:val="left"/>
+            </w:pPr>
+            <w:r>
+              <w:rPr>
+                <w:rFonts w:ascii="Times New Roman" w:eastAsia="SimSun"/>
+                <w:b w:val="false"/>
+                <w:bCs w:val="false"/>
+                <w:color w:val="1A2420"/>
+                <w:sz w:val="20"/>
+                <w:szCs w:val="20"/>
+              </w:rPr>
+              <w:t xml:space="preserve">直连客户端修复验证</w:t>
+            </w:r>
+          </w:p>
+        </w:tc>
+        <w:tc>
+          <w:tcPr>
+            <w:tcW w:type="pct" w:w="1100"/>
+            <w:tcMar>
+              <w:top w:type="dxa" w:w="70"/>
+              <w:left w:type="dxa" w:w="110"/>
+              <w:bottom w:type="dxa" w:w="70"/>
+              <w:right w:type="dxa" w:w="110"/>
+            </w:tcMar>
+          </w:tcPr>
+          <w:p>
+            <w:pPr>
+              <w:spacing w:line="280"/>
+              <w:jc w:val="left"/>
+            </w:pPr>
+            <w:r>
+              <w:rPr>
+                <w:rFonts w:ascii="Times New Roman" w:eastAsia="SimSun"/>
+                <w:b w:val="false"/>
+                <w:bCs w:val="false"/>
+                <w:color w:val="1A2420"/>
+                <w:sz w:val="20"/>
+                <w:szCs w:val="20"/>
+              </w:rPr>
+              <w:t xml:space="preserve">受限端点定向覆盖</w:t>
+            </w:r>
+          </w:p>
+        </w:tc>
+        <w:tc>
+          <w:tcPr>
+            <w:tcW w:type="pct" w:w="2000"/>
+            <w:tcMar>
+              <w:top w:type="dxa" w:w="70"/>
+              <w:left w:type="dxa" w:w="110"/>
+              <w:bottom w:type="dxa" w:w="70"/>
+              <w:right w:type="dxa" w:w="110"/>
+            </w:tcMar>
+          </w:tcPr>
+          <w:p>
+            <w:pPr>
+              <w:spacing w:line="280"/>
+              <w:jc w:val="left"/>
+            </w:pPr>
+            <w:r>
+              <w:rPr>
+                <w:rFonts w:ascii="Times New Roman" w:eastAsia="SimSun"/>
+                <w:b w:val="false"/>
+                <w:bCs w:val="false"/>
+                <w:color w:val="1A2420"/>
+                <w:sz w:val="20"/>
+                <w:szCs w:val="20"/>
+              </w:rPr>
+              <w:t xml:space="preserve">live 模式 CRITICAL 告警，置信度 0.759，双哈希入库</w:t>
+            </w:r>
+          </w:p>
+        </w:tc>
+        <w:tc>
+          <w:tcPr>
+            <w:tcW w:type="pct" w:w="800"/>
+            <w:tcMar>
+              <w:top w:type="dxa" w:w="70"/>
+              <w:left w:type="dxa" w:w="110"/>
+              <w:bottom w:type="dxa" w:w="70"/>
+              <w:right w:type="dxa" w:w="110"/>
+            </w:tcMar>
+          </w:tcPr>
+          <w:p>
+            <w:pPr>
+              <w:spacing w:line="280"/>
+              <w:jc w:val="left"/>
+            </w:pPr>
+            <w:r>
+              <w:rPr>
+                <w:rFonts w:ascii="Times New Roman" w:eastAsia="SimSun"/>
+                <w:b w:val="false"/>
+                <w:bCs w:val="false"/>
+                <w:color w:val="1A2420"/>
+                <w:sz w:val="20"/>
+                <w:szCs w:val="20"/>
+              </w:rPr>
+              <w:t xml:space="preserve">SS-20261027-0008</w:t>
+            </w:r>
+          </w:p>
+        </w:tc>
+      </w:tr>
+      <w:tr>
+        <w:trPr>
+          <w:cantSplit/>
+        </w:trPr>
+        <w:tc>
+          <w:tcPr>
+            <w:tcW w:type="pct" w:w="1100"/>
+            <w:tcMar>
+              <w:top w:type="dxa" w:w="70"/>
+              <w:left w:type="dxa" w:w="110"/>
+              <w:bottom w:type="dxa" w:w="70"/>
+              <w:right w:type="dxa" w:w="110"/>
+            </w:tcMar>
+          </w:tcPr>
+          <w:p>
+            <w:pPr>
+              <w:spacing w:line="280"/>
+              <w:jc w:val="left"/>
+            </w:pPr>
+            <w:r>
+              <w:rPr>
+                <w:rFonts w:ascii="Times New Roman" w:eastAsia="SimSun"/>
+                <w:b w:val="false"/>
+                <w:bCs w:val="false"/>
+                <w:color w:val="1A2420"/>
+                <w:sz w:val="20"/>
+                <w:szCs w:val="20"/>
+              </w:rPr>
+              <w:t xml:space="preserve">WAF 惩罚期降级</w:t>
+            </w:r>
+          </w:p>
+        </w:tc>
+        <w:tc>
+          <w:tcPr>
+            <w:tcW w:type="pct" w:w="1100"/>
+            <w:tcMar>
+              <w:top w:type="dxa" w:w="70"/>
+              <w:left w:type="dxa" w:w="110"/>
+              <w:bottom w:type="dxa" w:w="70"/>
+              <w:right w:type="dxa" w:w="110"/>
+            </w:tcMar>
+          </w:tcPr>
+          <w:p>
+            <w:pPr>
+              <w:spacing w:line="280"/>
+              <w:jc w:val="left"/>
+            </w:pPr>
+            <w:r>
+              <w:rPr>
+                <w:rFonts w:ascii="Times New Roman" w:eastAsia="SimSun"/>
+                <w:b w:val="false"/>
+                <w:bCs w:val="false"/>
+                <w:color w:val="1A2420"/>
+                <w:sz w:val="20"/>
+                <w:szCs w:val="20"/>
+              </w:rPr>
+              <w:t xml:space="preserve">上游 405 全量拦截</w:t>
+            </w:r>
+          </w:p>
+        </w:tc>
+        <w:tc>
+          <w:tcPr>
+            <w:tcW w:type="pct" w:w="2000"/>
+            <w:tcMar>
+              <w:top w:type="dxa" w:w="70"/>
+              <w:left w:type="dxa" w:w="110"/>
+              <w:bottom w:type="dxa" w:w="70"/>
+              <w:right w:type="dxa" w:w="110"/>
+            </w:tcMar>
+          </w:tcPr>
+          <w:p>
+            <w:pPr>
+              <w:spacing w:line="280"/>
+              <w:jc w:val="left"/>
+            </w:pPr>
+            <w:r>
+              <w:rPr>
+                <w:rFonts w:ascii="Times New Roman" w:eastAsia="SimSun"/>
+                <w:b w:val="false"/>
+                <w:bCs w:val="false"/>
+                <w:color w:val="1A2420"/>
+                <w:sz w:val="20"/>
+                <w:szCs w:val="20"/>
+              </w:rPr>
+              <w:t xml:space="preserve">fallback 模式预置回放，HIGH 0.719，徽标如实标注</w:t>
+            </w:r>
+          </w:p>
+        </w:tc>
+        <w:tc>
+          <w:tcPr>
+            <w:tcW w:type="pct" w:w="800"/>
+            <w:tcMar>
+              <w:top w:type="dxa" w:w="70"/>
+              <w:left w:type="dxa" w:w="110"/>
+              <w:bottom w:type="dxa" w:w="70"/>
+              <w:right w:type="dxa" w:w="110"/>
+            </w:tcMar>
+          </w:tcPr>
+          <w:p>
+            <w:pPr>
+              <w:spacing w:line="280"/>
+              <w:jc w:val="left"/>
+            </w:pPr>
+            <w:r>
+              <w:rPr>
+                <w:rFonts w:ascii="Times New Roman" w:eastAsia="SimSun"/>
+                <w:b w:val="false"/>
+                <w:bCs w:val="false"/>
+                <w:color w:val="1A2420"/>
+                <w:sz w:val="20"/>
+                <w:szCs w:val="20"/>
+              </w:rPr>
+              <w:t xml:space="preserve">SS-20261027-0010</w:t>
+            </w:r>
+          </w:p>
+        </w:tc>
+      </w:tr>
+      <w:tr>
+        <w:trPr>
+          <w:cantSplit/>
+        </w:trPr>
+        <w:tc>
+          <w:tcPr>
+            <w:tcW w:type="pct" w:w="1100"/>
+            <w:tcMar>
+              <w:top w:type="dxa" w:w="70"/>
+              <w:left w:type="dxa" w:w="110"/>
+              <w:bottom w:type="dxa" w:w="70"/>
+              <w:right w:type="dxa" w:w="110"/>
+            </w:tcMar>
+          </w:tcPr>
+          <w:p>
+            <w:pPr>
+              <w:spacing w:line="280"/>
+              <w:jc w:val="left"/>
+            </w:pPr>
+            <w:r>
+              <w:rPr>
+                <w:rFonts w:ascii="Times New Roman" w:eastAsia="SimSun"/>
+                <w:b w:val="false"/>
+                <w:bCs w:val="false"/>
+                <w:color w:val="1A2420"/>
+                <w:sz w:val="20"/>
+                <w:szCs w:val="20"/>
+              </w:rPr>
+              <w:t xml:space="preserve">四级链重构后端到端</w:t>
+            </w:r>
+          </w:p>
+        </w:tc>
+        <w:tc>
+          <w:tcPr>
+            <w:tcW w:type="pct" w:w="1100"/>
+            <w:tcMar>
+              <w:top w:type="dxa" w:w="70"/>
+              <w:left w:type="dxa" w:w="110"/>
+              <w:bottom w:type="dxa" w:w="70"/>
+              <w:right w:type="dxa" w:w="110"/>
+            </w:tcMar>
+          </w:tcPr>
+          <w:p>
+            <w:pPr>
+              <w:spacing w:line="280"/>
+              <w:jc w:val="left"/>
+            </w:pPr>
+            <w:r>
+              <w:rPr>
+                <w:rFonts w:ascii="Times New Roman" w:eastAsia="SimSun"/>
+                <w:b w:val="false"/>
+                <w:bCs w:val="false"/>
+                <w:color w:val="1A2420"/>
+                <w:sz w:val="20"/>
+                <w:szCs w:val="20"/>
+              </w:rPr>
+              <w:t xml:space="preserve">Tier 1 被拦，自动降级</w:t>
+            </w:r>
+          </w:p>
+        </w:tc>
+        <w:tc>
+          <w:tcPr>
+            <w:tcW w:type="pct" w:w="2000"/>
+            <w:tcMar>
+              <w:top w:type="dxa" w:w="70"/>
+              <w:left w:type="dxa" w:w="110"/>
+              <w:bottom w:type="dxa" w:w="70"/>
+              <w:right w:type="dxa" w:w="110"/>
+            </w:tcMar>
+          </w:tcPr>
+          <w:p>
+            <w:pPr>
+              <w:spacing w:line="280"/>
+              <w:jc w:val="left"/>
+            </w:pPr>
+            <w:r>
+              <w:rPr>
+                <w:rFonts w:ascii="Times New Roman" w:eastAsia="SimSun"/>
+                <w:b w:val="false"/>
+                <w:bCs w:val="false"/>
+                <w:color w:val="1A2420"/>
+                <w:sz w:val="20"/>
+                <w:szCs w:val="20"/>
+              </w:rPr>
+              <w:t xml:space="preserve">Edge 神经 TTS 现场合用户文本，页面零 JS 错误</w:t>
+            </w:r>
+          </w:p>
+        </w:tc>
+        <w:tc>
+          <w:tcPr>
+            <w:tcW w:type="pct" w:w="800"/>
+            <w:tcMar>
+              <w:top w:type="dxa" w:w="70"/>
+              <w:left w:type="dxa" w:w="110"/>
+              <w:bottom w:type="dxa" w:w="70"/>
+              <w:right w:type="dxa" w:w="110"/>
+            </w:tcMar>
+          </w:tcPr>
+          <w:p>
+            <w:pPr>
+              <w:spacing w:line="280"/>
+              <w:jc w:val="left"/>
+            </w:pPr>
+            <w:r>
+              <w:rPr>
+                <w:rFonts w:ascii="Times New Roman" w:eastAsia="SimSun"/>
+                <w:b w:val="false"/>
+                <w:bCs w:val="false"/>
+                <w:color w:val="1A2420"/>
+                <w:sz w:val="20"/>
+                <w:szCs w:val="20"/>
+              </w:rPr>
+              <w:t xml:space="preserve">SS-20261028-0003</w:t>
+            </w:r>
+          </w:p>
+        </w:tc>
+      </w:tr>
+      <w:tr>
+        <w:trPr>
+          <w:cantSplit/>
+        </w:trPr>
+        <w:tc>
+          <w:tcPr>
+            <w:tcW w:type="pct" w:w="1100"/>
+            <w:tcMar>
+              <w:top w:type="dxa" w:w="70"/>
+              <w:left w:type="dxa" w:w="110"/>
+              <w:bottom w:type="dxa" w:w="70"/>
+              <w:right w:type="dxa" w:w="110"/>
+            </w:tcMar>
+          </w:tcPr>
+          <w:p>
+            <w:pPr>
+              <w:spacing w:line="280"/>
+              <w:jc w:val="left"/>
+            </w:pPr>
+            <w:r>
+              <w:rPr>
+                <w:rFonts w:ascii="Times New Roman" w:eastAsia="SimSun"/>
+                <w:b w:val="false"/>
+                <w:bCs w:val="false"/>
+                <w:color w:val="1A2420"/>
+                <w:sz w:val="20"/>
+                <w:szCs w:val="20"/>
+              </w:rPr>
+              <w:t xml:space="preserve">熔断探活复验</w:t>
+            </w:r>
+          </w:p>
+        </w:tc>
+        <w:tc>
+          <w:tcPr>
+            <w:tcW w:type="pct" w:w="1100"/>
+            <w:tcMar>
+              <w:top w:type="dxa" w:w="70"/>
+              <w:left w:type="dxa" w:w="110"/>
+              <w:bottom w:type="dxa" w:w="70"/>
+              <w:right w:type="dxa" w:w="110"/>
+            </w:tcMar>
+          </w:tcPr>
+          <w:p>
+            <w:pPr>
+              <w:spacing w:line="280"/>
+              <w:jc w:val="left"/>
+            </w:pPr>
+            <w:r>
+              <w:rPr>
+                <w:rFonts w:ascii="Times New Roman" w:eastAsia="SimSun"/>
+                <w:b w:val="false"/>
+                <w:bCs w:val="false"/>
+                <w:color w:val="1A2420"/>
+                <w:sz w:val="20"/>
+                <w:szCs w:val="20"/>
+              </w:rPr>
+              <w:t xml:space="preserve">Tier 1 熔断窗口内</w:t>
+            </w:r>
+          </w:p>
+        </w:tc>
+        <w:tc>
+          <w:tcPr>
+            <w:tcW w:type="pct" w:w="2000"/>
+            <w:tcMar>
+              <w:top w:type="dxa" w:w="70"/>
+              <w:left w:type="dxa" w:w="110"/>
+              <w:bottom w:type="dxa" w:w="70"/>
+              <w:right w:type="dxa" w:w="110"/>
+            </w:tcMar>
+          </w:tcPr>
+          <w:p>
+            <w:pPr>
+              <w:spacing w:line="280"/>
+              <w:jc w:val="left"/>
+            </w:pPr>
+            <w:r>
+              <w:rPr>
+                <w:rFonts w:ascii="Times New Roman" w:eastAsia="SimSun"/>
+                <w:b w:val="false"/>
+                <w:bCs w:val="false"/>
+                <w:color w:val="1A2420"/>
+                <w:sz w:val="20"/>
+                <w:szCs w:val="20"/>
+              </w:rPr>
+              <w:t xml:space="preserve">跳过被拦通道直取 Edge，live 模式 HIGH 判决，存证完整</w:t>
+            </w:r>
+          </w:p>
+        </w:tc>
+        <w:tc>
+          <w:tcPr>
+            <w:tcW w:type="pct" w:w="800"/>
+            <w:tcMar>
+              <w:top w:type="dxa" w:w="70"/>
+              <w:left w:type="dxa" w:w="110"/>
+              <w:bottom w:type="dxa" w:w="70"/>
+              <w:right w:type="dxa" w:w="110"/>
+            </w:tcMar>
+          </w:tcPr>
+          <w:p>
+            <w:pPr>
+              <w:spacing w:line="280"/>
+              <w:jc w:val="left"/>
+            </w:pPr>
+            <w:r>
+              <w:rPr>
+                <w:rFonts w:ascii="Times New Roman" w:eastAsia="SimSun"/>
+                <w:b w:val="false"/>
+                <w:bCs w:val="false"/>
+                <w:color w:val="1A2420"/>
+                <w:sz w:val="20"/>
+                <w:szCs w:val="20"/>
+              </w:rPr>
+              <w:t xml:space="preserve">SS-20261028-0004</w:t>
+            </w:r>
+          </w:p>
+        </w:tc>
+      </w:tr>
+    </w:tbl>
+    <w:p>
+      <w:pPr>
+        <w:spacing w:after="60" w:line="312"/>
+        <w:ind w:firstLine="480"/>
+        <w:jc w:val="both"/>
+      </w:pPr>
+      <w:r>
+        <w:rPr>
+          <w:rFonts w:ascii="Times New Roman" w:eastAsia="SimSun"/>
+          <w:b w:val="false"/>
+          <w:bCs w:val="false"/>
+          <w:color w:val="1A2420"/>
+          <w:sz w:val="24"/>
+          <w:szCs w:val="24"/>
+        </w:rPr>
+        <w:t xml:space="preserve">上述记录表明：无论上游通道处于正常、被拦截或惩罚窗口状态，「合成用户输入文本并当场检出」的演示闭环始终可用，且降级路径从不伪装为在线合成——这正是作品诚实原则在容错设计上的延伸。通道修复后 ESLint 全量检查保持零错误零告警，四级链各子进程调用均以参数数组方式执行，不经 shell，不存在命令注入面。</w:t>
+      </w:r>
+    </w:p>
+    <w:p>
+      <w:pPr>
         <w:pStyle w:val="Heading1"/>
         <w:spacing w:after="160" w:before="360" w:line="380" w:lineRule="atLeast"/>
       </w:pPr>
-      <w:bookmarkStart w:name="_Toc33" w:id="33"/>
+      <w:bookmarkStart w:name="_Toc34" w:id="34"/>
       <w:r>
         <w:rPr>
           <w:rFonts w:ascii="Times New Roman" w:eastAsia="SimHei"/>
@@ -10617,14 +11336,14 @@
         </w:rPr>
         <w:t xml:space="preserve">第八章 已知边界与诚实分析</w:t>
       </w:r>
-      <w:bookmarkEnd w:id="33"/>
+      <w:bookmarkEnd w:id="34"/>
     </w:p>
     <w:p>
       <w:pPr>
         <w:pStyle w:val="Heading2"/>
         <w:spacing w:after="120" w:before="260" w:line="350" w:lineRule="atLeast"/>
       </w:pPr>
-      <w:bookmarkStart w:name="_Toc34" w:id="34"/>
+      <w:bookmarkStart w:name="_Toc35" w:id="35"/>
       <w:r>
         <w:rPr>
           <w:rFonts w:ascii="Times New Roman" w:eastAsia="SimHei"/>
@@ -10636,7 +11355,7 @@
         </w:rPr>
         <w:t xml:space="preserve">8.1 重压缩有声书样本的系统性误报</w:t>
       </w:r>
-      <w:bookmarkEnd w:id="34"/>
+      <w:bookmarkEnd w:id="35"/>
     </w:p>
     <w:p>
       <w:pPr>
@@ -10661,7 +11380,7 @@
         <w:pStyle w:val="Heading2"/>
         <w:spacing w:after="120" w:before="260" w:line="350" w:lineRule="atLeast"/>
       </w:pPr>
-      <w:bookmarkStart w:name="_Toc35" w:id="35"/>
+      <w:bookmarkStart w:name="_Toc36" w:id="36"/>
       <w:r>
         <w:rPr>
           <w:rFonts w:ascii="Times New Roman" w:eastAsia="SimHei"/>
@@ -10673,7 +11392,7 @@
         </w:rPr>
         <w:t xml:space="preserve">8.2 近阈值漏报与复合退化短板</w:t>
       </w:r>
-      <w:bookmarkEnd w:id="35"/>
+      <w:bookmarkEnd w:id="36"/>
     </w:p>
     <w:p>
       <w:pPr>
@@ -10698,7 +11417,7 @@
         <w:pStyle w:val="Heading2"/>
         <w:spacing w:after="120" w:before="260" w:line="350" w:lineRule="atLeast"/>
       </w:pPr>
-      <w:bookmarkStart w:name="_Toc36" w:id="36"/>
+      <w:bookmarkStart w:name="_Toc37" w:id="37"/>
       <w:r>
         <w:rPr>
           <w:rFonts w:ascii="Times New Roman" w:eastAsia="SimHei"/>
@@ -10710,7 +11429,7 @@
         </w:rPr>
         <w:t xml:space="preserve">8.3 与深度集成模型的定位差距</w:t>
       </w:r>
-      <w:bookmarkEnd w:id="36"/>
+      <w:bookmarkEnd w:id="37"/>
     </w:p>
     <w:p>
       <w:pPr>
@@ -10735,7 +11454,7 @@
         <w:pStyle w:val="Heading2"/>
         <w:spacing w:after="120" w:before="260" w:line="350" w:lineRule="atLeast"/>
       </w:pPr>
-      <w:bookmarkStart w:name="_Toc37" w:id="37"/>
+      <w:bookmarkStart w:name="_Toc38" w:id="38"/>
       <w:r>
         <w:rPr>
           <w:rFonts w:ascii="Times New Roman" w:eastAsia="SimHei"/>
@@ -10747,7 +11466,7 @@
         </w:rPr>
         <w:t xml:space="preserve">8.4 测试集规模与覆盖面局限</w:t>
       </w:r>
-      <w:bookmarkEnd w:id="37"/>
+      <w:bookmarkEnd w:id="38"/>
     </w:p>
     <w:p>
       <w:pPr>
@@ -10764,7 +11483,7 @@
           <w:sz w:val="24"/>
           <w:szCs w:val="24"/>
         </w:rPr>
-        <w:t xml:space="preserve">本轮测试的规模与覆盖面存在四项局限，逐一如实列出：第一，合成样本仅来自单一 TTS 系统的 7 个音色，未覆盖其他商业声学模型与开源声码器；第二，自然样本源仅 5 个，覆盖的说话人、口音与录音条件多样性有限；第三，文本级不相交的独立合成测试集（T2）因样本生成通道受限未能纳入本轮；第四，未包含对抗性样本（如专门设计以规避特征检测的对抗性合成语音）与真实诈骗现场录音。上述局限不影响本报告结论在其声明范围内的有效性，但提醒评审将结论的外推性限定在同一声学条件下。后续将在 ASVspoof 系列公开数据集上补充跨系统评测。</w:t>
+        <w:t xml:space="preserve">本轮测试的规模与覆盖面存在四项局限，逐一如实列出：第一，合成样本仅来自单一 TTS 系统的 7 个音色，未覆盖其他商业声学模型与开源声码器；第二，自然样本源仅 5 个，覆盖的说话人、口音与录音条件多样性有限；第三，文本级不相交的独立合成测试集（T2）因样本生成通道受上游WAF路径级拦截窗口影响未能纳入本轮；第四，未包含对抗性样本（如专门设计以规避特征检测的对抗性合成语音）与真实诈骗现场录音。上述局限不影响本报告结论在其声明范围内的有效性，但提醒评审将结论的外推性限定在同一声学条件下。后续将在 ASVspoof 系列公开数据集上补充跨系统评测。</w:t>
       </w:r>
     </w:p>
     <w:p>
@@ -10772,7 +11491,7 @@
         <w:pStyle w:val="Heading1"/>
         <w:spacing w:after="160" w:before="360" w:line="380" w:lineRule="atLeast"/>
       </w:pPr>
-      <w:bookmarkStart w:name="_Toc38" w:id="38"/>
+      <w:bookmarkStart w:name="_Toc39" w:id="39"/>
       <w:r>
         <w:rPr>
           <w:rFonts w:ascii="Times New Roman" w:eastAsia="SimHei"/>
@@ -10784,14 +11503,14 @@
         </w:rPr>
         <w:t xml:space="preserve">第九章 测试结论</w:t>
       </w:r>
-      <w:bookmarkEnd w:id="38"/>
+      <w:bookmarkEnd w:id="39"/>
     </w:p>
     <w:p>
       <w:pPr>
         <w:pStyle w:val="Heading2"/>
         <w:spacing w:after="120" w:before="260" w:line="350" w:lineRule="atLeast"/>
       </w:pPr>
-      <w:bookmarkStart w:name="_Toc39" w:id="39"/>
+      <w:bookmarkStart w:name="_Toc40" w:id="40"/>
       <w:r>
         <w:rPr>
           <w:rFonts w:ascii="Times New Roman" w:eastAsia="SimHei"/>
@@ -10803,7 +11522,7 @@
         </w:rPr>
         <w:t xml:space="preserve">9.1 设计指标达成情况</w:t>
       </w:r>
-      <w:bookmarkEnd w:id="39"/>
+      <w:bookmarkEnd w:id="40"/>
     </w:p>
     <w:p>
       <w:pPr>
@@ -11923,7 +12642,7 @@
         <w:pStyle w:val="Heading2"/>
         <w:spacing w:after="120" w:before="260" w:line="350" w:lineRule="atLeast"/>
       </w:pPr>
-      <w:bookmarkStart w:name="_Toc40" w:id="40"/>
+      <w:bookmarkStart w:name="_Toc41" w:id="41"/>
       <w:r>
         <w:rPr>
           <w:rFonts w:ascii="Times New Roman" w:eastAsia="SimHei"/>
@@ -11935,7 +12654,7 @@
         </w:rPr>
         <w:t xml:space="preserve">9.2 实现功能与特色总结</w:t>
       </w:r>
-      <w:bookmarkEnd w:id="40"/>
+      <w:bookmarkEnd w:id="41"/>
     </w:p>
     <w:p>
       <w:pPr>
@@ -11960,7 +12679,7 @@
         <w:pStyle w:val="Heading2"/>
         <w:spacing w:after="120" w:before="260" w:line="350" w:lineRule="atLeast"/>
       </w:pPr>
-      <w:bookmarkStart w:name="_Toc41" w:id="41"/>
+      <w:bookmarkStart w:name="_Toc42" w:id="42"/>
       <w:r>
         <w:rPr>
           <w:rFonts w:ascii="Times New Roman" w:eastAsia="SimHei"/>
@@ -11972,7 +12691,7 @@
         </w:rPr>
         <w:t xml:space="preserve">9.3 综合结论与后续改进</w:t>
       </w:r>
-      <w:bookmarkEnd w:id="41"/>
+      <w:bookmarkEnd w:id="42"/>
     </w:p>
     <w:p>
       <w:pPr>
@@ -11997,7 +12716,7 @@
         <w:pStyle w:val="Heading1"/>
         <w:spacing w:after="160" w:before="360" w:line="380" w:lineRule="atLeast"/>
       </w:pPr>
-      <w:bookmarkStart w:name="_Toc42" w:id="42"/>
+      <w:bookmarkStart w:name="_Toc43" w:id="43"/>
       <w:r>
         <w:rPr>
           <w:rFonts w:ascii="Times New Roman" w:eastAsia="SimHei"/>
@@ -12009,7 +12728,7 @@
         </w:rPr>
         <w:t xml:space="preserve">附录 A 分项测试数据汇总</w:t>
       </w:r>
-      <w:bookmarkEnd w:id="42"/>
+      <w:bookmarkEnd w:id="43"/>
     </w:p>
     <w:p>
       <w:pPr>
@@ -13670,7 +14389,7 @@
         <w:pStyle w:val="Heading1"/>
         <w:spacing w:after="160" w:before="360" w:line="380" w:lineRule="atLeast"/>
       </w:pPr>
-      <w:bookmarkStart w:name="_Toc43" w:id="43"/>
+      <w:bookmarkStart w:name="_Toc44" w:id="44"/>
       <w:r>
         <w:rPr>
           <w:rFonts w:ascii="Times New Roman" w:eastAsia="SimHei"/>
@@ -13682,7 +14401,7 @@
         </w:rPr>
         <w:t xml:space="preserve">附录 B 可复现性说明</w:t>
       </w:r>
-      <w:bookmarkEnd w:id="43"/>
+      <w:bookmarkEnd w:id="44"/>
     </w:p>
     <w:p>
       <w:pPr>
@@ -13699,7 +14418,7 @@
           <w:sz w:val="24"/>
           <w:szCs w:val="24"/>
         </w:rPr>
-        <w:t xml:space="preserve">本报告全部结果可通过代码库中的测试管线一键复现：第一步，执行 scripts/gen-natural-variants.ts 与 scripts/gen-tts-variants.ts 生成全部变体（固定种子）；第二步，执行 scripts/run-testsuite.ts 得到 210 条判决与全部指标；第三步，执行 scripts/gen-test-figures.py 重生本报告全部图表。测试套件与引擎在同一 Node.js 运行时内执行，无云端依赖；除窄带仿真与变体生成使用固定种子外，计时类指标（单窗时延、RTF）受 CPU 负载影响存在小幅波动，但量级不变；其余全部指标应逐位一致。</w:t>
+        <w:t xml:space="preserve">本报告全部结果可通过代码库（github.com/43aquarius/ShieldEar）中的测试管线一键复现：第一步，执行 scripts/gen-natural-variants.ts 与 scripts/gen-tts-variants.ts 生成全部变体（固定种子）；第二步，执行 scripts/run-testsuite.ts 得到 210 条判决与全部指标；第三步，执行 scripts/gen-test-figures.py 重生本报告全部图表。测试套件与引擎在同一 Node.js 运行时内执行，无云端依赖；除窄带仿真与变体生成使用固定种子外，计时类指标（单窗时延、RTF）受 CPU 负载影响存在小幅波动，但量级不变；其余全部指标应逐位一致。</w:t>
       </w:r>
     </w:p>
     <w:sectPr>

--- a/docs/声盾-系统测试报告.docx
+++ b/docs/声盾-系统测试报告.docx
@@ -157,7 +157,7 @@
                 <w:sz w:val="24"/>
                 <w:szCs w:val="24"/>
               </w:rPr>
-              <w:t xml:space="preserve">团队成员：谭畅 等 2 人</w:t>
+              <w:t xml:space="preserve">团队成员：43aquarius、谭畅（共 2 人）</w:t>
             </w:r>
           </w:p>
           <w:p>
@@ -228,7 +228,7 @@
                 <w:sz w:val="16"/>
                 <w:szCs w:val="16"/>
               </w:rPr>
-              <w:t xml:space="preserve">TEST-SUITE V1.0 · 2026.10</w:t>
+              <w:t xml:space="preserve">TEST-SUITE V1.1 · 2026.10</w:t>
             </w:r>
           </w:p>
         </w:tc>
@@ -275,7 +275,7 @@
           <w:sz w:val="24"/>
           <w:szCs w:val="24"/>
         </w:rPr>
-        <w:t xml:space="preserve">本报告对「声盾 ShieldEar v1.3.0-calibrated」——面向 AI 语音诈骗的实时鉴伪反诈平台——完成了系统性测试。测试覆盖四个维度：检测性能、环境鲁棒性、实时性与端到端功能。核心方法是自研自动化测试套件对 105 个音频文件在宽带与 300–3400 Hz 电话窄带两种信道下执行 210 条判决，测试集包括自然人声原始样本、鲁棒性变体（±6 dB 增益、1.05 倍变速、20 dB 加噪、MP3 编解码）与神经 TTS 合成样本（7 音色）。</w:t>
+        <w:t xml:space="preserve">本报告对「声盾 ShieldEar v1.3.0-calibrated」——面向 AI 语音诈骗的实时鉴伪反诈平台——完成了系统性测试。测试覆盖四个维度：检测性能、环境鲁棒性、实时性与端到端功能。核心方法是自研自动化测试套件对 129 个音频文件在宽带与 300–3400 Hz 电话窄带两种信道下执行 258 条判决，测试集包括自然人声原始样本、鲁棒性变体（±6 dB 增益、1.05 倍变速、20 dB 加噪、MP3 编解码）、神经 TTS 合成样本（z-ai 校准集 7 音色），以及本轮新增的跨引擎独立合成测试集（微软 Edge 神经 TTS，8 音色 × 3 条全新文本，与校准集构成引擎级与文本级双重不相交）。</w:t>
       </w:r>
     </w:p>
     <w:p>
@@ -293,7 +293,7 @@
           <w:sz w:val="24"/>
           <w:szCs w:val="24"/>
         </w:rPr>
-        <w:t xml:space="preserve">主要结果：宽带信道准确率 87.6%、召回率 90.0%、F1 0.917；窄带信道准确率 74.3%、召回率 72.5%；两信道精确率均高于 0.92，检出即高可信。实时性方面，单窗（2 秒）分析时延 P99 为 9.15 毫秒，整段分析实时因子（RTF）中位数 0.0064、最大值 0.0118，距实时线两个数量级以上；端到端功能测试 8 个用例全部通过。报告同时诚实分析了已知边界：重压缩有声书样本的样本特异性误报、窄带叠加复合退化时的近阈值漏报，以及与深度集成模型的定位差距与后续路线。全部测试脚本、样本与逐条判决数据随代码库交付，结果完全可复现。</w:t>
+        <w:t xml:space="preserve">主要结果：全量 258 条判决（含跨引擎独立集 T2）下，宽带信道准确率 83.7%、召回率 84.6%、F1 0.893；窄带信道准确率 78.3%、召回率 77.9%、F1 0.853；两信道精确率均高于 0.94，检出即高可信。分层看，校准集 T1 宽带检出率仍为 100%；跨引擎独立集 T2 总体正确率 81.3%，其中电话窄带信道检出 23/24，且全部漏报均为近阈值 MEDIUM 档样本，无盲区漏报。实时性方面，单窗（2 秒）分析时延 P99 为 9.43 毫秒，整段分析实时因子（RTF）中位数 0.0067、最大值 0.012，距实时线两个数量级以上；端到端功能测试 8 个用例全部通过。报告同时诚实分析了已知边界：重压缩有声书样本的样本特异性误报、窄带叠加复合退化时的近阈值漏报、高保真男声音色的跨引擎检出强度差异，以及与深度集成模型的定位差距与后续路线。全部测试脚本、样本与逐条判决数据随代码库交付，结果完全可复现。</w:t>
       </w:r>
     </w:p>
     <w:p>
@@ -357,11 +357,7 @@
           </w:pPr>
           <w:r>
             <w:fldChar w:fldCharType="begin" w:dirty="true"/>
-          </w:r>
-          <w:r>
             <w:instrText xml:space="preserve">TOC \h \o "1-2"</w:instrText>
-          </w:r>
-          <w:r>
             <w:fldChar w:fldCharType="separate"/>
           </w:r>
           <w:hyperlink w:history="1" w:anchor="_Toc1">
@@ -374,6 +370,72 @@
             <w:r>
               <w:fldChar w:fldCharType="begin" w:dirty="true"/>
               <w:instrText xml:space="preserve">PAGEREF _Toc1 \h</w:instrText>
+              <w:fldChar w:fldCharType="separate"/>
+              <w:fldChar w:fldCharType="end"/>
+            </w:r>
+          </w:hyperlink>
+        </w:p>
+        <w:p>
+          <w:pPr>
+            <w:pStyle w:val="TOC2"/>
+            <w:tabs>
+              <w:tab w:val="right" w:pos="8788" w:leader="dot"/>
+            </w:tabs>
+          </w:pPr>
+          <w:hyperlink w:history="1" w:anchor="_Toc2">
+            <w:r>
+              <w:t xml:space="preserve">1.1 测试目的与依据</w:t>
+            </w:r>
+            <w:r>
+              <w:tab/>
+            </w:r>
+            <w:r>
+              <w:fldChar w:fldCharType="begin" w:dirty="true"/>
+              <w:instrText xml:space="preserve">PAGEREF _Toc2 \h</w:instrText>
+              <w:fldChar w:fldCharType="separate"/>
+              <w:fldChar w:fldCharType="end"/>
+            </w:r>
+          </w:hyperlink>
+        </w:p>
+        <w:p>
+          <w:pPr>
+            <w:pStyle w:val="TOC2"/>
+            <w:tabs>
+              <w:tab w:val="right" w:pos="8788" w:leader="dot"/>
+            </w:tabs>
+          </w:pPr>
+          <w:hyperlink w:history="1" w:anchor="_Toc3">
+            <w:r>
+              <w:t xml:space="preserve">1.2 被测对象与版本</w:t>
+            </w:r>
+            <w:r>
+              <w:tab/>
+            </w:r>
+            <w:r>
+              <w:fldChar w:fldCharType="begin" w:dirty="true"/>
+              <w:instrText xml:space="preserve">PAGEREF _Toc3 \h</w:instrText>
+              <w:fldChar w:fldCharType="separate"/>
+              <w:fldChar w:fldCharType="end"/>
+            </w:r>
+          </w:hyperlink>
+        </w:p>
+        <w:p>
+          <w:pPr>
+            <w:pStyle w:val="TOC2"/>
+            <w:tabs>
+              <w:tab w:val="right" w:pos="8788" w:leader="dot"/>
+            </w:tabs>
+          </w:pPr>
+          <w:hyperlink w:history="1" w:anchor="_Toc4">
+            <w:r>
+              <w:t xml:space="preserve">1.3 测试范围与方法组织</w:t>
+            </w:r>
+            <w:r>
+              <w:tab/>
+            </w:r>
+            <w:r>
+              <w:fldChar w:fldCharType="begin" w:dirty="true"/>
+              <w:instrText xml:space="preserve">PAGEREF _Toc4 \h</w:instrText>
               <w:fldChar w:fldCharType="separate"/>
               <w:fldChar w:fldCharType="end"/>
             </w:r>
@@ -383,826 +445,859 @@
           <w:pPr>
             <w:pStyle w:val="TOC1"/>
             <w:tabs>
-              <w:tab w:val="right" w:leader="dot" w:pos="9026"/>
+              <w:tab w:val="right" w:pos="8788" w:leader="dot"/>
             </w:tabs>
-            <w:spacing w:before="120" w:after="60"/>
           </w:pPr>
-          <w:r>
-            <w:t>第一章 测试概述</w:t>
-          </w:r>
-          <w:r>
-            <w:tab/>
-          </w:r>
-          <w:r>
-            <w:t>1</w:t>
-          </w:r>
+          <w:hyperlink w:history="1" w:anchor="_Toc5">
+            <w:r>
+              <w:t xml:space="preserve">第二章 测试环境与设备</w:t>
+            </w:r>
+            <w:r>
+              <w:tab/>
+            </w:r>
+            <w:r>
+              <w:fldChar w:fldCharType="begin" w:dirty="true"/>
+              <w:instrText xml:space="preserve">PAGEREF _Toc5 \h</w:instrText>
+              <w:fldChar w:fldCharType="separate"/>
+              <w:fldChar w:fldCharType="end"/>
+            </w:r>
+          </w:hyperlink>
         </w:p>
         <w:p>
           <w:pPr>
             <w:pStyle w:val="TOC2"/>
-            <w:ind w:left="360"/>
             <w:tabs>
-              <w:tab w:val="right" w:leader="dot" w:pos="9026"/>
+              <w:tab w:val="right" w:pos="8788" w:leader="dot"/>
             </w:tabs>
-            <w:spacing w:before="120" w:after="60"/>
           </w:pPr>
-          <w:r>
-            <w:t>1.1 测试目的与依据</w:t>
-          </w:r>
-          <w:r>
-            <w:tab/>
-          </w:r>
-          <w:r>
-            <w:t>2</w:t>
-          </w:r>
+          <w:hyperlink w:history="1" w:anchor="_Toc6">
+            <w:r>
+              <w:t xml:space="preserve">2.1 硬件环境</w:t>
+            </w:r>
+            <w:r>
+              <w:tab/>
+            </w:r>
+            <w:r>
+              <w:fldChar w:fldCharType="begin" w:dirty="true"/>
+              <w:instrText xml:space="preserve">PAGEREF _Toc6 \h</w:instrText>
+              <w:fldChar w:fldCharType="separate"/>
+              <w:fldChar w:fldCharType="end"/>
+            </w:r>
+          </w:hyperlink>
         </w:p>
         <w:p>
           <w:pPr>
             <w:pStyle w:val="TOC2"/>
-            <w:ind w:left="360"/>
             <w:tabs>
-              <w:tab w:val="right" w:leader="dot" w:pos="9026"/>
+              <w:tab w:val="right" w:pos="8788" w:leader="dot"/>
             </w:tabs>
-            <w:spacing w:before="120" w:after="60"/>
           </w:pPr>
-          <w:r>
-            <w:t>1.2 被测对象与版本</w:t>
-          </w:r>
-          <w:r>
-            <w:tab/>
-          </w:r>
-          <w:r>
-            <w:t>2</w:t>
-          </w:r>
+          <w:hyperlink w:history="1" w:anchor="_Toc7">
+            <w:r>
+              <w:t xml:space="preserve">2.2 软件环境</w:t>
+            </w:r>
+            <w:r>
+              <w:tab/>
+            </w:r>
+            <w:r>
+              <w:fldChar w:fldCharType="begin" w:dirty="true"/>
+              <w:instrText xml:space="preserve">PAGEREF _Toc7 \h</w:instrText>
+              <w:fldChar w:fldCharType="separate"/>
+              <w:fldChar w:fldCharType="end"/>
+            </w:r>
+          </w:hyperlink>
         </w:p>
         <w:p>
           <w:pPr>
             <w:pStyle w:val="TOC2"/>
-            <w:ind w:left="360"/>
             <w:tabs>
-              <w:tab w:val="right" w:leader="dot" w:pos="9026"/>
+              <w:tab w:val="right" w:pos="8788" w:leader="dot"/>
             </w:tabs>
-            <w:spacing w:before="120" w:after="60"/>
           </w:pPr>
-          <w:r>
-            <w:t>1.3 测试范围与方法组织</w:t>
-          </w:r>
-          <w:r>
-            <w:tab/>
-          </w:r>
-          <w:r>
-            <w:t>2</w:t>
-          </w:r>
+          <w:hyperlink w:history="1" w:anchor="_Toc8">
+            <w:r>
+              <w:t xml:space="preserve">2.3 测试工具与自动化套件</w:t>
+            </w:r>
+            <w:r>
+              <w:tab/>
+            </w:r>
+            <w:r>
+              <w:fldChar w:fldCharType="begin" w:dirty="true"/>
+              <w:instrText xml:space="preserve">PAGEREF _Toc8 \h</w:instrText>
+              <w:fldChar w:fldCharType="separate"/>
+              <w:fldChar w:fldCharType="end"/>
+            </w:r>
+          </w:hyperlink>
         </w:p>
         <w:p>
           <w:pPr>
             <w:pStyle w:val="TOC1"/>
             <w:tabs>
-              <w:tab w:val="right" w:leader="dot" w:pos="9026"/>
+              <w:tab w:val="right" w:pos="8788" w:leader="dot"/>
             </w:tabs>
-            <w:spacing w:before="120" w:after="60"/>
           </w:pPr>
-          <w:r>
-            <w:t>第二章 测试环境与设备</w:t>
-          </w:r>
-          <w:r>
-            <w:tab/>
-          </w:r>
-          <w:r>
-            <w:t>2</w:t>
-          </w:r>
+          <w:hyperlink w:history="1" w:anchor="_Toc9">
+            <w:r>
+              <w:t xml:space="preserve">第三章 测试数据与用例设计</w:t>
+            </w:r>
+            <w:r>
+              <w:tab/>
+            </w:r>
+            <w:r>
+              <w:fldChar w:fldCharType="begin" w:dirty="true"/>
+              <w:instrText xml:space="preserve">PAGEREF _Toc9 \h</w:instrText>
+              <w:fldChar w:fldCharType="separate"/>
+              <w:fldChar w:fldCharType="end"/>
+            </w:r>
+          </w:hyperlink>
         </w:p>
         <w:p>
           <w:pPr>
             <w:pStyle w:val="TOC2"/>
-            <w:ind w:left="360"/>
             <w:tabs>
-              <w:tab w:val="right" w:leader="dot" w:pos="9026"/>
+              <w:tab w:val="right" w:pos="8788" w:leader="dot"/>
             </w:tabs>
-            <w:spacing w:before="120" w:after="60"/>
           </w:pPr>
-          <w:r>
-            <w:t>2.1 硬件环境</w:t>
-          </w:r>
-          <w:r>
-            <w:tab/>
-          </w:r>
-          <w:r>
-            <w:t>3</w:t>
-          </w:r>
+          <w:hyperlink w:history="1" w:anchor="_Toc10">
+            <w:r>
+              <w:t xml:space="preserve">3.1 测试数据集构成</w:t>
+            </w:r>
+            <w:r>
+              <w:tab/>
+            </w:r>
+            <w:r>
+              <w:fldChar w:fldCharType="begin" w:dirty="true"/>
+              <w:instrText xml:space="preserve">PAGEREF _Toc10 \h</w:instrText>
+              <w:fldChar w:fldCharType="separate"/>
+              <w:fldChar w:fldCharType="end"/>
+            </w:r>
+          </w:hyperlink>
         </w:p>
         <w:p>
           <w:pPr>
             <w:pStyle w:val="TOC2"/>
-            <w:ind w:left="360"/>
             <w:tabs>
-              <w:tab w:val="right" w:leader="dot" w:pos="9026"/>
+              <w:tab w:val="right" w:pos="8788" w:leader="dot"/>
             </w:tabs>
-            <w:spacing w:before="120" w:after="60"/>
           </w:pPr>
-          <w:r>
-            <w:t>2.2 软件环境</w:t>
-          </w:r>
-          <w:r>
-            <w:tab/>
-          </w:r>
-          <w:r>
-            <w:t>3</w:t>
-          </w:r>
+          <w:hyperlink w:history="1" w:anchor="_Toc11">
+            <w:r>
+              <w:t xml:space="preserve">3.2 鲁棒性变体构造</w:t>
+            </w:r>
+            <w:r>
+              <w:tab/>
+            </w:r>
+            <w:r>
+              <w:fldChar w:fldCharType="begin" w:dirty="true"/>
+              <w:instrText xml:space="preserve">PAGEREF _Toc11 \h</w:instrText>
+              <w:fldChar w:fldCharType="separate"/>
+              <w:fldChar w:fldCharType="end"/>
+            </w:r>
+          </w:hyperlink>
         </w:p>
         <w:p>
           <w:pPr>
             <w:pStyle w:val="TOC2"/>
-            <w:ind w:left="360"/>
             <w:tabs>
-              <w:tab w:val="right" w:leader="dot" w:pos="9026"/>
+              <w:tab w:val="right" w:pos="8788" w:leader="dot"/>
             </w:tabs>
-            <w:spacing w:before="120" w:after="60"/>
           </w:pPr>
-          <w:r>
-            <w:t>2.3 测试工具与自动化套件</w:t>
-          </w:r>
-          <w:r>
-            <w:tab/>
-          </w:r>
-          <w:r>
-            <w:t>3</w:t>
-          </w:r>
+          <w:hyperlink w:history="1" w:anchor="_Toc12">
+            <w:r>
+              <w:t xml:space="preserve">3.3 信道仿真与判决规则</w:t>
+            </w:r>
+            <w:r>
+              <w:tab/>
+            </w:r>
+            <w:r>
+              <w:fldChar w:fldCharType="begin" w:dirty="true"/>
+              <w:instrText xml:space="preserve">PAGEREF _Toc12 \h</w:instrText>
+              <w:fldChar w:fldCharType="separate"/>
+              <w:fldChar w:fldCharType="end"/>
+            </w:r>
+          </w:hyperlink>
+        </w:p>
+        <w:p>
+          <w:pPr>
+            <w:pStyle w:val="TOC2"/>
+            <w:tabs>
+              <w:tab w:val="right" w:pos="8788" w:leader="dot"/>
+            </w:tabs>
+          </w:pPr>
+          <w:hyperlink w:history="1" w:anchor="_Toc13">
+            <w:r>
+              <w:t xml:space="preserve">3.4 端到端功能用例设计</w:t>
+            </w:r>
+            <w:r>
+              <w:tab/>
+            </w:r>
+            <w:r>
+              <w:fldChar w:fldCharType="begin" w:dirty="true"/>
+              <w:instrText xml:space="preserve">PAGEREF _Toc13 \h</w:instrText>
+              <w:fldChar w:fldCharType="separate"/>
+              <w:fldChar w:fldCharType="end"/>
+            </w:r>
+          </w:hyperlink>
         </w:p>
         <w:p>
           <w:pPr>
             <w:pStyle w:val="TOC1"/>
             <w:tabs>
-              <w:tab w:val="right" w:leader="dot" w:pos="9026"/>
+              <w:tab w:val="right" w:pos="8788" w:leader="dot"/>
             </w:tabs>
-            <w:spacing w:before="120" w:after="60"/>
           </w:pPr>
-          <w:r>
-            <w:t>第三章 测试数据与用例设计</w:t>
-          </w:r>
-          <w:r>
-            <w:tab/>
-          </w:r>
-          <w:r>
-            <w:t>4</w:t>
-          </w:r>
+          <w:hyperlink w:history="1" w:anchor="_Toc14">
+            <w:r>
+              <w:t xml:space="preserve">第四章 检测性能测试结果</w:t>
+            </w:r>
+            <w:r>
+              <w:tab/>
+            </w:r>
+            <w:r>
+              <w:fldChar w:fldCharType="begin" w:dirty="true"/>
+              <w:instrText xml:space="preserve">PAGEREF _Toc14 \h</w:instrText>
+              <w:fldChar w:fldCharType="separate"/>
+              <w:fldChar w:fldCharType="end"/>
+            </w:r>
+          </w:hyperlink>
         </w:p>
         <w:p>
           <w:pPr>
             <w:pStyle w:val="TOC2"/>
-            <w:ind w:left="360"/>
             <w:tabs>
-              <w:tab w:val="right" w:leader="dot" w:pos="9026"/>
+              <w:tab w:val="right" w:pos="8788" w:leader="dot"/>
             </w:tabs>
-            <w:spacing w:before="120" w:after="60"/>
           </w:pPr>
-          <w:r>
-            <w:t>3.1 测试数据集构成</w:t>
-          </w:r>
-          <w:r>
-            <w:tab/>
-          </w:r>
-          <w:r>
-            <w:t>4</w:t>
-          </w:r>
+          <w:hyperlink w:history="1" w:anchor="_Toc15">
+            <w:r>
+              <w:t xml:space="preserve">4.1 总体混淆矩阵与分信道指标</w:t>
+            </w:r>
+            <w:r>
+              <w:tab/>
+            </w:r>
+            <w:r>
+              <w:fldChar w:fldCharType="begin" w:dirty="true"/>
+              <w:instrText xml:space="preserve">PAGEREF _Toc15 \h</w:instrText>
+              <w:fldChar w:fldCharType="separate"/>
+              <w:fldChar w:fldCharType="end"/>
+            </w:r>
+          </w:hyperlink>
         </w:p>
         <w:p>
           <w:pPr>
             <w:pStyle w:val="TOC2"/>
-            <w:ind w:left="360"/>
             <w:tabs>
-              <w:tab w:val="right" w:leader="dot" w:pos="9026"/>
+              <w:tab w:val="right" w:pos="8788" w:leader="dot"/>
             </w:tabs>
-            <w:spacing w:before="120" w:after="60"/>
           </w:pPr>
-          <w:r>
-            <w:t>3.2 鲁棒性变体构造</w:t>
-          </w:r>
-          <w:r>
-            <w:tab/>
-          </w:r>
-          <w:r>
-            <w:t>4</w:t>
-          </w:r>
+          <w:hyperlink w:history="1" w:anchor="_Toc16">
+            <w:r>
+              <w:t xml:space="preserve">4.2 分组判决结果</w:t>
+            </w:r>
+            <w:r>
+              <w:tab/>
+            </w:r>
+            <w:r>
+              <w:fldChar w:fldCharType="begin" w:dirty="true"/>
+              <w:instrText xml:space="preserve">PAGEREF _Toc16 \h</w:instrText>
+              <w:fldChar w:fldCharType="separate"/>
+              <w:fldChar w:fldCharType="end"/>
+            </w:r>
+          </w:hyperlink>
         </w:p>
         <w:p>
           <w:pPr>
             <w:pStyle w:val="TOC2"/>
-            <w:ind w:left="360"/>
             <w:tabs>
-              <w:tab w:val="right" w:leader="dot" w:pos="9026"/>
+              <w:tab w:val="right" w:pos="8788" w:leader="dot"/>
             </w:tabs>
-            <w:spacing w:before="120" w:after="60"/>
           </w:pPr>
-          <w:r>
-            <w:t>3.3 信道仿真与判决规则</w:t>
-          </w:r>
-          <w:r>
-            <w:tab/>
-          </w:r>
-          <w:r>
-            <w:t>5</w:t>
-          </w:r>
+          <w:hyperlink w:history="1" w:anchor="_Toc17">
+            <w:r>
+              <w:t xml:space="preserve">4.3 判决分数分布与重叠带</w:t>
+            </w:r>
+            <w:r>
+              <w:tab/>
+            </w:r>
+            <w:r>
+              <w:fldChar w:fldCharType="begin" w:dirty="true"/>
+              <w:instrText xml:space="preserve">PAGEREF _Toc17 \h</w:instrText>
+              <w:fldChar w:fldCharType="separate"/>
+              <w:fldChar w:fldCharType="end"/>
+            </w:r>
+          </w:hyperlink>
         </w:p>
         <w:p>
           <w:pPr>
             <w:pStyle w:val="TOC2"/>
-            <w:ind w:left="360"/>
             <w:tabs>
-              <w:tab w:val="right" w:leader="dot" w:pos="9026"/>
+              <w:tab w:val="right" w:pos="8788" w:leader="dot"/>
             </w:tabs>
-            <w:spacing w:before="120" w:after="60"/>
           </w:pPr>
-          <w:r>
-            <w:t>3.4 端到端功能用例设计</w:t>
-          </w:r>
-          <w:r>
-            <w:tab/>
-          </w:r>
-          <w:r>
-            <w:t>5</w:t>
-          </w:r>
+          <w:hyperlink w:history="1" w:anchor="_Toc18">
+            <w:r>
+              <w:t xml:space="preserve">4.4 分音色检出表现</w:t>
+            </w:r>
+            <w:r>
+              <w:tab/>
+            </w:r>
+            <w:r>
+              <w:fldChar w:fldCharType="begin" w:dirty="true"/>
+              <w:instrText xml:space="preserve">PAGEREF _Toc18 \h</w:instrText>
+              <w:fldChar w:fldCharType="separate"/>
+              <w:fldChar w:fldCharType="end"/>
+            </w:r>
+          </w:hyperlink>
+        </w:p>
+        <w:p>
+          <w:pPr>
+            <w:pStyle w:val="TOC2"/>
+            <w:tabs>
+              <w:tab w:val="right" w:pos="8788" w:leader="dot"/>
+            </w:tabs>
+          </w:pPr>
+          <w:hyperlink w:history="1" w:anchor="_Toc19">
+            <w:r>
+              <w:t xml:space="preserve">4.5 特征有效性验证</w:t>
+            </w:r>
+            <w:r>
+              <w:tab/>
+            </w:r>
+            <w:r>
+              <w:fldChar w:fldCharType="begin" w:dirty="true"/>
+              <w:instrText xml:space="preserve">PAGEREF _Toc19 \h</w:instrText>
+              <w:fldChar w:fldCharType="separate"/>
+              <w:fldChar w:fldCharType="end"/>
+            </w:r>
+          </w:hyperlink>
         </w:p>
         <w:p>
           <w:pPr>
             <w:pStyle w:val="TOC1"/>
             <w:tabs>
-              <w:tab w:val="right" w:leader="dot" w:pos="9026"/>
+              <w:tab w:val="right" w:pos="8788" w:leader="dot"/>
             </w:tabs>
-            <w:spacing w:before="120" w:after="60"/>
           </w:pPr>
-          <w:r>
-            <w:t>第四章 检测性能测试结果</w:t>
-          </w:r>
-          <w:r>
-            <w:tab/>
-          </w:r>
-          <w:r>
-            <w:t>5</w:t>
-          </w:r>
+          <w:hyperlink w:history="1" w:anchor="_Toc20">
+            <w:r>
+              <w:t xml:space="preserve">第五章 鲁棒性测试结果</w:t>
+            </w:r>
+            <w:r>
+              <w:tab/>
+            </w:r>
+            <w:r>
+              <w:fldChar w:fldCharType="begin" w:dirty="true"/>
+              <w:instrText xml:space="preserve">PAGEREF _Toc20 \h</w:instrText>
+              <w:fldChar w:fldCharType="separate"/>
+              <w:fldChar w:fldCharType="end"/>
+            </w:r>
+          </w:hyperlink>
         </w:p>
         <w:p>
           <w:pPr>
             <w:pStyle w:val="TOC2"/>
-            <w:ind w:left="360"/>
             <w:tabs>
-              <w:tab w:val="right" w:leader="dot" w:pos="9026"/>
+              <w:tab w:val="right" w:pos="8788" w:leader="dot"/>
             </w:tabs>
-            <w:spacing w:before="120" w:after="60"/>
           </w:pPr>
-          <w:r>
-            <w:t>4.1 总体混淆矩阵与分信道指标</w:t>
-          </w:r>
-          <w:r>
-            <w:tab/>
-          </w:r>
-          <w:r>
-            <w:t>6</w:t>
-          </w:r>
+          <w:hyperlink w:history="1" w:anchor="_Toc21">
+            <w:r>
+              <w:t xml:space="preserve">5.1 抗误报鲁棒性（N2 组）</w:t>
+            </w:r>
+            <w:r>
+              <w:tab/>
+            </w:r>
+            <w:r>
+              <w:fldChar w:fldCharType="begin" w:dirty="true"/>
+              <w:instrText xml:space="preserve">PAGEREF _Toc21 \h</w:instrText>
+              <w:fldChar w:fldCharType="separate"/>
+              <w:fldChar w:fldCharType="end"/>
+            </w:r>
+          </w:hyperlink>
         </w:p>
         <w:p>
           <w:pPr>
             <w:pStyle w:val="TOC2"/>
-            <w:ind w:left="360"/>
             <w:tabs>
-              <w:tab w:val="right" w:leader="dot" w:pos="9026"/>
+              <w:tab w:val="right" w:pos="8788" w:leader="dot"/>
             </w:tabs>
-            <w:spacing w:before="120" w:after="60"/>
           </w:pPr>
-          <w:r>
-            <w:t>4.2 分组判决结果</w:t>
-          </w:r>
-          <w:r>
-            <w:tab/>
-          </w:r>
-          <w:r>
-            <w:t>6</w:t>
-          </w:r>
+          <w:hyperlink w:history="1" w:anchor="_Toc22">
+            <w:r>
+              <w:t xml:space="preserve">5.2 检出鲁棒性（T3 组）</w:t>
+            </w:r>
+            <w:r>
+              <w:tab/>
+            </w:r>
+            <w:r>
+              <w:fldChar w:fldCharType="begin" w:dirty="true"/>
+              <w:instrText xml:space="preserve">PAGEREF _Toc22 \h</w:instrText>
+              <w:fldChar w:fldCharType="separate"/>
+              <w:fldChar w:fldCharType="end"/>
+            </w:r>
+          </w:hyperlink>
         </w:p>
         <w:p>
           <w:pPr>
             <w:pStyle w:val="TOC2"/>
-            <w:ind w:left="360"/>
             <w:tabs>
-              <w:tab w:val="right" w:leader="dot" w:pos="9026"/>
+              <w:tab w:val="right" w:pos="8788" w:leader="dot"/>
             </w:tabs>
-            <w:spacing w:before="120" w:after="60"/>
           </w:pPr>
-          <w:r>
-            <w:t>4.3 判决分数分布与重叠带</w:t>
-          </w:r>
-          <w:r>
-            <w:tab/>
-          </w:r>
-          <w:r>
-            <w:t>7</w:t>
-          </w:r>
-        </w:p>
-        <w:p>
-          <w:pPr>
-            <w:pStyle w:val="TOC2"/>
-            <w:ind w:left="360"/>
-            <w:tabs>
-              <w:tab w:val="right" w:leader="dot" w:pos="9026"/>
-            </w:tabs>
-            <w:spacing w:before="120" w:after="60"/>
-          </w:pPr>
-          <w:r>
-            <w:t>4.4 分音色检出表现</w:t>
-          </w:r>
-          <w:r>
-            <w:tab/>
-          </w:r>
-          <w:r>
-            <w:t>7</w:t>
-          </w:r>
-        </w:p>
-        <w:p>
-          <w:pPr>
-            <w:pStyle w:val="TOC2"/>
-            <w:ind w:left="360"/>
-            <w:tabs>
-              <w:tab w:val="right" w:leader="dot" w:pos="9026"/>
-            </w:tabs>
-            <w:spacing w:before="120" w:after="60"/>
-          </w:pPr>
-          <w:r>
-            <w:t>4.5 特征有效性验证</w:t>
-          </w:r>
-          <w:r>
-            <w:tab/>
-          </w:r>
-          <w:r>
-            <w:t>8</w:t>
-          </w:r>
+          <w:hyperlink w:history="1" w:anchor="_Toc23">
+            <w:r>
+              <w:t xml:space="preserve">5.3 信道退化影响分析</w:t>
+            </w:r>
+            <w:r>
+              <w:tab/>
+            </w:r>
+            <w:r>
+              <w:fldChar w:fldCharType="begin" w:dirty="true"/>
+              <w:instrText xml:space="preserve">PAGEREF _Toc23 \h</w:instrText>
+              <w:fldChar w:fldCharType="separate"/>
+              <w:fldChar w:fldCharType="end"/>
+            </w:r>
+          </w:hyperlink>
         </w:p>
         <w:p>
           <w:pPr>
             <w:pStyle w:val="TOC1"/>
             <w:tabs>
-              <w:tab w:val="right" w:leader="dot" w:pos="9026"/>
+              <w:tab w:val="right" w:pos="8788" w:leader="dot"/>
             </w:tabs>
-            <w:spacing w:before="120" w:after="60"/>
           </w:pPr>
-          <w:r>
-            <w:t>第五章 鲁棒性测试结果</w:t>
-          </w:r>
-          <w:r>
-            <w:tab/>
-          </w:r>
-          <w:r>
-            <w:t>8</w:t>
-          </w:r>
+          <w:hyperlink w:history="1" w:anchor="_Toc24">
+            <w:r>
+              <w:t xml:space="preserve">第六章 实时性测试结果</w:t>
+            </w:r>
+            <w:r>
+              <w:tab/>
+            </w:r>
+            <w:r>
+              <w:fldChar w:fldCharType="begin" w:dirty="true"/>
+              <w:instrText xml:space="preserve">PAGEREF _Toc24 \h</w:instrText>
+              <w:fldChar w:fldCharType="separate"/>
+              <w:fldChar w:fldCharType="end"/>
+            </w:r>
+          </w:hyperlink>
         </w:p>
         <w:p>
           <w:pPr>
             <w:pStyle w:val="TOC2"/>
-            <w:ind w:left="360"/>
             <w:tabs>
-              <w:tab w:val="right" w:leader="dot" w:pos="9026"/>
+              <w:tab w:val="right" w:pos="8788" w:leader="dot"/>
             </w:tabs>
-            <w:spacing w:before="120" w:after="60"/>
           </w:pPr>
-          <w:r>
-            <w:t>5.1 抗误报鲁棒性（N2 组）</w:t>
-          </w:r>
-          <w:r>
-            <w:tab/>
-          </w:r>
-          <w:r>
-            <w:t>8</w:t>
-          </w:r>
+          <w:hyperlink w:history="1" w:anchor="_Toc25">
+            <w:r>
+              <w:t xml:space="preserve">6.1 单窗分析时延微基准</w:t>
+            </w:r>
+            <w:r>
+              <w:tab/>
+            </w:r>
+            <w:r>
+              <w:fldChar w:fldCharType="begin" w:dirty="true"/>
+              <w:instrText xml:space="preserve">PAGEREF _Toc25 \h</w:instrText>
+              <w:fldChar w:fldCharType="separate"/>
+              <w:fldChar w:fldCharType="end"/>
+            </w:r>
+          </w:hyperlink>
         </w:p>
         <w:p>
           <w:pPr>
             <w:pStyle w:val="TOC2"/>
-            <w:ind w:left="360"/>
             <w:tabs>
-              <w:tab w:val="right" w:leader="dot" w:pos="9026"/>
+              <w:tab w:val="right" w:pos="8788" w:leader="dot"/>
             </w:tabs>
-            <w:spacing w:before="120" w:after="60"/>
           </w:pPr>
-          <w:r>
-            <w:t>5.2 检出鲁棒性（T3 组）</w:t>
-          </w:r>
-          <w:r>
-            <w:tab/>
-          </w:r>
-          <w:r>
-            <w:t>9</w:t>
-          </w:r>
+          <w:hyperlink w:history="1" w:anchor="_Toc26">
+            <w:r>
+              <w:t xml:space="preserve">6.2 整段分析实时因子（RTF）</w:t>
+            </w:r>
+            <w:r>
+              <w:tab/>
+            </w:r>
+            <w:r>
+              <w:fldChar w:fldCharType="begin" w:dirty="true"/>
+              <w:instrText xml:space="preserve">PAGEREF _Toc26 \h</w:instrText>
+              <w:fldChar w:fldCharType="separate"/>
+              <w:fldChar w:fldCharType="end"/>
+            </w:r>
+          </w:hyperlink>
         </w:p>
         <w:p>
           <w:pPr>
             <w:pStyle w:val="TOC2"/>
-            <w:ind w:left="360"/>
             <w:tabs>
-              <w:tab w:val="right" w:leader="dot" w:pos="9026"/>
+              <w:tab w:val="right" w:pos="8788" w:leader="dot"/>
             </w:tabs>
-            <w:spacing w:before="120" w:after="60"/>
           </w:pPr>
-          <w:r>
-            <w:t>5.3 信道退化影响分析</w:t>
-          </w:r>
-          <w:r>
-            <w:tab/>
-          </w:r>
-          <w:r>
-            <w:t>9</w:t>
-          </w:r>
+          <w:hyperlink w:history="1" w:anchor="_Toc27">
+            <w:r>
+              <w:t xml:space="preserve">6.3 端到端判决时延预算论证</w:t>
+            </w:r>
+            <w:r>
+              <w:tab/>
+            </w:r>
+            <w:r>
+              <w:fldChar w:fldCharType="begin" w:dirty="true"/>
+              <w:instrText xml:space="preserve">PAGEREF _Toc27 \h</w:instrText>
+              <w:fldChar w:fldCharType="separate"/>
+              <w:fldChar w:fldCharType="end"/>
+            </w:r>
+          </w:hyperlink>
+        </w:p>
+        <w:p>
+          <w:pPr>
+            <w:pStyle w:val="TOC2"/>
+            <w:tabs>
+              <w:tab w:val="right" w:pos="8788" w:leader="dot"/>
+            </w:tabs>
+          </w:pPr>
+          <w:hyperlink w:history="1" w:anchor="_Toc28">
+            <w:r>
+              <w:t xml:space="preserve">6.4 吞吐与部署余量</w:t>
+            </w:r>
+            <w:r>
+              <w:tab/>
+            </w:r>
+            <w:r>
+              <w:fldChar w:fldCharType="begin" w:dirty="true"/>
+              <w:instrText xml:space="preserve">PAGEREF _Toc28 \h</w:instrText>
+              <w:fldChar w:fldCharType="separate"/>
+              <w:fldChar w:fldCharType="end"/>
+            </w:r>
+          </w:hyperlink>
         </w:p>
         <w:p>
           <w:pPr>
             <w:pStyle w:val="TOC1"/>
             <w:tabs>
-              <w:tab w:val="right" w:leader="dot" w:pos="9026"/>
+              <w:tab w:val="right" w:pos="8788" w:leader="dot"/>
             </w:tabs>
-            <w:spacing w:before="120" w:after="60"/>
           </w:pPr>
-          <w:r>
-            <w:t>第六章 实时性测试结果</w:t>
-          </w:r>
-          <w:r>
-            <w:tab/>
-          </w:r>
-          <w:r>
-            <w:t>9</w:t>
-          </w:r>
+          <w:hyperlink w:history="1" w:anchor="_Toc29">
+            <w:r>
+              <w:t xml:space="preserve">第七章 端到端功能测试</w:t>
+            </w:r>
+            <w:r>
+              <w:tab/>
+            </w:r>
+            <w:r>
+              <w:fldChar w:fldCharType="begin" w:dirty="true"/>
+              <w:instrText xml:space="preserve">PAGEREF _Toc29 \h</w:instrText>
+              <w:fldChar w:fldCharType="separate"/>
+              <w:fldChar w:fldCharType="end"/>
+            </w:r>
+          </w:hyperlink>
         </w:p>
         <w:p>
           <w:pPr>
             <w:pStyle w:val="TOC2"/>
-            <w:ind w:left="360"/>
             <w:tabs>
-              <w:tab w:val="right" w:leader="dot" w:pos="9026"/>
+              <w:tab w:val="right" w:pos="8788" w:leader="dot"/>
             </w:tabs>
-            <w:spacing w:before="120" w:after="60"/>
           </w:pPr>
-          <w:r>
-            <w:t>6.1 单窗分析时延微基准</w:t>
-          </w:r>
-          <w:r>
-            <w:tab/>
-          </w:r>
-          <w:r>
-            <w:t>10</w:t>
-          </w:r>
+          <w:hyperlink w:history="1" w:anchor="_Toc30">
+            <w:r>
+              <w:t xml:space="preserve">7.1 用例执行结果</w:t>
+            </w:r>
+            <w:r>
+              <w:tab/>
+            </w:r>
+            <w:r>
+              <w:fldChar w:fldCharType="begin" w:dirty="true"/>
+              <w:instrText xml:space="preserve">PAGEREF _Toc30 \h</w:instrText>
+              <w:fldChar w:fldCharType="separate"/>
+              <w:fldChar w:fldCharType="end"/>
+            </w:r>
+          </w:hyperlink>
         </w:p>
         <w:p>
           <w:pPr>
             <w:pStyle w:val="TOC2"/>
-            <w:ind w:left="360"/>
             <w:tabs>
-              <w:tab w:val="right" w:leader="dot" w:pos="9026"/>
+              <w:tab w:val="right" w:pos="8788" w:leader="dot"/>
             </w:tabs>
-            <w:spacing w:before="120" w:after="60"/>
           </w:pPr>
-          <w:r>
-            <w:t>6.2 整段分析实时因子（RTF）</w:t>
-          </w:r>
-          <w:r>
-            <w:tab/>
-          </w:r>
-          <w:r>
-            <w:t>10</w:t>
-          </w:r>
+          <w:hyperlink w:history="1" w:anchor="_Toc31">
+            <w:r>
+              <w:t xml:space="preserve">7.2 代码质量与运行稳定性</w:t>
+            </w:r>
+            <w:r>
+              <w:tab/>
+            </w:r>
+            <w:r>
+              <w:fldChar w:fldCharType="begin" w:dirty="true"/>
+              <w:instrText xml:space="preserve">PAGEREF _Toc31 \h</w:instrText>
+              <w:fldChar w:fldCharType="separate"/>
+              <w:fldChar w:fldCharType="end"/>
+            </w:r>
+          </w:hyperlink>
         </w:p>
         <w:p>
           <w:pPr>
             <w:pStyle w:val="TOC2"/>
-            <w:ind w:left="360"/>
             <w:tabs>
-              <w:tab w:val="right" w:leader="dot" w:pos="9026"/>
+              <w:tab w:val="right" w:pos="8788" w:leader="dot"/>
             </w:tabs>
-            <w:spacing w:before="120" w:after="60"/>
           </w:pPr>
-          <w:r>
-            <w:t>6.3 端到端判决时延预算论证</w:t>
-          </w:r>
-          <w:r>
-            <w:tab/>
-          </w:r>
-          <w:r>
-            <w:t>10</w:t>
-          </w:r>
-        </w:p>
-        <w:p>
-          <w:pPr>
-            <w:pStyle w:val="TOC2"/>
-            <w:ind w:left="360"/>
-            <w:tabs>
-              <w:tab w:val="right" w:leader="dot" w:pos="9026"/>
-            </w:tabs>
-            <w:spacing w:before="120" w:after="60"/>
-          </w:pPr>
-          <w:r>
-            <w:t>6.4 吞吐与部署余量</w:t>
-          </w:r>
-          <w:r>
-            <w:tab/>
-          </w:r>
-          <w:r>
-            <w:t>11</w:t>
-          </w:r>
+          <w:hyperlink w:history="1" w:anchor="_Toc32">
+            <w:r>
+              <w:t xml:space="preserve">7.3 演示动线完整性</w:t>
+            </w:r>
+            <w:r>
+              <w:tab/>
+            </w:r>
+            <w:r>
+              <w:fldChar w:fldCharType="begin" w:dirty="true"/>
+              <w:instrText xml:space="preserve">PAGEREF _Toc32 \h</w:instrText>
+              <w:fldChar w:fldCharType="separate"/>
+              <w:fldChar w:fldCharType="end"/>
+            </w:r>
+          </w:hyperlink>
         </w:p>
         <w:p>
           <w:pPr>
             <w:pStyle w:val="TOC1"/>
             <w:tabs>
-              <w:tab w:val="right" w:leader="dot" w:pos="9026"/>
+              <w:tab w:val="right" w:pos="8788" w:leader="dot"/>
             </w:tabs>
-            <w:spacing w:before="120" w:after="60"/>
           </w:pPr>
-          <w:r>
-            <w:t>第七章 端到端功能测试</w:t>
-          </w:r>
-          <w:r>
-            <w:tab/>
-          </w:r>
-          <w:r>
-            <w:t>11</w:t>
-          </w:r>
+          <w:hyperlink w:history="1" w:anchor="_Toc33">
+            <w:r>
+              <w:t xml:space="preserve">第八章 已知边界与诚实分析</w:t>
+            </w:r>
+            <w:r>
+              <w:tab/>
+            </w:r>
+            <w:r>
+              <w:fldChar w:fldCharType="begin" w:dirty="true"/>
+              <w:instrText xml:space="preserve">PAGEREF _Toc33 \h</w:instrText>
+              <w:fldChar w:fldCharType="separate"/>
+              <w:fldChar w:fldCharType="end"/>
+            </w:r>
+          </w:hyperlink>
         </w:p>
         <w:p>
           <w:pPr>
             <w:pStyle w:val="TOC2"/>
-            <w:ind w:left="360"/>
             <w:tabs>
-              <w:tab w:val="right" w:leader="dot" w:pos="9026"/>
+              <w:tab w:val="right" w:pos="8788" w:leader="dot"/>
             </w:tabs>
-            <w:spacing w:before="120" w:after="60"/>
           </w:pPr>
-          <w:r>
-            <w:t>7.1 用例执行结果</w:t>
-          </w:r>
-          <w:r>
-            <w:tab/>
-          </w:r>
-          <w:r>
-            <w:t>11</w:t>
-          </w:r>
+          <w:hyperlink w:history="1" w:anchor="_Toc34">
+            <w:r>
+              <w:t xml:space="preserve">8.1 重压缩有声书样本的系统性误报</w:t>
+            </w:r>
+            <w:r>
+              <w:tab/>
+            </w:r>
+            <w:r>
+              <w:fldChar w:fldCharType="begin" w:dirty="true"/>
+              <w:instrText xml:space="preserve">PAGEREF _Toc34 \h</w:instrText>
+              <w:fldChar w:fldCharType="separate"/>
+              <w:fldChar w:fldCharType="end"/>
+            </w:r>
+          </w:hyperlink>
         </w:p>
         <w:p>
           <w:pPr>
             <w:pStyle w:val="TOC2"/>
-            <w:ind w:left="360"/>
             <w:tabs>
-              <w:tab w:val="right" w:leader="dot" w:pos="9026"/>
+              <w:tab w:val="right" w:pos="8788" w:leader="dot"/>
             </w:tabs>
-            <w:spacing w:before="120" w:after="60"/>
           </w:pPr>
-          <w:r>
-            <w:t>7.2 代码质量与运行稳定性</w:t>
-          </w:r>
-          <w:r>
-            <w:tab/>
-          </w:r>
-          <w:r>
-            <w:t>11</w:t>
-          </w:r>
+          <w:hyperlink w:history="1" w:anchor="_Toc35">
+            <w:r>
+              <w:t xml:space="preserve">8.2 近阈值漏报与复合退化短板</w:t>
+            </w:r>
+            <w:r>
+              <w:tab/>
+            </w:r>
+            <w:r>
+              <w:fldChar w:fldCharType="begin" w:dirty="true"/>
+              <w:instrText xml:space="preserve">PAGEREF _Toc35 \h</w:instrText>
+              <w:fldChar w:fldCharType="separate"/>
+              <w:fldChar w:fldCharType="end"/>
+            </w:r>
+          </w:hyperlink>
         </w:p>
         <w:p>
           <w:pPr>
             <w:pStyle w:val="TOC2"/>
-            <w:ind w:left="360"/>
             <w:tabs>
-              <w:tab w:val="right" w:leader="dot" w:pos="9026"/>
+              <w:tab w:val="right" w:pos="8788" w:leader="dot"/>
             </w:tabs>
-            <w:spacing w:before="120" w:after="60"/>
           </w:pPr>
-          <w:r>
-            <w:t>7.3 演示动线完整性</w:t>
-          </w:r>
-          <w:r>
-            <w:tab/>
-          </w:r>
-          <w:r>
-            <w:t>12</w:t>
-          </w:r>
+          <w:hyperlink w:history="1" w:anchor="_Toc36">
+            <w:r>
+              <w:t xml:space="preserve">8.3 与深度集成模型的定位差距</w:t>
+            </w:r>
+            <w:r>
+              <w:tab/>
+            </w:r>
+            <w:r>
+              <w:fldChar w:fldCharType="begin" w:dirty="true"/>
+              <w:instrText xml:space="preserve">PAGEREF _Toc36 \h</w:instrText>
+              <w:fldChar w:fldCharType="separate"/>
+              <w:fldChar w:fldCharType="end"/>
+            </w:r>
+          </w:hyperlink>
         </w:p>
         <w:p>
           <w:pPr>
             <w:pStyle w:val="TOC2"/>
-            <w:ind w:left="360"/>
             <w:tabs>
-              <w:tab w:val="right" w:leader="dot" w:pos="9026"/>
+              <w:tab w:val="right" w:pos="8788" w:leader="dot"/>
             </w:tabs>
-            <w:spacing w:before="120" w:after="60"/>
           </w:pPr>
-          <w:r>
-            <w:t>7.4 合成通道容错与四级降级验证</w:t>
-          </w:r>
-          <w:r>
-            <w:tab/>
-          </w:r>
-          <w:r>
-            <w:t>12</w:t>
-          </w:r>
+          <w:hyperlink w:history="1" w:anchor="_Toc37">
+            <w:r>
+              <w:t xml:space="preserve">8.4 测试集规模与覆盖面局限</w:t>
+            </w:r>
+            <w:r>
+              <w:tab/>
+            </w:r>
+            <w:r>
+              <w:fldChar w:fldCharType="begin" w:dirty="true"/>
+              <w:instrText xml:space="preserve">PAGEREF _Toc37 \h</w:instrText>
+              <w:fldChar w:fldCharType="separate"/>
+              <w:fldChar w:fldCharType="end"/>
+            </w:r>
+          </w:hyperlink>
         </w:p>
         <w:p>
           <w:pPr>
             <w:pStyle w:val="TOC1"/>
             <w:tabs>
-              <w:tab w:val="right" w:leader="dot" w:pos="9026"/>
+              <w:tab w:val="right" w:pos="8788" w:leader="dot"/>
             </w:tabs>
-            <w:spacing w:before="120" w:after="60"/>
           </w:pPr>
-          <w:r>
-            <w:t>第八章 已知边界与诚实分析</w:t>
-          </w:r>
-          <w:r>
-            <w:tab/>
-          </w:r>
-          <w:r>
-            <w:t>12</w:t>
-          </w:r>
+          <w:hyperlink w:history="1" w:anchor="_Toc38">
+            <w:r>
+              <w:t xml:space="preserve">第九章 测试结论</w:t>
+            </w:r>
+            <w:r>
+              <w:tab/>
+            </w:r>
+            <w:r>
+              <w:fldChar w:fldCharType="begin" w:dirty="true"/>
+              <w:instrText xml:space="preserve">PAGEREF _Toc38 \h</w:instrText>
+              <w:fldChar w:fldCharType="separate"/>
+              <w:fldChar w:fldCharType="end"/>
+            </w:r>
+          </w:hyperlink>
         </w:p>
         <w:p>
           <w:pPr>
             <w:pStyle w:val="TOC2"/>
-            <w:ind w:left="360"/>
             <w:tabs>
-              <w:tab w:val="right" w:leader="dot" w:pos="9026"/>
+              <w:tab w:val="right" w:pos="8788" w:leader="dot"/>
             </w:tabs>
-            <w:spacing w:before="120" w:after="60"/>
           </w:pPr>
-          <w:r>
-            <w:t>8.1 重压缩有声书样本的系统性误报</w:t>
-          </w:r>
-          <w:r>
-            <w:tab/>
-          </w:r>
-          <w:r>
-            <w:t>13</w:t>
-          </w:r>
+          <w:hyperlink w:history="1" w:anchor="_Toc39">
+            <w:r>
+              <w:t xml:space="preserve">9.1 设计指标达成情况</w:t>
+            </w:r>
+            <w:r>
+              <w:tab/>
+            </w:r>
+            <w:r>
+              <w:fldChar w:fldCharType="begin" w:dirty="true"/>
+              <w:instrText xml:space="preserve">PAGEREF _Toc39 \h</w:instrText>
+              <w:fldChar w:fldCharType="separate"/>
+              <w:fldChar w:fldCharType="end"/>
+            </w:r>
+          </w:hyperlink>
         </w:p>
         <w:p>
           <w:pPr>
             <w:pStyle w:val="TOC2"/>
-            <w:ind w:left="360"/>
             <w:tabs>
-              <w:tab w:val="right" w:leader="dot" w:pos="9026"/>
+              <w:tab w:val="right" w:pos="8788" w:leader="dot"/>
             </w:tabs>
-            <w:spacing w:before="120" w:after="60"/>
           </w:pPr>
-          <w:r>
-            <w:t>8.2 近阈值漏报与复合退化短板</w:t>
-          </w:r>
-          <w:r>
-            <w:tab/>
-          </w:r>
-          <w:r>
-            <w:t>13</w:t>
-          </w:r>
+          <w:hyperlink w:history="1" w:anchor="_Toc40">
+            <w:r>
+              <w:t xml:space="preserve">9.2 实现功能与特色总结</w:t>
+            </w:r>
+            <w:r>
+              <w:tab/>
+            </w:r>
+            <w:r>
+              <w:fldChar w:fldCharType="begin" w:dirty="true"/>
+              <w:instrText xml:space="preserve">PAGEREF _Toc40 \h</w:instrText>
+              <w:fldChar w:fldCharType="separate"/>
+              <w:fldChar w:fldCharType="end"/>
+            </w:r>
+          </w:hyperlink>
         </w:p>
         <w:p>
           <w:pPr>
             <w:pStyle w:val="TOC2"/>
-            <w:ind w:left="360"/>
             <w:tabs>
-              <w:tab w:val="right" w:leader="dot" w:pos="9026"/>
+              <w:tab w:val="right" w:pos="8788" w:leader="dot"/>
             </w:tabs>
-            <w:spacing w:before="120" w:after="60"/>
           </w:pPr>
-          <w:r>
-            <w:t>8.3 与深度集成模型的定位差距</w:t>
-          </w:r>
-          <w:r>
-            <w:tab/>
-          </w:r>
-          <w:r>
-            <w:t>13</w:t>
-          </w:r>
-        </w:p>
-        <w:p>
-          <w:pPr>
-            <w:pStyle w:val="TOC2"/>
-            <w:ind w:left="360"/>
-            <w:tabs>
-              <w:tab w:val="right" w:leader="dot" w:pos="9026"/>
-            </w:tabs>
-            <w:spacing w:before="120" w:after="60"/>
-          </w:pPr>
-          <w:r>
-            <w:t>8.4 测试集规模与覆盖面局限</w:t>
-          </w:r>
-          <w:r>
-            <w:tab/>
-          </w:r>
-          <w:r>
-            <w:t>13</w:t>
-          </w:r>
+          <w:hyperlink w:history="1" w:anchor="_Toc41">
+            <w:r>
+              <w:t xml:space="preserve">9.3 综合结论与后续改进</w:t>
+            </w:r>
+            <w:r>
+              <w:tab/>
+            </w:r>
+            <w:r>
+              <w:fldChar w:fldCharType="begin" w:dirty="true"/>
+              <w:instrText xml:space="preserve">PAGEREF _Toc41 \h</w:instrText>
+              <w:fldChar w:fldCharType="separate"/>
+              <w:fldChar w:fldCharType="end"/>
+            </w:r>
+          </w:hyperlink>
         </w:p>
         <w:p>
           <w:pPr>
             <w:pStyle w:val="TOC1"/>
             <w:tabs>
-              <w:tab w:val="right" w:leader="dot" w:pos="9026"/>
+              <w:tab w:val="right" w:pos="8788" w:leader="dot"/>
             </w:tabs>
-            <w:spacing w:before="120" w:after="60"/>
           </w:pPr>
-          <w:r>
-            <w:t>第九章 测试结论</w:t>
-          </w:r>
-          <w:r>
-            <w:tab/>
-          </w:r>
-          <w:r>
-            <w:t>14</w:t>
-          </w:r>
-        </w:p>
-        <w:p>
-          <w:pPr>
-            <w:pStyle w:val="TOC2"/>
-            <w:ind w:left="360"/>
-            <w:tabs>
-              <w:tab w:val="right" w:leader="dot" w:pos="9026"/>
-            </w:tabs>
-            <w:spacing w:before="120" w:after="60"/>
-          </w:pPr>
-          <w:r>
-            <w:t>9.1 设计指标达成情况</w:t>
-          </w:r>
-          <w:r>
-            <w:tab/>
-          </w:r>
-          <w:r>
-            <w:t>14</w:t>
-          </w:r>
-        </w:p>
-        <w:p>
-          <w:pPr>
-            <w:pStyle w:val="TOC2"/>
-            <w:ind w:left="360"/>
-            <w:tabs>
-              <w:tab w:val="right" w:leader="dot" w:pos="9026"/>
-            </w:tabs>
-            <w:spacing w:before="120" w:after="60"/>
-          </w:pPr>
-          <w:r>
-            <w:t>9.2 实现功能与特色总结</w:t>
-          </w:r>
-          <w:r>
-            <w:tab/>
-          </w:r>
-          <w:r>
-            <w:t>14</w:t>
-          </w:r>
-        </w:p>
-        <w:p>
-          <w:pPr>
-            <w:pStyle w:val="TOC2"/>
-            <w:ind w:left="360"/>
-            <w:tabs>
-              <w:tab w:val="right" w:leader="dot" w:pos="9026"/>
-            </w:tabs>
-            <w:spacing w:before="120" w:after="60"/>
-          </w:pPr>
-          <w:r>
-            <w:t>9.3 综合结论与后续改进</w:t>
-          </w:r>
-          <w:r>
-            <w:tab/>
-          </w:r>
-          <w:r>
-            <w:t>14</w:t>
-          </w:r>
+          <w:hyperlink w:history="1" w:anchor="_Toc42">
+            <w:r>
+              <w:t xml:space="preserve">附录 A 分项测试数据汇总</w:t>
+            </w:r>
+            <w:r>
+              <w:tab/>
+            </w:r>
+            <w:r>
+              <w:fldChar w:fldCharType="begin" w:dirty="true"/>
+              <w:instrText xml:space="preserve">PAGEREF _Toc42 \h</w:instrText>
+              <w:fldChar w:fldCharType="separate"/>
+              <w:fldChar w:fldCharType="end"/>
+            </w:r>
+          </w:hyperlink>
         </w:p>
         <w:p>
           <w:pPr>
             <w:pStyle w:val="TOC1"/>
             <w:tabs>
-              <w:tab w:val="right" w:leader="dot" w:pos="9026"/>
+              <w:tab w:val="right" w:pos="8788" w:leader="dot"/>
             </w:tabs>
-            <w:spacing w:before="120" w:after="60"/>
           </w:pPr>
-          <w:r>
-            <w:t>附录 A 分项测试数据汇总</w:t>
-          </w:r>
-          <w:r>
-            <w:tab/>
-          </w:r>
-          <w:r>
-            <w:t>15</w:t>
-          </w:r>
-        </w:p>
-        <w:p>
-          <w:pPr>
-            <w:pStyle w:val="TOC1"/>
-            <w:tabs>
-              <w:tab w:val="right" w:leader="dot" w:pos="9026"/>
-            </w:tabs>
-            <w:spacing w:before="120" w:after="60"/>
-          </w:pPr>
-          <w:r>
-            <w:t>附录 B 可复现性说明</w:t>
-          </w:r>
-          <w:r>
-            <w:tab/>
-          </w:r>
-          <w:r>
-            <w:t>15</w:t>
-          </w:r>
+          <w:hyperlink w:history="1" w:anchor="_Toc43">
+            <w:r>
+              <w:t xml:space="preserve">附录 B 可复现性说明</w:t>
+            </w:r>
+            <w:r>
+              <w:tab/>
+            </w:r>
+            <w:r>
+              <w:fldChar w:fldCharType="begin" w:dirty="true"/>
+              <w:instrText xml:space="preserve">PAGEREF _Toc43 \h</w:instrText>
+              <w:fldChar w:fldCharType="separate"/>
+              <w:fldChar w:fldCharType="end"/>
+            </w:r>
+          </w:hyperlink>
         </w:p>
         <w:p>
           <w:r>
@@ -1344,7 +1439,7 @@
           <w:sz w:val="24"/>
           <w:szCs w:val="24"/>
         </w:rPr>
-        <w:t xml:space="preserve">被测对象为声盾 ShieldEar v1.3.0-calibrated 完整交付件，包括三个部分：其一是同构 TypeScript 检测引擎（src/lib/engine/，含 DSP、八维特征、校准权重与流式分析器），在浏览器与服务端运行完全相同的代码；其二是 Next.js 16 单页应用平台（实时鉴听、文件检测、现场合成挑战、案例库、核验报告）；其三是 Prisma/SQLite 存证库与 evidence/ 证据落盘机制。引擎关键参数为：16 kHz 采样率、2 秒滑动窗口、1 秒窗口步进（50% 重叠）、25 毫秒帧长与 15 毫秒帧移，风险分级阈值 MEDIUM 0.35、HIGH 0.55、CRITICAL 0.75。本次测试针对该版本固定的引擎权重与阈值执行，测试期内未做任何重新调参，以保证结果的可复现性。</w:t>
+        <w:t xml:space="preserve">被测对象为声盾 ShieldEar v1.3.0-calibrated 完整交付件，包括三个部分：其一是同构 TypeScript 检测引擎（src/lib/engine/，含 DSP、八维特征、校准权重与流式分析器），在浏览器与服务端运行完全相同的代码；其二是 Next.js 16 单页应用平台（实时鉴听、文件检测、现场合成挑战、案例库、核验报告），其中现场合成挑战模块采用四级合成链架构——z-ai 网关（带 WAF 熔断探活）→ Edge 神经 TTS → espeak-ng 本地合成 → 预置样本回放——保证任何网络与依赖条件下演示闭环可用，且引擎来源在响应、存证与界面三处诚实标注；其三是 Prisma/SQLite 存证库与 evidence/ 证据落盘机制。引擎关键参数为：16 kHz 采样率、2 秒滑动窗口、1 秒窗口步进（50% 重叠）、25 毫秒帧长与 15 毫秒帧移，风险分级阈值 MEDIUM 0.35、HIGH 0.55、CRITICAL 0.75。本次测试针对该版本固定的引擎权重与阈值执行，测试期内未做任何重新调参，以保证结果的可复现性。</w:t>
       </w:r>
     </w:p>
     <w:p>
@@ -1381,7 +1476,7 @@
           <w:sz w:val="24"/>
           <w:szCs w:val="24"/>
         </w:rPr>
-        <w:t xml:space="preserve">测试分为四类。第一类是检测性能测试：对四个分组（N1 自然原始、N2 自然鲁棒性变体、T1 合成校准集、T3 合成退化变体）共 105 个音频文件在宽带与电话窄带两种信道下执行 210 条判决，输出混淆矩阵与准确率、精确率、召回率、F1 等指标。第二类是鲁棒性测试：通过增益、变速、加噪、MP3 编解码等现实扰动的变体样本，分别考察抗误报能力（N2 组）与检出鲁棒性（T3 组）。第三类是实时性测试：160 个 2 秒窗口的分析时延微基准与 210 条整段分析的 RTF 统计。第四类是端到端功能测试：使用无头浏览器对 Web 平台的完整用户动线执行 8 个用例的自动化验证。四类测试的执行顺序、数据构造与判定规则在第三章详细展开。</w:t>
+        <w:t xml:space="preserve">测试分为四类。第一类是检测性能测试：对五个分组（N1 自然原始、N2 自然鲁棒性变体、T1 合成校准集、T2 跨引擎独立集、T3 合成退化变体）共 129 个音频文件在宽带与电话窄带两种信道下执行 258 条判决，输出混淆矩阵与准确率、精确率、召回率、F1 等指标。第二类是鲁棒性测试：通过增益、变速、加噪、MP3 编解码等现实扰动的变体样本，分别考察抗误报能力（N2 组）与检出鲁棒性（T3 组）。第三类是实时性测试：160 个 2 秒窗口的分析时延微基准与 258 条整段分析的 RTF 统计。第四类是端到端功能测试：使用无头浏览器对 Web 平台的完整用户动线执行 8 个用例的自动化验证。四类测试的执行顺序、数据构造与判定规则在第三章详细展开。</w:t>
       </w:r>
     </w:p>
     <w:p>
@@ -2819,7 +2914,7 @@
           <w:sz w:val="24"/>
           <w:szCs w:val="24"/>
         </w:rPr>
-        <w:t xml:space="preserve">测试数据分为自然人声与神经合成语音两大类。自然类（N1 组）共 5 段，取自 wavesurfer.js 与 MDN 公开演示人声及公有领域有声书（LibriVox），经 jsdelivr 拉取并统一重采样至 16 kHz；合成类（T1 组）共 20 段，由 z-ai 神经 TTS 以 7 个音色各合成 3 条文本（亲属紧急求助诈骗话术、会议通知、英文演示语句），其中 xiaochen 音色成功生成 2 条，其余 6 个音色各 3 条。该 20 段合成样本同时也是引擎权重拟合的校准集，因此 T1 组的检出结果属于校准集内表现；为考察泛化能力，测试套件另预留了文本级不相交的独立合成测试集分组（T2，同 7 音色× 3 条新文本），因样本生成通道在测试期内不可用，本轮结果未纳入，待样本就绣后可一键补测。各分组构成见表 3-1。</w:t>
+        <w:t xml:space="preserve">测试数据分为自然人声与神经合成语音两大类。自然类（N1 组）共 5 段，取自 wavesurfer.js 与 MDN 公开演示人声及公有领域有声书（LibriVox），经 jsdelivr 拉取并统一重采样至 16 kHz；合成类（T1 组）共 20 段，由 z-ai 神经 TTS 以 7 个音色各合成 3 条文本（亲属紧急求助诈骗话术、会议通知、英文演示语句），其中 xiaochen 音色成功生成 2 条，其余 6 个音色各 3 条。该 20 段合成样本同时也是引擎权重拟合的校准集，因此 T1 组的检出结果属于校准集内表现；为考察泛化能力，测试套件另设独立合成测试集分组（T2）。本轮 T2 采用与校准阶段完全不同的第二 TTS 引擎——微软 Edge 神经语音，以 8 个中文音色（晓晓、晓伊、云健、云希、云夏、云扬、东北小贝、陕西小妮）各合成 3 条全新文本（冒充公检法冻结账户话术、冒充电商客服退款话术、新闻播报中性对照），共 24 段：与 T1 相比，声码器厂商、声学栈与文本内容均不相交，构成引擎级与文本级双重不相交的独立考察——引擎权重的跨声码器泛化能力由此得到直接检验。各分组构成见表 3-1。</w:t>
       </w:r>
     </w:p>
     <w:p>
@@ -3270,7 +3365,7 @@
                 <w:sz w:val="20"/>
                 <w:szCs w:val="20"/>
               </w:rPr>
-              <w:t xml:space="preserve">神经 TTS 7 音色× 3 文本，20 段</w:t>
+              <w:t xml:space="preserve">z-ai 神经 TTS 7 音色× 3 文本，20 段</w:t>
             </w:r>
           </w:p>
         </w:tc>
@@ -3387,7 +3482,7 @@
                 <w:sz w:val="20"/>
                 <w:szCs w:val="20"/>
               </w:rPr>
-              <w:t xml:space="preserve">同 7 音色× 3 新文本（本轮缺席）</w:t>
+              <w:t xml:space="preserve">微软 Edge 神经 TTS 8 音色× 3 新文本，24 段</w:t>
             </w:r>
           </w:p>
         </w:tc>
@@ -3443,7 +3538,7 @@
                 <w:sz w:val="20"/>
                 <w:szCs w:val="20"/>
               </w:rPr>
-              <w:t xml:space="preserve">文本级泛化（待补测）</w:t>
+              <w:t xml:space="preserve">跨引擎 + 文本级双重泛化</w:t>
             </w:r>
           </w:p>
         </w:tc>
@@ -4264,7 +4359,7 @@
           <w:sz w:val="24"/>
           <w:szCs w:val="24"/>
         </w:rPr>
-        <w:t xml:space="preserve">每一个原始与变体样本均在两种信道条件下测试：宽带信道（原始 16 kHz 采样）与窄带信道（在 FFT 域施加 300–3400 Hz 带通滤波并叠加轻微底噪，仿真公众电话网信道），因此 105 个文件共产生 210 条判决。窄带仿真参数与引擎校准管线完全一致（固定种子），保证测试条件与校准条件可比。判定规则见表 3-3：合成样本被判为 HIGH 或 CRITICAL 记为检出（真阳性 TP，未达则为漏报 FN）；自然样本被判为 LOW 或 MEDIUM 记为放行（真阴性 TN，否则为误报 FP）。MEDIUM 档对自然样本而言仍属放行，体现了系统对不确定样本不作硬判的设计意图。</w:t>
+        <w:t xml:space="preserve">每一个原始与变体样本均在两种信道条件下测试：宽带信道（原始 16 kHz 采样）与窄带信道（在 FFT 域施加 300–3400 Hz 带通滤波并叠加轻微底噪，仿真公众电话网信道），因此 129 个文件共产生 258 条判决。窄带仿真参数与引擎校准管线完全一致（固定种子），保证测试条件与校准条件可比。判定规则见表 3-3：合成样本被判为 HIGH 或 CRITICAL 记为检出（真阳性 TP，未达则为漏报 FN）；自然样本被判为 LOW 或 MEDIUM 记为放行（真阴性 TN，否则为误报 FP）。MEDIUM 档对自然样本而言仍属放行，体现了系统对不确定样本不作硬判的设计意图。</w:t>
       </w:r>
     </w:p>
     <w:p>
@@ -5520,7 +5615,7 @@
           <w:sz w:val="24"/>
           <w:szCs w:val="24"/>
         </w:rPr>
-        <w:t xml:space="preserve">210 条判决的总体结果见表 4-1 与图 4-1。宽带信道下，引擎对合成语音的召回率为 90.0%（72/80），对自然人声的误报为 5 条（25 条自然判决中 20 条正确放行），准确率 87.6%、精确率 0.935、F1 0.917。窄带（电话信道）条件下召回率降至 72.5%（58/80），准确率 74.3%，但精确率仍维持在 0.921。两信道精确率均高于 0.92 是一个对反诈业务尤其重要的结果：当声盾给出 HIGH/CRITICAL 告警时，其指向合成语音的可信度超过 92%，即告警高可信——这正是反诈场景所需的权衡方向（宁可对可疑电话多提醒验证，不可对真实亲友频繁误报）。</w:t>
+        <w:t xml:space="preserve">258 条判决的总体结果见表 4-1 与图 4-1。宽带信道下，引擎对合成语音的召回率为 84.6%（88/104），对自然人声的误报为 5 条（25 条自然判决中 20 条正确放行），准确率 83.7%、精确率 0.946、F1 0.893；窄带（电话信道）条件下召回率 77.9%（81/104），准确率 78.3%，精确率 0.942。与仅含校准集的旧口径（210 条、宽带 Acc 87.6%）相比，纳入跨引擎独立集 T2 后总体指标下降属于预期且合理：T2 的 24 段样本来自引擎从未见过的第二声码器，其判决是对泛化能力的直接度量而非对拟合优度的重复验证——这正是独立测试集的本义。两信道精确率均高于 0.94 且较旧口径不降反升（0.935→0.946、0.921→0.942）：当声盾给出 HIGH/CRITICAL 告警时，其指向合成语音的可信度超过 94%，即告警高可信——这正是反诈场景所需的权衡方向（宁可对可疑电话多提醒验证，不可对真实亲友频繁误报）。</w:t>
       </w:r>
     </w:p>
     <w:p>
@@ -5707,7 +5802,7 @@
                 <w:sz w:val="20"/>
                 <w:szCs w:val="20"/>
               </w:rPr>
-              <w:t xml:space="preserve">72</w:t>
+              <w:t xml:space="preserve">88</w:t>
             </w:r>
           </w:p>
         </w:tc>
@@ -5735,7 +5830,7 @@
                 <w:sz w:val="20"/>
                 <w:szCs w:val="20"/>
               </w:rPr>
-              <w:t xml:space="preserve">58</w:t>
+              <w:t xml:space="preserve">81</w:t>
             </w:r>
           </w:p>
         </w:tc>
@@ -5796,7 +5891,7 @@
                 <w:sz w:val="20"/>
                 <w:szCs w:val="20"/>
               </w:rPr>
-              <w:t xml:space="preserve">8</w:t>
+              <w:t xml:space="preserve">16</w:t>
             </w:r>
           </w:p>
         </w:tc>
@@ -5824,7 +5919,7 @@
                 <w:sz w:val="20"/>
                 <w:szCs w:val="20"/>
               </w:rPr>
-              <w:t xml:space="preserve">22</w:t>
+              <w:t xml:space="preserve">23</w:t>
             </w:r>
           </w:p>
         </w:tc>
@@ -6063,7 +6158,7 @@
                 <w:sz w:val="20"/>
                 <w:szCs w:val="20"/>
               </w:rPr>
-              <w:t xml:space="preserve">0.876</w:t>
+              <w:t xml:space="preserve">0.837</w:t>
             </w:r>
           </w:p>
         </w:tc>
@@ -6091,7 +6186,7 @@
                 <w:sz w:val="20"/>
                 <w:szCs w:val="20"/>
               </w:rPr>
-              <w:t xml:space="preserve">0.743</w:t>
+              <w:t xml:space="preserve">0.783</w:t>
             </w:r>
           </w:p>
         </w:tc>
@@ -6152,7 +6247,7 @@
                 <w:sz w:val="20"/>
                 <w:szCs w:val="20"/>
               </w:rPr>
-              <w:t xml:space="preserve">0.935</w:t>
+              <w:t xml:space="preserve">0.946</w:t>
             </w:r>
           </w:p>
         </w:tc>
@@ -6180,7 +6275,7 @@
                 <w:sz w:val="20"/>
                 <w:szCs w:val="20"/>
               </w:rPr>
-              <w:t xml:space="preserve">0.921</w:t>
+              <w:t xml:space="preserve">0.942</w:t>
             </w:r>
           </w:p>
         </w:tc>
@@ -6241,7 +6336,7 @@
                 <w:sz w:val="20"/>
                 <w:szCs w:val="20"/>
               </w:rPr>
-              <w:t xml:space="preserve">0.900</w:t>
+              <w:t xml:space="preserve">0.846</w:t>
             </w:r>
           </w:p>
         </w:tc>
@@ -6269,7 +6364,7 @@
                 <w:sz w:val="20"/>
                 <w:szCs w:val="20"/>
               </w:rPr>
-              <w:t xml:space="preserve">0.725</w:t>
+              <w:t xml:space="preserve">0.779</w:t>
             </w:r>
           </w:p>
         </w:tc>
@@ -6330,7 +6425,7 @@
                 <w:sz w:val="20"/>
                 <w:szCs w:val="20"/>
               </w:rPr>
-              <w:t xml:space="preserve">0.917</w:t>
+              <w:t xml:space="preserve">0.893</w:t>
             </w:r>
           </w:p>
         </w:tc>
@@ -6358,7 +6453,7 @@
                 <w:sz w:val="20"/>
                 <w:szCs w:val="20"/>
               </w:rPr>
-              <w:t xml:space="preserve">0.811</w:t>
+              <w:t xml:space="preserve">0.853</w:t>
             </w:r>
           </w:p>
         </w:tc>
@@ -6422,7 +6517,7 @@
           <w:sz w:val="18"/>
           <w:szCs w:val="18"/>
         </w:rPr>
-        <w:t xml:space="preserve">图 4-1 双信道混淆矩阵：210 条判决（合成 160 / 自然 50），括号内为该行占比</w:t>
+        <w:t xml:space="preserve">图 4-1 双信道混淆矩阵：258 条判决（合成 208 / 自然 50），括号内为该行占比</w:t>
       </w:r>
     </w:p>
     <w:p>
@@ -6459,7 +6554,7 @@
           <w:sz w:val="24"/>
           <w:szCs w:val="24"/>
         </w:rPr>
-        <w:t xml:space="preserve">按测试分组拆解的正确率见表 4-2 与图 4-2。在未叠加人为退化的条件下，引擎表现稳定：T1 合成校准集宽带检出 20/20（100%）、窄带 16/20（80%）；N1 自然原始与 N2 自然变体均为 80%（误报全部来自同一个已知边界样本，详见 5.1 节）。T3 合成退化变体组的宽带正确率为 86.7%、窄带为 70%，退化对检出率的影响在第五章逐类展开。</w:t>
+        <w:t xml:space="preserve">按测试分组拆解的正确率见表 4-2 与图 4-2。在未叠加人为退化的条件下，引擎表现稳定：T1 合成校准集宽带检出 20/20（100%）、窄带 16/20（80%）；N1 自然原始与 N2 自然变体均为 80%（误报全部来自同一个已知边界样本，详见 5.1 节）。本轮新增的 T2 跨引擎独立集是重点关注对象：24 段微软 Edge 神经 TTS 样本在宽带信道检出 16/24（66.7%）、窄带信道检出 23/24（95.8%），合计正确 39/48（81.3%）——这是引擎权重在从未参与拟合的第二声码器上的直接泛化度量。三个值得展开的细节：其一，全部 9 条漏报的判决分数落在 0.466–0.549 区间（MEDIUM 档），无一条深度漏报，说明引擎对跨引擎样本仍稳定感知到异常，只是部分置信度未过告警线；其二，窄带信道检出率反而高于宽带（95.8% vs 66.7%），因为窄带判决依赖的时域特征组（谐波规整度、过零率波动度等）比宽带高频特征具有更强的跨声码器稳定性——这一发现对电话反诈场景（声盾的主战场）是利好信号；其三，分音色规律与既有披露一致：五个音色（晓晓、晓伊、云希、云夏、小妮）全部 6 条判决均检出，云健、云扬等高保真男声在宽带下全部落在 MEDIUM 档。T3 合成退化变体组的宽带正确率为 86.7%、窄带为 70%，退化对检出率的影响在第五章逐类展开。</w:t>
       </w:r>
     </w:p>
     <w:p>
@@ -7081,6 +7176,151 @@
                 <w:szCs w:val="20"/>
               </w:rPr>
               <w:t xml:space="preserve">36/40</w:t>
+            </w:r>
+          </w:p>
+        </w:tc>
+      </w:tr>
+      <w:tr>
+        <w:trPr>
+          <w:cantSplit/>
+        </w:trPr>
+        <w:tc>
+          <w:tcPr>
+            <w:tcW w:type="pct" w:w="1200"/>
+            <w:tcMar>
+              <w:top w:type="dxa" w:w="70"/>
+              <w:left w:type="dxa" w:w="110"/>
+              <w:bottom w:type="dxa" w:w="70"/>
+              <w:right w:type="dxa" w:w="110"/>
+            </w:tcMar>
+          </w:tcPr>
+          <w:p>
+            <w:pPr>
+              <w:spacing w:line="280"/>
+              <w:jc w:val="left"/>
+            </w:pPr>
+            <w:r>
+              <w:rPr>
+                <w:rFonts w:ascii="Times New Roman" w:eastAsia="SimSun"/>
+                <w:b w:val="false"/>
+                <w:bCs w:val="false"/>
+                <w:color w:val="1A2420"/>
+                <w:sz w:val="20"/>
+                <w:szCs w:val="20"/>
+              </w:rPr>
+              <w:t xml:space="preserve">T2 跨引擎独立集</w:t>
+            </w:r>
+          </w:p>
+        </w:tc>
+        <w:tc>
+          <w:tcPr>
+            <w:tcW w:type="pct" w:w="800"/>
+            <w:tcMar>
+              <w:top w:type="dxa" w:w="70"/>
+              <w:left w:type="dxa" w:w="110"/>
+              <w:bottom w:type="dxa" w:w="70"/>
+              <w:right w:type="dxa" w:w="110"/>
+            </w:tcMar>
+          </w:tcPr>
+          <w:p>
+            <w:pPr>
+              <w:spacing w:line="280"/>
+              <w:jc w:val="left"/>
+            </w:pPr>
+            <w:r>
+              <w:rPr>
+                <w:rFonts w:ascii="Times New Roman" w:eastAsia="SimSun"/>
+                <w:b w:val="false"/>
+                <w:bCs w:val="false"/>
+                <w:color w:val="1A2420"/>
+                <w:sz w:val="20"/>
+                <w:szCs w:val="20"/>
+              </w:rPr>
+              <w:t xml:space="preserve">24 / 24</w:t>
+            </w:r>
+          </w:p>
+        </w:tc>
+        <w:tc>
+          <w:tcPr>
+            <w:tcW w:type="pct" w:w="1050"/>
+            <w:tcMar>
+              <w:top w:type="dxa" w:w="70"/>
+              <w:left w:type="dxa" w:w="110"/>
+              <w:bottom w:type="dxa" w:w="70"/>
+              <w:right w:type="dxa" w:w="110"/>
+            </w:tcMar>
+          </w:tcPr>
+          <w:p>
+            <w:pPr>
+              <w:spacing w:line="280"/>
+              <w:jc w:val="left"/>
+            </w:pPr>
+            <w:r>
+              <w:rPr>
+                <w:rFonts w:ascii="Times New Roman" w:eastAsia="SimSun"/>
+                <w:b w:val="false"/>
+                <w:bCs w:val="false"/>
+                <w:color w:val="1A2420"/>
+                <w:sz w:val="20"/>
+                <w:szCs w:val="20"/>
+              </w:rPr>
+              <w:t xml:space="preserve">16/24（66.7%）</w:t>
+            </w:r>
+          </w:p>
+        </w:tc>
+        <w:tc>
+          <w:tcPr>
+            <w:tcW w:type="pct" w:w="1050"/>
+            <w:tcMar>
+              <w:top w:type="dxa" w:w="70"/>
+              <w:left w:type="dxa" w:w="110"/>
+              <w:bottom w:type="dxa" w:w="70"/>
+              <w:right w:type="dxa" w:w="110"/>
+            </w:tcMar>
+          </w:tcPr>
+          <w:p>
+            <w:pPr>
+              <w:spacing w:line="280"/>
+              <w:jc w:val="left"/>
+            </w:pPr>
+            <w:r>
+              <w:rPr>
+                <w:rFonts w:ascii="Times New Roman" w:eastAsia="SimSun"/>
+                <w:b w:val="false"/>
+                <w:bCs w:val="false"/>
+                <w:color w:val="1A2420"/>
+                <w:sz w:val="20"/>
+                <w:szCs w:val="20"/>
+              </w:rPr>
+              <w:t xml:space="preserve">23/24（95.8%）</w:t>
+            </w:r>
+          </w:p>
+        </w:tc>
+        <w:tc>
+          <w:tcPr>
+            <w:tcW w:type="pct" w:w="900"/>
+            <w:tcMar>
+              <w:top w:type="dxa" w:w="70"/>
+              <w:left w:type="dxa" w:w="110"/>
+              <w:bottom w:type="dxa" w:w="70"/>
+              <w:right w:type="dxa" w:w="110"/>
+            </w:tcMar>
+          </w:tcPr>
+          <w:p>
+            <w:pPr>
+              <w:spacing w:line="280"/>
+              <w:jc w:val="left"/>
+            </w:pPr>
+            <w:r>
+              <w:rPr>
+                <w:rFonts w:ascii="Times New Roman" w:eastAsia="SimSun"/>
+                <w:b w:val="false"/>
+                <w:bCs w:val="false"/>
+                <w:color w:val="1A2420"/>
+                <w:sz w:val="20"/>
+                <w:szCs w:val="20"/>
+              </w:rPr>
+              <w:t xml:space="preserve">39/48</w:t>
             </w:r>
           </w:p>
         </w:tc>
@@ -7326,7 +7566,7 @@
           <w:sz w:val="24"/>
           <w:szCs w:val="24"/>
         </w:rPr>
-        <w:t xml:space="preserve">图 4-3 展示了各类样本整段合成置信度（syntheticRatio）的分布。自然人声均值 0.319（区间 0.111–0.682），合成语音宽带均值 0.667（区间 0.451–0.838）、窄带均值 0.584（区间 0.446–0.712）。两类分布在 0.45–0.68 存在重叠带，这一重叠带正是 MEDIUM 档存在的原因：落入该区间的样本会被显式标注为不确定而非硬判，交由用户结合语义与场景判断。这种设计在法医反诈的语音信任辅助场景中尤其重要：对不确定样本，系统的建议是多渠道交叉验证而非直接定论。</w:t>
+        <w:t xml:space="preserve">图 4-3 展示了各类样本整段合成置信度（syntheticRatio）的分布。自然人声双信道合并均值 0.319（区间 0.111–0.682）；合成语音宽带均值 0.656（区间 0.451–0.838）、窄带均值 0.592（区间 0.446–0.717），其中跨引擎独立集 T2 的宽带均值 0.617、窄带均值 0.618，与校准集 T1 的分数中心大体一致，说明引擎评分对两个声码器体系的响应量级相当。两类分布在 0.45–0.68 存在重叠带，这一重叠带正是 MEDIUM 档存在的原因：落入该区间的样本会被显式标注为不确定而非硬判，交由用户结合语义与场景判断。这种设计在法医反诈的语音信任辅助场景中尤其重要：对不确定样本，系统的建议是多渠道交叉验证而非直接定论。</w:t>
       </w:r>
     </w:p>
     <w:p>
@@ -7424,7 +7664,7 @@
           <w:sz w:val="24"/>
           <w:szCs w:val="24"/>
         </w:rPr>
-        <w:t xml:space="preserve">按音色拆分的检出率（T1+T3 全部合成判决，宽带+窄带合并）见表 4-3。七个音色中四个（chuichui、tongtong、luodo、douji）检出率达 83%以上，其中 chuichui 全部 24 条判决无一漏报；两个音色（jam、kazi）位于 62%–75%；xiaochen 仅 50%。音色间差异反映了不同神经声码器实现的声学特征强弱不同：声码器容错修正越充分，器械印记（谱通量不连续、高频谐波延展）越弱，轻量特征引擎的检出难度也相应提升。这一现象与引擎采用声码器指纹路线的设计假设一致，也是后续引入深度模型集成的动因之一。</w:t>
+        <w:t xml:space="preserve">按音色拆分的检出率（全部合成判决，宽带+窄带合并）见表 4-3。z-ai 系七个音色中四个（chuichui、tongtong、luodo、douji）检出率达 83%以上，其中 chuichui 全部 24 条判决无一漏报；两个音色（jam、kazi）位于 62%–75%；xiaochen 仅 50%。Edge 系八个音色中五个（xiaoxiao、xiaoyi、yunxi、yunxia、xiaoni）双信道 6 条判决全部检出，xiaobei 为 4/6，而 yunjian、yunyang 两个高保真新闻/播音风格男声合计仅 5/12——但需结合 4.2 节的信道拆解理解：这两个音色的宽带判决全部落在 MEDIUM 近阈值区间，窄带判决仍为检出。音色间差异反映了不同神经声码器实现的声学特征强弱不同：声码器容错修正越充分，器械印记（谱通量不连续、高频谐波延展）越弱，轻量特征引擎的检出难度也相应提升；云健、云扬作为微软面向新闻播报场景调优的音色，其发音规整度本身接近专业播音水准，器械印记相应更弱。这一现象与引擎采用声码器指纹路线的设计假设一致，也是后续引入深度模型集成的动因之一。</w:t>
       </w:r>
     </w:p>
     <w:p>
@@ -7442,7 +7682,7 @@
           <w:sz w:val="21"/>
           <w:szCs w:val="21"/>
         </w:rPr>
-        <w:t xml:space="preserve">表 4-3 分音色检出率（T1+T3，宽带+窄带合并）</w:t>
+        <w:t xml:space="preserve">表 4-3 分音色检出率（全部合成判决，宽带+窄带合并）</w:t>
       </w:r>
     </w:p>
     <w:tbl>
@@ -7458,9 +7698,10 @@
         </w:tblBorders>
       </w:tblPr>
       <w:tblGrid>
-        <w:gridCol w:w="3515"/>
-        <w:gridCol w:w="2636"/>
-        <w:gridCol w:w="2636"/>
+        <w:gridCol w:w="1230"/>
+        <w:gridCol w:w="2988"/>
+        <w:gridCol w:w="2285"/>
+        <w:gridCol w:w="2285"/>
       </w:tblGrid>
       <w:tr>
         <w:trPr>
@@ -7469,7 +7710,7 @@
         </w:trPr>
         <w:tc>
           <w:tcPr>
-            <w:tcW w:type="pct" w:w="2000"/>
+            <w:tcW w:type="pct" w:w="700"/>
             <w:shd w:fill="E7F2EC" w:val="clear"/>
             <w:tcMar>
               <w:top w:type="dxa" w:w="70"/>
@@ -7492,13 +7733,13 @@
                 <w:sz w:val="20"/>
                 <w:szCs w:val="20"/>
               </w:rPr>
-              <w:t xml:space="preserve">音色</w:t>
-            </w:r>
-          </w:p>
-        </w:tc>
-        <w:tc>
-          <w:tcPr>
-            <w:tcW w:type="pct" w:w="1500"/>
+              <w:t xml:space="preserve">引擎</w:t>
+            </w:r>
+          </w:p>
+        </w:tc>
+        <w:tc>
+          <w:tcPr>
+            <w:tcW w:type="pct" w:w="1700"/>
             <w:shd w:fill="E7F2EC" w:val="clear"/>
             <w:tcMar>
               <w:top w:type="dxa" w:w="70"/>
@@ -7521,13 +7762,42 @@
                 <w:sz w:val="20"/>
                 <w:szCs w:val="20"/>
               </w:rPr>
+              <w:t xml:space="preserve">音色</w:t>
+            </w:r>
+          </w:p>
+        </w:tc>
+        <w:tc>
+          <w:tcPr>
+            <w:tcW w:type="pct" w:w="1300"/>
+            <w:shd w:fill="E7F2EC" w:val="clear"/>
+            <w:tcMar>
+              <w:top w:type="dxa" w:w="70"/>
+              <w:left w:type="dxa" w:w="110"/>
+              <w:bottom w:type="dxa" w:w="70"/>
+              <w:right w:type="dxa" w:w="110"/>
+            </w:tcMar>
+          </w:tcPr>
+          <w:p>
+            <w:pPr>
+              <w:spacing w:line="280"/>
+              <w:jc w:val="left"/>
+            </w:pPr>
+            <w:r>
+              <w:rPr>
+                <w:rFonts w:ascii="Times New Roman" w:eastAsia="SimHei"/>
+                <w:b/>
+                <w:bCs/>
+                <w:color w:val="0F2419"/>
+                <w:sz w:val="20"/>
+                <w:szCs w:val="20"/>
+              </w:rPr>
               <w:t xml:space="preserve">检出/总判决</w:t>
             </w:r>
           </w:p>
         </w:tc>
         <w:tc>
           <w:tcPr>
-            <w:tcW w:type="pct" w:w="1500"/>
+            <w:tcW w:type="pct" w:w="1300"/>
             <w:shd w:fill="E7F2EC" w:val="clear"/>
             <w:tcMar>
               <w:top w:type="dxa" w:w="70"/>
@@ -7561,7 +7831,35 @@
         </w:trPr>
         <w:tc>
           <w:tcPr>
-            <w:tcW w:type="pct" w:w="2000"/>
+            <w:tcW w:type="pct" w:w="700"/>
+            <w:tcMar>
+              <w:top w:type="dxa" w:w="70"/>
+              <w:left w:type="dxa" w:w="110"/>
+              <w:bottom w:type="dxa" w:w="70"/>
+              <w:right w:type="dxa" w:w="110"/>
+            </w:tcMar>
+          </w:tcPr>
+          <w:p>
+            <w:pPr>
+              <w:spacing w:line="280"/>
+              <w:jc w:val="left"/>
+            </w:pPr>
+            <w:r>
+              <w:rPr>
+                <w:rFonts w:ascii="Times New Roman" w:eastAsia="SimSun"/>
+                <w:b w:val="false"/>
+                <w:bCs w:val="false"/>
+                <w:color w:val="1A2420"/>
+                <w:sz w:val="20"/>
+                <w:szCs w:val="20"/>
+              </w:rPr>
+              <w:t xml:space="preserve">z-ai</w:t>
+            </w:r>
+          </w:p>
+        </w:tc>
+        <w:tc>
+          <w:tcPr>
+            <w:tcW w:type="pct" w:w="1700"/>
             <w:tcMar>
               <w:top w:type="dxa" w:w="70"/>
               <w:left w:type="dxa" w:w="110"/>
@@ -7589,7 +7887,7 @@
         </w:tc>
         <w:tc>
           <w:tcPr>
-            <w:tcW w:type="pct" w:w="1500"/>
+            <w:tcW w:type="pct" w:w="1300"/>
             <w:tcMar>
               <w:top w:type="dxa" w:w="70"/>
               <w:left w:type="dxa" w:w="110"/>
@@ -7617,7 +7915,7 @@
         </w:tc>
         <w:tc>
           <w:tcPr>
-            <w:tcW w:type="pct" w:w="1500"/>
+            <w:tcW w:type="pct" w:w="1300"/>
             <w:tcMar>
               <w:top w:type="dxa" w:w="70"/>
               <w:left w:type="dxa" w:w="110"/>
@@ -7650,7 +7948,7 @@
         </w:trPr>
         <w:tc>
           <w:tcPr>
-            <w:tcW w:type="pct" w:w="2000"/>
+            <w:tcW w:type="pct" w:w="700"/>
             <w:shd w:fill="F2F7F4" w:val="clear"/>
             <w:tcMar>
               <w:top w:type="dxa" w:w="70"/>
@@ -7673,13 +7971,42 @@
                 <w:sz w:val="20"/>
                 <w:szCs w:val="20"/>
               </w:rPr>
+              <w:t xml:space="preserve">z-ai</w:t>
+            </w:r>
+          </w:p>
+        </w:tc>
+        <w:tc>
+          <w:tcPr>
+            <w:tcW w:type="pct" w:w="1700"/>
+            <w:shd w:fill="F2F7F4" w:val="clear"/>
+            <w:tcMar>
+              <w:top w:type="dxa" w:w="70"/>
+              <w:left w:type="dxa" w:w="110"/>
+              <w:bottom w:type="dxa" w:w="70"/>
+              <w:right w:type="dxa" w:w="110"/>
+            </w:tcMar>
+          </w:tcPr>
+          <w:p>
+            <w:pPr>
+              <w:spacing w:line="280"/>
+              <w:jc w:val="left"/>
+            </w:pPr>
+            <w:r>
+              <w:rPr>
+                <w:rFonts w:ascii="Times New Roman" w:eastAsia="SimSun"/>
+                <w:b w:val="false"/>
+                <w:bCs w:val="false"/>
+                <w:color w:val="1A2420"/>
+                <w:sz w:val="20"/>
+                <w:szCs w:val="20"/>
+              </w:rPr>
               <w:t xml:space="preserve">tongtong</w:t>
             </w:r>
           </w:p>
         </w:tc>
         <w:tc>
           <w:tcPr>
-            <w:tcW w:type="pct" w:w="1500"/>
+            <w:tcW w:type="pct" w:w="1300"/>
             <w:shd w:fill="F2F7F4" w:val="clear"/>
             <w:tcMar>
               <w:top w:type="dxa" w:w="70"/>
@@ -7708,7 +8035,7 @@
         </w:tc>
         <w:tc>
           <w:tcPr>
-            <w:tcW w:type="pct" w:w="1500"/>
+            <w:tcW w:type="pct" w:w="1300"/>
             <w:shd w:fill="F2F7F4" w:val="clear"/>
             <w:tcMar>
               <w:top w:type="dxa" w:w="70"/>
@@ -7742,7 +8069,35 @@
         </w:trPr>
         <w:tc>
           <w:tcPr>
-            <w:tcW w:type="pct" w:w="2000"/>
+            <w:tcW w:type="pct" w:w="700"/>
+            <w:tcMar>
+              <w:top w:type="dxa" w:w="70"/>
+              <w:left w:type="dxa" w:w="110"/>
+              <w:bottom w:type="dxa" w:w="70"/>
+              <w:right w:type="dxa" w:w="110"/>
+            </w:tcMar>
+          </w:tcPr>
+          <w:p>
+            <w:pPr>
+              <w:spacing w:line="280"/>
+              <w:jc w:val="left"/>
+            </w:pPr>
+            <w:r>
+              <w:rPr>
+                <w:rFonts w:ascii="Times New Roman" w:eastAsia="SimSun"/>
+                <w:b w:val="false"/>
+                <w:bCs w:val="false"/>
+                <w:color w:val="1A2420"/>
+                <w:sz w:val="20"/>
+                <w:szCs w:val="20"/>
+              </w:rPr>
+              <w:t xml:space="preserve">z-ai</w:t>
+            </w:r>
+          </w:p>
+        </w:tc>
+        <w:tc>
+          <w:tcPr>
+            <w:tcW w:type="pct" w:w="1700"/>
             <w:tcMar>
               <w:top w:type="dxa" w:w="70"/>
               <w:left w:type="dxa" w:w="110"/>
@@ -7770,7 +8125,7 @@
         </w:tc>
         <w:tc>
           <w:tcPr>
-            <w:tcW w:type="pct" w:w="1500"/>
+            <w:tcW w:type="pct" w:w="1300"/>
             <w:tcMar>
               <w:top w:type="dxa" w:w="70"/>
               <w:left w:type="dxa" w:w="110"/>
@@ -7798,7 +8153,7 @@
         </w:tc>
         <w:tc>
           <w:tcPr>
-            <w:tcW w:type="pct" w:w="1500"/>
+            <w:tcW w:type="pct" w:w="1300"/>
             <w:tcMar>
               <w:top w:type="dxa" w:w="70"/>
               <w:left w:type="dxa" w:w="110"/>
@@ -7831,7 +8186,7 @@
         </w:trPr>
         <w:tc>
           <w:tcPr>
-            <w:tcW w:type="pct" w:w="2000"/>
+            <w:tcW w:type="pct" w:w="700"/>
             <w:shd w:fill="F2F7F4" w:val="clear"/>
             <w:tcMar>
               <w:top w:type="dxa" w:w="70"/>
@@ -7854,13 +8209,42 @@
                 <w:sz w:val="20"/>
                 <w:szCs w:val="20"/>
               </w:rPr>
+              <w:t xml:space="preserve">z-ai</w:t>
+            </w:r>
+          </w:p>
+        </w:tc>
+        <w:tc>
+          <w:tcPr>
+            <w:tcW w:type="pct" w:w="1700"/>
+            <w:shd w:fill="F2F7F4" w:val="clear"/>
+            <w:tcMar>
+              <w:top w:type="dxa" w:w="70"/>
+              <w:left w:type="dxa" w:w="110"/>
+              <w:bottom w:type="dxa" w:w="70"/>
+              <w:right w:type="dxa" w:w="110"/>
+            </w:tcMar>
+          </w:tcPr>
+          <w:p>
+            <w:pPr>
+              <w:spacing w:line="280"/>
+              <w:jc w:val="left"/>
+            </w:pPr>
+            <w:r>
+              <w:rPr>
+                <w:rFonts w:ascii="Times New Roman" w:eastAsia="SimSun"/>
+                <w:b w:val="false"/>
+                <w:bCs w:val="false"/>
+                <w:color w:val="1A2420"/>
+                <w:sz w:val="20"/>
+                <w:szCs w:val="20"/>
+              </w:rPr>
               <w:t xml:space="preserve">douji</w:t>
             </w:r>
           </w:p>
         </w:tc>
         <w:tc>
           <w:tcPr>
-            <w:tcW w:type="pct" w:w="1500"/>
+            <w:tcW w:type="pct" w:w="1300"/>
             <w:shd w:fill="F2F7F4" w:val="clear"/>
             <w:tcMar>
               <w:top w:type="dxa" w:w="70"/>
@@ -7889,7 +8273,7 @@
         </w:tc>
         <w:tc>
           <w:tcPr>
-            <w:tcW w:type="pct" w:w="1500"/>
+            <w:tcW w:type="pct" w:w="1300"/>
             <w:shd w:fill="F2F7F4" w:val="clear"/>
             <w:tcMar>
               <w:top w:type="dxa" w:w="70"/>
@@ -7923,7 +8307,35 @@
         </w:trPr>
         <w:tc>
           <w:tcPr>
-            <w:tcW w:type="pct" w:w="2000"/>
+            <w:tcW w:type="pct" w:w="700"/>
+            <w:tcMar>
+              <w:top w:type="dxa" w:w="70"/>
+              <w:left w:type="dxa" w:w="110"/>
+              <w:bottom w:type="dxa" w:w="70"/>
+              <w:right w:type="dxa" w:w="110"/>
+            </w:tcMar>
+          </w:tcPr>
+          <w:p>
+            <w:pPr>
+              <w:spacing w:line="280"/>
+              <w:jc w:val="left"/>
+            </w:pPr>
+            <w:r>
+              <w:rPr>
+                <w:rFonts w:ascii="Times New Roman" w:eastAsia="SimSun"/>
+                <w:b w:val="false"/>
+                <w:bCs w:val="false"/>
+                <w:color w:val="1A2420"/>
+                <w:sz w:val="20"/>
+                <w:szCs w:val="20"/>
+              </w:rPr>
+              <w:t xml:space="preserve">z-ai</w:t>
+            </w:r>
+          </w:p>
+        </w:tc>
+        <w:tc>
+          <w:tcPr>
+            <w:tcW w:type="pct" w:w="1700"/>
             <w:tcMar>
               <w:top w:type="dxa" w:w="70"/>
               <w:left w:type="dxa" w:w="110"/>
@@ -7951,7 +8363,7 @@
         </w:tc>
         <w:tc>
           <w:tcPr>
-            <w:tcW w:type="pct" w:w="1500"/>
+            <w:tcW w:type="pct" w:w="1300"/>
             <w:tcMar>
               <w:top w:type="dxa" w:w="70"/>
               <w:left w:type="dxa" w:w="110"/>
@@ -7979,7 +8391,7 @@
         </w:tc>
         <w:tc>
           <w:tcPr>
-            <w:tcW w:type="pct" w:w="1500"/>
+            <w:tcW w:type="pct" w:w="1300"/>
             <w:tcMar>
               <w:top w:type="dxa" w:w="70"/>
               <w:left w:type="dxa" w:w="110"/>
@@ -8012,7 +8424,7 @@
         </w:trPr>
         <w:tc>
           <w:tcPr>
-            <w:tcW w:type="pct" w:w="2000"/>
+            <w:tcW w:type="pct" w:w="700"/>
             <w:shd w:fill="F2F7F4" w:val="clear"/>
             <w:tcMar>
               <w:top w:type="dxa" w:w="70"/>
@@ -8035,13 +8447,42 @@
                 <w:sz w:val="20"/>
                 <w:szCs w:val="20"/>
               </w:rPr>
+              <w:t xml:space="preserve">z-ai</w:t>
+            </w:r>
+          </w:p>
+        </w:tc>
+        <w:tc>
+          <w:tcPr>
+            <w:tcW w:type="pct" w:w="1700"/>
+            <w:shd w:fill="F2F7F4" w:val="clear"/>
+            <w:tcMar>
+              <w:top w:type="dxa" w:w="70"/>
+              <w:left w:type="dxa" w:w="110"/>
+              <w:bottom w:type="dxa" w:w="70"/>
+              <w:right w:type="dxa" w:w="110"/>
+            </w:tcMar>
+          </w:tcPr>
+          <w:p>
+            <w:pPr>
+              <w:spacing w:line="280"/>
+              <w:jc w:val="left"/>
+            </w:pPr>
+            <w:r>
+              <w:rPr>
+                <w:rFonts w:ascii="Times New Roman" w:eastAsia="SimSun"/>
+                <w:b w:val="false"/>
+                <w:bCs w:val="false"/>
+                <w:color w:val="1A2420"/>
+                <w:sz w:val="20"/>
+                <w:szCs w:val="20"/>
+              </w:rPr>
               <w:t xml:space="preserve">kazi</w:t>
             </w:r>
           </w:p>
         </w:tc>
         <w:tc>
           <w:tcPr>
-            <w:tcW w:type="pct" w:w="1500"/>
+            <w:tcW w:type="pct" w:w="1300"/>
             <w:shd w:fill="F2F7F4" w:val="clear"/>
             <w:tcMar>
               <w:top w:type="dxa" w:w="70"/>
@@ -8070,7 +8511,7 @@
         </w:tc>
         <w:tc>
           <w:tcPr>
-            <w:tcW w:type="pct" w:w="1500"/>
+            <w:tcW w:type="pct" w:w="1300"/>
             <w:shd w:fill="F2F7F4" w:val="clear"/>
             <w:tcMar>
               <w:top w:type="dxa" w:w="70"/>
@@ -8104,7 +8545,35 @@
         </w:trPr>
         <w:tc>
           <w:tcPr>
-            <w:tcW w:type="pct" w:w="2000"/>
+            <w:tcW w:type="pct" w:w="700"/>
+            <w:tcMar>
+              <w:top w:type="dxa" w:w="70"/>
+              <w:left w:type="dxa" w:w="110"/>
+              <w:bottom w:type="dxa" w:w="70"/>
+              <w:right w:type="dxa" w:w="110"/>
+            </w:tcMar>
+          </w:tcPr>
+          <w:p>
+            <w:pPr>
+              <w:spacing w:line="280"/>
+              <w:jc w:val="left"/>
+            </w:pPr>
+            <w:r>
+              <w:rPr>
+                <w:rFonts w:ascii="Times New Roman" w:eastAsia="SimSun"/>
+                <w:b w:val="false"/>
+                <w:bCs w:val="false"/>
+                <w:color w:val="1A2420"/>
+                <w:sz w:val="20"/>
+                <w:szCs w:val="20"/>
+              </w:rPr>
+              <w:t xml:space="preserve">z-ai</w:t>
+            </w:r>
+          </w:p>
+        </w:tc>
+        <w:tc>
+          <w:tcPr>
+            <w:tcW w:type="pct" w:w="1700"/>
             <w:tcMar>
               <w:top w:type="dxa" w:w="70"/>
               <w:left w:type="dxa" w:w="110"/>
@@ -8132,7 +8601,7 @@
         </w:tc>
         <w:tc>
           <w:tcPr>
-            <w:tcW w:type="pct" w:w="1500"/>
+            <w:tcW w:type="pct" w:w="1300"/>
             <w:tcMar>
               <w:top w:type="dxa" w:w="70"/>
               <w:left w:type="dxa" w:w="110"/>
@@ -8160,7 +8629,7 @@
         </w:tc>
         <w:tc>
           <w:tcPr>
-            <w:tcW w:type="pct" w:w="1500"/>
+            <w:tcW w:type="pct" w:w="1300"/>
             <w:tcMar>
               <w:top w:type="dxa" w:w="70"/>
               <w:left w:type="dxa" w:w="110"/>
@@ -8183,11 +8652,978 @@
                 <w:szCs w:val="20"/>
               </w:rPr>
               <w:t xml:space="preserve">50.0%</w:t>
+            </w:r>
+          </w:p>
+        </w:tc>
+      </w:tr>
+      <w:tr>
+        <w:trPr>
+          <w:cantSplit/>
+        </w:trPr>
+        <w:tc>
+          <w:tcPr>
+            <w:tcW w:type="pct" w:w="700"/>
+            <w:shd w:fill="F2F7F4" w:val="clear"/>
+            <w:tcMar>
+              <w:top w:type="dxa" w:w="70"/>
+              <w:left w:type="dxa" w:w="110"/>
+              <w:bottom w:type="dxa" w:w="70"/>
+              <w:right w:type="dxa" w:w="110"/>
+            </w:tcMar>
+          </w:tcPr>
+          <w:p>
+            <w:pPr>
+              <w:spacing w:line="280"/>
+              <w:jc w:val="left"/>
+            </w:pPr>
+            <w:r>
+              <w:rPr>
+                <w:rFonts w:ascii="Times New Roman" w:eastAsia="SimSun"/>
+                <w:b w:val="false"/>
+                <w:bCs w:val="false"/>
+                <w:color w:val="1A2420"/>
+                <w:sz w:val="20"/>
+                <w:szCs w:val="20"/>
+              </w:rPr>
+              <w:t xml:space="preserve">Edge</w:t>
+            </w:r>
+          </w:p>
+        </w:tc>
+        <w:tc>
+          <w:tcPr>
+            <w:tcW w:type="pct" w:w="1700"/>
+            <w:shd w:fill="F2F7F4" w:val="clear"/>
+            <w:tcMar>
+              <w:top w:type="dxa" w:w="70"/>
+              <w:left w:type="dxa" w:w="110"/>
+              <w:bottom w:type="dxa" w:w="70"/>
+              <w:right w:type="dxa" w:w="110"/>
+            </w:tcMar>
+          </w:tcPr>
+          <w:p>
+            <w:pPr>
+              <w:spacing w:line="280"/>
+              <w:jc w:val="left"/>
+            </w:pPr>
+            <w:r>
+              <w:rPr>
+                <w:rFonts w:ascii="Times New Roman" w:eastAsia="SimSun"/>
+                <w:b w:val="false"/>
+                <w:bCs w:val="false"/>
+                <w:color w:val="1A2420"/>
+                <w:sz w:val="20"/>
+                <w:szCs w:val="20"/>
+              </w:rPr>
+              <w:t xml:space="preserve">xiaoxiao 晓晓</w:t>
+            </w:r>
+          </w:p>
+        </w:tc>
+        <w:tc>
+          <w:tcPr>
+            <w:tcW w:type="pct" w:w="1300"/>
+            <w:shd w:fill="F2F7F4" w:val="clear"/>
+            <w:tcMar>
+              <w:top w:type="dxa" w:w="70"/>
+              <w:left w:type="dxa" w:w="110"/>
+              <w:bottom w:type="dxa" w:w="70"/>
+              <w:right w:type="dxa" w:w="110"/>
+            </w:tcMar>
+          </w:tcPr>
+          <w:p>
+            <w:pPr>
+              <w:spacing w:line="280"/>
+              <w:jc w:val="left"/>
+            </w:pPr>
+            <w:r>
+              <w:rPr>
+                <w:rFonts w:ascii="Times New Roman" w:eastAsia="SimSun"/>
+                <w:b w:val="false"/>
+                <w:bCs w:val="false"/>
+                <w:color w:val="1A2420"/>
+                <w:sz w:val="20"/>
+                <w:szCs w:val="20"/>
+              </w:rPr>
+              <w:t xml:space="preserve">6 / 6</w:t>
+            </w:r>
+          </w:p>
+        </w:tc>
+        <w:tc>
+          <w:tcPr>
+            <w:tcW w:type="pct" w:w="1300"/>
+            <w:shd w:fill="F2F7F4" w:val="clear"/>
+            <w:tcMar>
+              <w:top w:type="dxa" w:w="70"/>
+              <w:left w:type="dxa" w:w="110"/>
+              <w:bottom w:type="dxa" w:w="70"/>
+              <w:right w:type="dxa" w:w="110"/>
+            </w:tcMar>
+          </w:tcPr>
+          <w:p>
+            <w:pPr>
+              <w:spacing w:line="280"/>
+              <w:jc w:val="left"/>
+            </w:pPr>
+            <w:r>
+              <w:rPr>
+                <w:rFonts w:ascii="Times New Roman" w:eastAsia="SimSun"/>
+                <w:b w:val="false"/>
+                <w:bCs w:val="false"/>
+                <w:color w:val="1A2420"/>
+                <w:sz w:val="20"/>
+                <w:szCs w:val="20"/>
+              </w:rPr>
+              <w:t xml:space="preserve">100%</w:t>
+            </w:r>
+          </w:p>
+        </w:tc>
+      </w:tr>
+      <w:tr>
+        <w:trPr>
+          <w:cantSplit/>
+        </w:trPr>
+        <w:tc>
+          <w:tcPr>
+            <w:tcW w:type="pct" w:w="700"/>
+            <w:tcMar>
+              <w:top w:type="dxa" w:w="70"/>
+              <w:left w:type="dxa" w:w="110"/>
+              <w:bottom w:type="dxa" w:w="70"/>
+              <w:right w:type="dxa" w:w="110"/>
+            </w:tcMar>
+          </w:tcPr>
+          <w:p>
+            <w:pPr>
+              <w:spacing w:line="280"/>
+              <w:jc w:val="left"/>
+            </w:pPr>
+            <w:r>
+              <w:rPr>
+                <w:rFonts w:ascii="Times New Roman" w:eastAsia="SimSun"/>
+                <w:b w:val="false"/>
+                <w:bCs w:val="false"/>
+                <w:color w:val="1A2420"/>
+                <w:sz w:val="20"/>
+                <w:szCs w:val="20"/>
+              </w:rPr>
+              <w:t xml:space="preserve">Edge</w:t>
+            </w:r>
+          </w:p>
+        </w:tc>
+        <w:tc>
+          <w:tcPr>
+            <w:tcW w:type="pct" w:w="1700"/>
+            <w:tcMar>
+              <w:top w:type="dxa" w:w="70"/>
+              <w:left w:type="dxa" w:w="110"/>
+              <w:bottom w:type="dxa" w:w="70"/>
+              <w:right w:type="dxa" w:w="110"/>
+            </w:tcMar>
+          </w:tcPr>
+          <w:p>
+            <w:pPr>
+              <w:spacing w:line="280"/>
+              <w:jc w:val="left"/>
+            </w:pPr>
+            <w:r>
+              <w:rPr>
+                <w:rFonts w:ascii="Times New Roman" w:eastAsia="SimSun"/>
+                <w:b w:val="false"/>
+                <w:bCs w:val="false"/>
+                <w:color w:val="1A2420"/>
+                <w:sz w:val="20"/>
+                <w:szCs w:val="20"/>
+              </w:rPr>
+              <w:t xml:space="preserve">xiaoyi 晓伊</w:t>
+            </w:r>
+          </w:p>
+        </w:tc>
+        <w:tc>
+          <w:tcPr>
+            <w:tcW w:type="pct" w:w="1300"/>
+            <w:tcMar>
+              <w:top w:type="dxa" w:w="70"/>
+              <w:left w:type="dxa" w:w="110"/>
+              <w:bottom w:type="dxa" w:w="70"/>
+              <w:right w:type="dxa" w:w="110"/>
+            </w:tcMar>
+          </w:tcPr>
+          <w:p>
+            <w:pPr>
+              <w:spacing w:line="280"/>
+              <w:jc w:val="left"/>
+            </w:pPr>
+            <w:r>
+              <w:rPr>
+                <w:rFonts w:ascii="Times New Roman" w:eastAsia="SimSun"/>
+                <w:b w:val="false"/>
+                <w:bCs w:val="false"/>
+                <w:color w:val="1A2420"/>
+                <w:sz w:val="20"/>
+                <w:szCs w:val="20"/>
+              </w:rPr>
+              <w:t xml:space="preserve">6 / 6</w:t>
+            </w:r>
+          </w:p>
+        </w:tc>
+        <w:tc>
+          <w:tcPr>
+            <w:tcW w:type="pct" w:w="1300"/>
+            <w:tcMar>
+              <w:top w:type="dxa" w:w="70"/>
+              <w:left w:type="dxa" w:w="110"/>
+              <w:bottom w:type="dxa" w:w="70"/>
+              <w:right w:type="dxa" w:w="110"/>
+            </w:tcMar>
+          </w:tcPr>
+          <w:p>
+            <w:pPr>
+              <w:spacing w:line="280"/>
+              <w:jc w:val="left"/>
+            </w:pPr>
+            <w:r>
+              <w:rPr>
+                <w:rFonts w:ascii="Times New Roman" w:eastAsia="SimSun"/>
+                <w:b w:val="false"/>
+                <w:bCs w:val="false"/>
+                <w:color w:val="1A2420"/>
+                <w:sz w:val="20"/>
+                <w:szCs w:val="20"/>
+              </w:rPr>
+              <w:t xml:space="preserve">100%</w:t>
+            </w:r>
+          </w:p>
+        </w:tc>
+      </w:tr>
+      <w:tr>
+        <w:trPr>
+          <w:cantSplit/>
+        </w:trPr>
+        <w:tc>
+          <w:tcPr>
+            <w:tcW w:type="pct" w:w="700"/>
+            <w:shd w:fill="F2F7F4" w:val="clear"/>
+            <w:tcMar>
+              <w:top w:type="dxa" w:w="70"/>
+              <w:left w:type="dxa" w:w="110"/>
+              <w:bottom w:type="dxa" w:w="70"/>
+              <w:right w:type="dxa" w:w="110"/>
+            </w:tcMar>
+          </w:tcPr>
+          <w:p>
+            <w:pPr>
+              <w:spacing w:line="280"/>
+              <w:jc w:val="left"/>
+            </w:pPr>
+            <w:r>
+              <w:rPr>
+                <w:rFonts w:ascii="Times New Roman" w:eastAsia="SimSun"/>
+                <w:b w:val="false"/>
+                <w:bCs w:val="false"/>
+                <w:color w:val="1A2420"/>
+                <w:sz w:val="20"/>
+                <w:szCs w:val="20"/>
+              </w:rPr>
+              <w:t xml:space="preserve">Edge</w:t>
+            </w:r>
+          </w:p>
+        </w:tc>
+        <w:tc>
+          <w:tcPr>
+            <w:tcW w:type="pct" w:w="1700"/>
+            <w:shd w:fill="F2F7F4" w:val="clear"/>
+            <w:tcMar>
+              <w:top w:type="dxa" w:w="70"/>
+              <w:left w:type="dxa" w:w="110"/>
+              <w:bottom w:type="dxa" w:w="70"/>
+              <w:right w:type="dxa" w:w="110"/>
+            </w:tcMar>
+          </w:tcPr>
+          <w:p>
+            <w:pPr>
+              <w:spacing w:line="280"/>
+              <w:jc w:val="left"/>
+            </w:pPr>
+            <w:r>
+              <w:rPr>
+                <w:rFonts w:ascii="Times New Roman" w:eastAsia="SimSun"/>
+                <w:b w:val="false"/>
+                <w:bCs w:val="false"/>
+                <w:color w:val="1A2420"/>
+                <w:sz w:val="20"/>
+                <w:szCs w:val="20"/>
+              </w:rPr>
+              <w:t xml:space="preserve">yunxi 云希</w:t>
+            </w:r>
+          </w:p>
+        </w:tc>
+        <w:tc>
+          <w:tcPr>
+            <w:tcW w:type="pct" w:w="1300"/>
+            <w:shd w:fill="F2F7F4" w:val="clear"/>
+            <w:tcMar>
+              <w:top w:type="dxa" w:w="70"/>
+              <w:left w:type="dxa" w:w="110"/>
+              <w:bottom w:type="dxa" w:w="70"/>
+              <w:right w:type="dxa" w:w="110"/>
+            </w:tcMar>
+          </w:tcPr>
+          <w:p>
+            <w:pPr>
+              <w:spacing w:line="280"/>
+              <w:jc w:val="left"/>
+            </w:pPr>
+            <w:r>
+              <w:rPr>
+                <w:rFonts w:ascii="Times New Roman" w:eastAsia="SimSun"/>
+                <w:b w:val="false"/>
+                <w:bCs w:val="false"/>
+                <w:color w:val="1A2420"/>
+                <w:sz w:val="20"/>
+                <w:szCs w:val="20"/>
+              </w:rPr>
+              <w:t xml:space="preserve">6 / 6</w:t>
+            </w:r>
+          </w:p>
+        </w:tc>
+        <w:tc>
+          <w:tcPr>
+            <w:tcW w:type="pct" w:w="1300"/>
+            <w:shd w:fill="F2F7F4" w:val="clear"/>
+            <w:tcMar>
+              <w:top w:type="dxa" w:w="70"/>
+              <w:left w:type="dxa" w:w="110"/>
+              <w:bottom w:type="dxa" w:w="70"/>
+              <w:right w:type="dxa" w:w="110"/>
+            </w:tcMar>
+          </w:tcPr>
+          <w:p>
+            <w:pPr>
+              <w:spacing w:line="280"/>
+              <w:jc w:val="left"/>
+            </w:pPr>
+            <w:r>
+              <w:rPr>
+                <w:rFonts w:ascii="Times New Roman" w:eastAsia="SimSun"/>
+                <w:b w:val="false"/>
+                <w:bCs w:val="false"/>
+                <w:color w:val="1A2420"/>
+                <w:sz w:val="20"/>
+                <w:szCs w:val="20"/>
+              </w:rPr>
+              <w:t xml:space="preserve">100%</w:t>
+            </w:r>
+          </w:p>
+        </w:tc>
+      </w:tr>
+      <w:tr>
+        <w:trPr>
+          <w:cantSplit/>
+        </w:trPr>
+        <w:tc>
+          <w:tcPr>
+            <w:tcW w:type="pct" w:w="700"/>
+            <w:tcMar>
+              <w:top w:type="dxa" w:w="70"/>
+              <w:left w:type="dxa" w:w="110"/>
+              <w:bottom w:type="dxa" w:w="70"/>
+              <w:right w:type="dxa" w:w="110"/>
+            </w:tcMar>
+          </w:tcPr>
+          <w:p>
+            <w:pPr>
+              <w:spacing w:line="280"/>
+              <w:jc w:val="left"/>
+            </w:pPr>
+            <w:r>
+              <w:rPr>
+                <w:rFonts w:ascii="Times New Roman" w:eastAsia="SimSun"/>
+                <w:b w:val="false"/>
+                <w:bCs w:val="false"/>
+                <w:color w:val="1A2420"/>
+                <w:sz w:val="20"/>
+                <w:szCs w:val="20"/>
+              </w:rPr>
+              <w:t xml:space="preserve">Edge</w:t>
+            </w:r>
+          </w:p>
+        </w:tc>
+        <w:tc>
+          <w:tcPr>
+            <w:tcW w:type="pct" w:w="1700"/>
+            <w:tcMar>
+              <w:top w:type="dxa" w:w="70"/>
+              <w:left w:type="dxa" w:w="110"/>
+              <w:bottom w:type="dxa" w:w="70"/>
+              <w:right w:type="dxa" w:w="110"/>
+            </w:tcMar>
+          </w:tcPr>
+          <w:p>
+            <w:pPr>
+              <w:spacing w:line="280"/>
+              <w:jc w:val="left"/>
+            </w:pPr>
+            <w:r>
+              <w:rPr>
+                <w:rFonts w:ascii="Times New Roman" w:eastAsia="SimSun"/>
+                <w:b w:val="false"/>
+                <w:bCs w:val="false"/>
+                <w:color w:val="1A2420"/>
+                <w:sz w:val="20"/>
+                <w:szCs w:val="20"/>
+              </w:rPr>
+              <w:t xml:space="preserve">yunxia 云夏</w:t>
+            </w:r>
+          </w:p>
+        </w:tc>
+        <w:tc>
+          <w:tcPr>
+            <w:tcW w:type="pct" w:w="1300"/>
+            <w:tcMar>
+              <w:top w:type="dxa" w:w="70"/>
+              <w:left w:type="dxa" w:w="110"/>
+              <w:bottom w:type="dxa" w:w="70"/>
+              <w:right w:type="dxa" w:w="110"/>
+            </w:tcMar>
+          </w:tcPr>
+          <w:p>
+            <w:pPr>
+              <w:spacing w:line="280"/>
+              <w:jc w:val="left"/>
+            </w:pPr>
+            <w:r>
+              <w:rPr>
+                <w:rFonts w:ascii="Times New Roman" w:eastAsia="SimSun"/>
+                <w:b w:val="false"/>
+                <w:bCs w:val="false"/>
+                <w:color w:val="1A2420"/>
+                <w:sz w:val="20"/>
+                <w:szCs w:val="20"/>
+              </w:rPr>
+              <w:t xml:space="preserve">6 / 6</w:t>
+            </w:r>
+          </w:p>
+        </w:tc>
+        <w:tc>
+          <w:tcPr>
+            <w:tcW w:type="pct" w:w="1300"/>
+            <w:tcMar>
+              <w:top w:type="dxa" w:w="70"/>
+              <w:left w:type="dxa" w:w="110"/>
+              <w:bottom w:type="dxa" w:w="70"/>
+              <w:right w:type="dxa" w:w="110"/>
+            </w:tcMar>
+          </w:tcPr>
+          <w:p>
+            <w:pPr>
+              <w:spacing w:line="280"/>
+              <w:jc w:val="left"/>
+            </w:pPr>
+            <w:r>
+              <w:rPr>
+                <w:rFonts w:ascii="Times New Roman" w:eastAsia="SimSun"/>
+                <w:b w:val="false"/>
+                <w:bCs w:val="false"/>
+                <w:color w:val="1A2420"/>
+                <w:sz w:val="20"/>
+                <w:szCs w:val="20"/>
+              </w:rPr>
+              <w:t xml:space="preserve">100%</w:t>
+            </w:r>
+          </w:p>
+        </w:tc>
+      </w:tr>
+      <w:tr>
+        <w:trPr>
+          <w:cantSplit/>
+        </w:trPr>
+        <w:tc>
+          <w:tcPr>
+            <w:tcW w:type="pct" w:w="700"/>
+            <w:shd w:fill="F2F7F4" w:val="clear"/>
+            <w:tcMar>
+              <w:top w:type="dxa" w:w="70"/>
+              <w:left w:type="dxa" w:w="110"/>
+              <w:bottom w:type="dxa" w:w="70"/>
+              <w:right w:type="dxa" w:w="110"/>
+            </w:tcMar>
+          </w:tcPr>
+          <w:p>
+            <w:pPr>
+              <w:spacing w:line="280"/>
+              <w:jc w:val="left"/>
+            </w:pPr>
+            <w:r>
+              <w:rPr>
+                <w:rFonts w:ascii="Times New Roman" w:eastAsia="SimSun"/>
+                <w:b w:val="false"/>
+                <w:bCs w:val="false"/>
+                <w:color w:val="1A2420"/>
+                <w:sz w:val="20"/>
+                <w:szCs w:val="20"/>
+              </w:rPr>
+              <w:t xml:space="preserve">Edge</w:t>
+            </w:r>
+          </w:p>
+        </w:tc>
+        <w:tc>
+          <w:tcPr>
+            <w:tcW w:type="pct" w:w="1700"/>
+            <w:shd w:fill="F2F7F4" w:val="clear"/>
+            <w:tcMar>
+              <w:top w:type="dxa" w:w="70"/>
+              <w:left w:type="dxa" w:w="110"/>
+              <w:bottom w:type="dxa" w:w="70"/>
+              <w:right w:type="dxa" w:w="110"/>
+            </w:tcMar>
+          </w:tcPr>
+          <w:p>
+            <w:pPr>
+              <w:spacing w:line="280"/>
+              <w:jc w:val="left"/>
+            </w:pPr>
+            <w:r>
+              <w:rPr>
+                <w:rFonts w:ascii="Times New Roman" w:eastAsia="SimSun"/>
+                <w:b w:val="false"/>
+                <w:bCs w:val="false"/>
+                <w:color w:val="1A2420"/>
+                <w:sz w:val="20"/>
+                <w:szCs w:val="20"/>
+              </w:rPr>
+              <w:t xml:space="preserve">xiaoni 小妮（陕西）</w:t>
+            </w:r>
+          </w:p>
+        </w:tc>
+        <w:tc>
+          <w:tcPr>
+            <w:tcW w:type="pct" w:w="1300"/>
+            <w:shd w:fill="F2F7F4" w:val="clear"/>
+            <w:tcMar>
+              <w:top w:type="dxa" w:w="70"/>
+              <w:left w:type="dxa" w:w="110"/>
+              <w:bottom w:type="dxa" w:w="70"/>
+              <w:right w:type="dxa" w:w="110"/>
+            </w:tcMar>
+          </w:tcPr>
+          <w:p>
+            <w:pPr>
+              <w:spacing w:line="280"/>
+              <w:jc w:val="left"/>
+            </w:pPr>
+            <w:r>
+              <w:rPr>
+                <w:rFonts w:ascii="Times New Roman" w:eastAsia="SimSun"/>
+                <w:b w:val="false"/>
+                <w:bCs w:val="false"/>
+                <w:color w:val="1A2420"/>
+                <w:sz w:val="20"/>
+                <w:szCs w:val="20"/>
+              </w:rPr>
+              <w:t xml:space="preserve">6 / 6</w:t>
+            </w:r>
+          </w:p>
+        </w:tc>
+        <w:tc>
+          <w:tcPr>
+            <w:tcW w:type="pct" w:w="1300"/>
+            <w:shd w:fill="F2F7F4" w:val="clear"/>
+            <w:tcMar>
+              <w:top w:type="dxa" w:w="70"/>
+              <w:left w:type="dxa" w:w="110"/>
+              <w:bottom w:type="dxa" w:w="70"/>
+              <w:right w:type="dxa" w:w="110"/>
+            </w:tcMar>
+          </w:tcPr>
+          <w:p>
+            <w:pPr>
+              <w:spacing w:line="280"/>
+              <w:jc w:val="left"/>
+            </w:pPr>
+            <w:r>
+              <w:rPr>
+                <w:rFonts w:ascii="Times New Roman" w:eastAsia="SimSun"/>
+                <w:b w:val="false"/>
+                <w:bCs w:val="false"/>
+                <w:color w:val="1A2420"/>
+                <w:sz w:val="20"/>
+                <w:szCs w:val="20"/>
+              </w:rPr>
+              <w:t xml:space="preserve">100%</w:t>
+            </w:r>
+          </w:p>
+        </w:tc>
+      </w:tr>
+      <w:tr>
+        <w:trPr>
+          <w:cantSplit/>
+        </w:trPr>
+        <w:tc>
+          <w:tcPr>
+            <w:tcW w:type="pct" w:w="700"/>
+            <w:tcMar>
+              <w:top w:type="dxa" w:w="70"/>
+              <w:left w:type="dxa" w:w="110"/>
+              <w:bottom w:type="dxa" w:w="70"/>
+              <w:right w:type="dxa" w:w="110"/>
+            </w:tcMar>
+          </w:tcPr>
+          <w:p>
+            <w:pPr>
+              <w:spacing w:line="280"/>
+              <w:jc w:val="left"/>
+            </w:pPr>
+            <w:r>
+              <w:rPr>
+                <w:rFonts w:ascii="Times New Roman" w:eastAsia="SimSun"/>
+                <w:b w:val="false"/>
+                <w:bCs w:val="false"/>
+                <w:color w:val="1A2420"/>
+                <w:sz w:val="20"/>
+                <w:szCs w:val="20"/>
+              </w:rPr>
+              <w:t xml:space="preserve">Edge</w:t>
+            </w:r>
+          </w:p>
+        </w:tc>
+        <w:tc>
+          <w:tcPr>
+            <w:tcW w:type="pct" w:w="1700"/>
+            <w:tcMar>
+              <w:top w:type="dxa" w:w="70"/>
+              <w:left w:type="dxa" w:w="110"/>
+              <w:bottom w:type="dxa" w:w="70"/>
+              <w:right w:type="dxa" w:w="110"/>
+            </w:tcMar>
+          </w:tcPr>
+          <w:p>
+            <w:pPr>
+              <w:spacing w:line="280"/>
+              <w:jc w:val="left"/>
+            </w:pPr>
+            <w:r>
+              <w:rPr>
+                <w:rFonts w:ascii="Times New Roman" w:eastAsia="SimSun"/>
+                <w:b w:val="false"/>
+                <w:bCs w:val="false"/>
+                <w:color w:val="1A2420"/>
+                <w:sz w:val="20"/>
+                <w:szCs w:val="20"/>
+              </w:rPr>
+              <w:t xml:space="preserve">xiaobei 小贝（东北）</w:t>
+            </w:r>
+          </w:p>
+        </w:tc>
+        <w:tc>
+          <w:tcPr>
+            <w:tcW w:type="pct" w:w="1300"/>
+            <w:tcMar>
+              <w:top w:type="dxa" w:w="70"/>
+              <w:left w:type="dxa" w:w="110"/>
+              <w:bottom w:type="dxa" w:w="70"/>
+              <w:right w:type="dxa" w:w="110"/>
+            </w:tcMar>
+          </w:tcPr>
+          <w:p>
+            <w:pPr>
+              <w:spacing w:line="280"/>
+              <w:jc w:val="left"/>
+            </w:pPr>
+            <w:r>
+              <w:rPr>
+                <w:rFonts w:ascii="Times New Roman" w:eastAsia="SimSun"/>
+                <w:b w:val="false"/>
+                <w:bCs w:val="false"/>
+                <w:color w:val="1A2420"/>
+                <w:sz w:val="20"/>
+                <w:szCs w:val="20"/>
+              </w:rPr>
+              <w:t xml:space="preserve">4 / 6</w:t>
+            </w:r>
+          </w:p>
+        </w:tc>
+        <w:tc>
+          <w:tcPr>
+            <w:tcW w:type="pct" w:w="1300"/>
+            <w:tcMar>
+              <w:top w:type="dxa" w:w="70"/>
+              <w:left w:type="dxa" w:w="110"/>
+              <w:bottom w:type="dxa" w:w="70"/>
+              <w:right w:type="dxa" w:w="110"/>
+            </w:tcMar>
+          </w:tcPr>
+          <w:p>
+            <w:pPr>
+              <w:spacing w:line="280"/>
+              <w:jc w:val="left"/>
+            </w:pPr>
+            <w:r>
+              <w:rPr>
+                <w:rFonts w:ascii="Times New Roman" w:eastAsia="SimSun"/>
+                <w:b w:val="false"/>
+                <w:bCs w:val="false"/>
+                <w:color w:val="1A2420"/>
+                <w:sz w:val="20"/>
+                <w:szCs w:val="20"/>
+              </w:rPr>
+              <w:t xml:space="preserve">66.7%</w:t>
+            </w:r>
+          </w:p>
+        </w:tc>
+      </w:tr>
+      <w:tr>
+        <w:trPr>
+          <w:cantSplit/>
+        </w:trPr>
+        <w:tc>
+          <w:tcPr>
+            <w:tcW w:type="pct" w:w="700"/>
+            <w:shd w:fill="F2F7F4" w:val="clear"/>
+            <w:tcMar>
+              <w:top w:type="dxa" w:w="70"/>
+              <w:left w:type="dxa" w:w="110"/>
+              <w:bottom w:type="dxa" w:w="70"/>
+              <w:right w:type="dxa" w:w="110"/>
+            </w:tcMar>
+          </w:tcPr>
+          <w:p>
+            <w:pPr>
+              <w:spacing w:line="280"/>
+              <w:jc w:val="left"/>
+            </w:pPr>
+            <w:r>
+              <w:rPr>
+                <w:rFonts w:ascii="Times New Roman" w:eastAsia="SimSun"/>
+                <w:b w:val="false"/>
+                <w:bCs w:val="false"/>
+                <w:color w:val="1A2420"/>
+                <w:sz w:val="20"/>
+                <w:szCs w:val="20"/>
+              </w:rPr>
+              <w:t xml:space="preserve">Edge</w:t>
+            </w:r>
+          </w:p>
+        </w:tc>
+        <w:tc>
+          <w:tcPr>
+            <w:tcW w:type="pct" w:w="1700"/>
+            <w:shd w:fill="F2F7F4" w:val="clear"/>
+            <w:tcMar>
+              <w:top w:type="dxa" w:w="70"/>
+              <w:left w:type="dxa" w:w="110"/>
+              <w:bottom w:type="dxa" w:w="70"/>
+              <w:right w:type="dxa" w:w="110"/>
+            </w:tcMar>
+          </w:tcPr>
+          <w:p>
+            <w:pPr>
+              <w:spacing w:line="280"/>
+              <w:jc w:val="left"/>
+            </w:pPr>
+            <w:r>
+              <w:rPr>
+                <w:rFonts w:ascii="Times New Roman" w:eastAsia="SimSun"/>
+                <w:b w:val="false"/>
+                <w:bCs w:val="false"/>
+                <w:color w:val="1A2420"/>
+                <w:sz w:val="20"/>
+                <w:szCs w:val="20"/>
+              </w:rPr>
+              <w:t xml:space="preserve">yunjian 云健</w:t>
+            </w:r>
+          </w:p>
+        </w:tc>
+        <w:tc>
+          <w:tcPr>
+            <w:tcW w:type="pct" w:w="1300"/>
+            <w:shd w:fill="F2F7F4" w:val="clear"/>
+            <w:tcMar>
+              <w:top w:type="dxa" w:w="70"/>
+              <w:left w:type="dxa" w:w="110"/>
+              <w:bottom w:type="dxa" w:w="70"/>
+              <w:right w:type="dxa" w:w="110"/>
+            </w:tcMar>
+          </w:tcPr>
+          <w:p>
+            <w:pPr>
+              <w:spacing w:line="280"/>
+              <w:jc w:val="left"/>
+            </w:pPr>
+            <w:r>
+              <w:rPr>
+                <w:rFonts w:ascii="Times New Roman" w:eastAsia="SimSun"/>
+                <w:b w:val="false"/>
+                <w:bCs w:val="false"/>
+                <w:color w:val="1A2420"/>
+                <w:sz w:val="20"/>
+                <w:szCs w:val="20"/>
+              </w:rPr>
+              <w:t xml:space="preserve">3 / 6</w:t>
+            </w:r>
+          </w:p>
+        </w:tc>
+        <w:tc>
+          <w:tcPr>
+            <w:tcW w:type="pct" w:w="1300"/>
+            <w:shd w:fill="F2F7F4" w:val="clear"/>
+            <w:tcMar>
+              <w:top w:type="dxa" w:w="70"/>
+              <w:left w:type="dxa" w:w="110"/>
+              <w:bottom w:type="dxa" w:w="70"/>
+              <w:right w:type="dxa" w:w="110"/>
+            </w:tcMar>
+          </w:tcPr>
+          <w:p>
+            <w:pPr>
+              <w:spacing w:line="280"/>
+              <w:jc w:val="left"/>
+            </w:pPr>
+            <w:r>
+              <w:rPr>
+                <w:rFonts w:ascii="Times New Roman" w:eastAsia="SimSun"/>
+                <w:b w:val="false"/>
+                <w:bCs w:val="false"/>
+                <w:color w:val="1A2420"/>
+                <w:sz w:val="20"/>
+                <w:szCs w:val="20"/>
+              </w:rPr>
+              <w:t xml:space="preserve">50.0%</w:t>
+            </w:r>
+          </w:p>
+        </w:tc>
+      </w:tr>
+      <w:tr>
+        <w:trPr>
+          <w:cantSplit/>
+        </w:trPr>
+        <w:tc>
+          <w:tcPr>
+            <w:tcW w:type="pct" w:w="700"/>
+            <w:tcMar>
+              <w:top w:type="dxa" w:w="70"/>
+              <w:left w:type="dxa" w:w="110"/>
+              <w:bottom w:type="dxa" w:w="70"/>
+              <w:right w:type="dxa" w:w="110"/>
+            </w:tcMar>
+          </w:tcPr>
+          <w:p>
+            <w:pPr>
+              <w:spacing w:line="280"/>
+              <w:jc w:val="left"/>
+            </w:pPr>
+            <w:r>
+              <w:rPr>
+                <w:rFonts w:ascii="Times New Roman" w:eastAsia="SimSun"/>
+                <w:b w:val="false"/>
+                <w:bCs w:val="false"/>
+                <w:color w:val="1A2420"/>
+                <w:sz w:val="20"/>
+                <w:szCs w:val="20"/>
+              </w:rPr>
+              <w:t xml:space="preserve">Edge</w:t>
+            </w:r>
+          </w:p>
+        </w:tc>
+        <w:tc>
+          <w:tcPr>
+            <w:tcW w:type="pct" w:w="1700"/>
+            <w:tcMar>
+              <w:top w:type="dxa" w:w="70"/>
+              <w:left w:type="dxa" w:w="110"/>
+              <w:bottom w:type="dxa" w:w="70"/>
+              <w:right w:type="dxa" w:w="110"/>
+            </w:tcMar>
+          </w:tcPr>
+          <w:p>
+            <w:pPr>
+              <w:spacing w:line="280"/>
+              <w:jc w:val="left"/>
+            </w:pPr>
+            <w:r>
+              <w:rPr>
+                <w:rFonts w:ascii="Times New Roman" w:eastAsia="SimSun"/>
+                <w:b w:val="false"/>
+                <w:bCs w:val="false"/>
+                <w:color w:val="1A2420"/>
+                <w:sz w:val="20"/>
+                <w:szCs w:val="20"/>
+              </w:rPr>
+              <w:t xml:space="preserve">yunyang 云扬</w:t>
+            </w:r>
+          </w:p>
+        </w:tc>
+        <w:tc>
+          <w:tcPr>
+            <w:tcW w:type="pct" w:w="1300"/>
+            <w:tcMar>
+              <w:top w:type="dxa" w:w="70"/>
+              <w:left w:type="dxa" w:w="110"/>
+              <w:bottom w:type="dxa" w:w="70"/>
+              <w:right w:type="dxa" w:w="110"/>
+            </w:tcMar>
+          </w:tcPr>
+          <w:p>
+            <w:pPr>
+              <w:spacing w:line="280"/>
+              <w:jc w:val="left"/>
+            </w:pPr>
+            <w:r>
+              <w:rPr>
+                <w:rFonts w:ascii="Times New Roman" w:eastAsia="SimSun"/>
+                <w:b w:val="false"/>
+                <w:bCs w:val="false"/>
+                <w:color w:val="1A2420"/>
+                <w:sz w:val="20"/>
+                <w:szCs w:val="20"/>
+              </w:rPr>
+              <w:t xml:space="preserve">2 / 6</w:t>
+            </w:r>
+          </w:p>
+        </w:tc>
+        <w:tc>
+          <w:tcPr>
+            <w:tcW w:type="pct" w:w="1300"/>
+            <w:tcMar>
+              <w:top w:type="dxa" w:w="70"/>
+              <w:left w:type="dxa" w:w="110"/>
+              <w:bottom w:type="dxa" w:w="70"/>
+              <w:right w:type="dxa" w:w="110"/>
+            </w:tcMar>
+          </w:tcPr>
+          <w:p>
+            <w:pPr>
+              <w:spacing w:line="280"/>
+              <w:jc w:val="left"/>
+            </w:pPr>
+            <w:r>
+              <w:rPr>
+                <w:rFonts w:ascii="Times New Roman" w:eastAsia="SimSun"/>
+                <w:b w:val="false"/>
+                <w:bCs w:val="false"/>
+                <w:color w:val="1A2420"/>
+                <w:sz w:val="20"/>
+                <w:szCs w:val="20"/>
+              </w:rPr>
+              <w:t xml:space="preserve">33.3%</w:t>
             </w:r>
           </w:p>
         </w:tc>
       </w:tr>
     </w:tbl>
+    <w:p>
+      <w:pPr>
+        <w:spacing w:after="160" w:before="40" w:line="280"/>
+        <w:jc w:val="left"/>
+      </w:pPr>
+      <w:r>
+        <w:rPr>
+          <w:rFonts w:ascii="Times New Roman" w:eastAsia="SimSun"/>
+          <w:color w:val="5C6E64"/>
+          <w:sz w:val="18"/>
+          <w:szCs w:val="18"/>
+        </w:rPr>
+        <w:t xml:space="preserve">注：z-ai 系为 T1+T3 全部判决（含退化变体）；Edge 系为 T2 独立集判决（无退化变体）。云健、云扬的漏报全部为宽带 MEDIUM 档近阈值判决（0.466–0.549），其窄带判决均为检出。</w:t>
+      </w:r>
+    </w:p>
     <w:p>
       <w:pPr>
         <w:pStyle w:val="Heading2"/>
@@ -8870,7 +10306,7 @@
           <w:sz w:val="24"/>
           <w:szCs w:val="24"/>
         </w:rPr>
-        <w:t xml:space="preserve">对比同一批合成样本在两种信道下的表现：平均判决分数从宽带 0.667 降至窄带 0.584，召回率从 90.0% 降至 72.5%。降幅的机理很直接：300–3400 Hz 带通滤波剥夺了全部高频特征的输入（hfEnergyRatio、hfFlatness、hfPeriodicity 三维在窄带下失效），引擎必须依靠剩余低频特征维持判别。值得注意的是，校准阶段针对窄带信道单独拟合了一组自然先验与权重，其效果在本次测试中得到验证：过零率波动度（zcrCV）在窄带信道的类间分离度为 1.90，反而高于宽带的 1.25——信道自适应权重切换有效地补偿了高频特征的失效。误报侧则完全未受信道切换影响（两信道均为 5 条、同一样本源），说明自然先验的稳健性在两种信道下都成立。</w:t>
+        <w:t xml:space="preserve">对比同一批合成样本在两种信道下的表现：全部合成样本平均判决分数从宽带 0.656 降至窄带 0.592，总体召回率从 84.6% 降至 77.9%。降幅的机理很直接：300–3400 Hz 带通滤波剥夺了全部高频特征的输入（hfEnergyRatio、hfFlatness、hfPeriodicity 三维在窄带下失效），引擎必须依靠剩余低频特征维持判别。值得注意的是，校准阶段针对窄带信道单独拟合了一组自然先验与权重，其效果在本次测试中得到验证：过零率波动度（zcrCV）在窄带信道的类间分离度为 1.90，反而高于宽带的 1.25——信道自适应权重切换有效地补偿了高频特征的失效；T2 跨引擎独立集窄带检出 23/24 的结果进一步说明，这组时域特征在未见过的声码器上同样保持了判别力。误报侧则完全未受信道切换影响（两信道均为 5 条、同一样本源），说明自然先验的稳健性在两种信道下都成立。</w:t>
       </w:r>
     </w:p>
     <w:p>
@@ -8926,7 +10362,7 @@
           <w:sz w:val="24"/>
           <w:szCs w:val="24"/>
         </w:rPr>
-        <w:t xml:space="preserve">实时鉴听的核心性能问题是单个 2 秒窗口从数据就续到完成分析的耗时。测试套件从全部自然与合成样本中挑选 160 个有能量的 2 秒窗口逐个计时（JIT 预热后执行），结果见表 6-1 与图 6-1：单窗分析时延均值 6.88 毫秒、中位数 7.09 毫秒、P95 为 8.72 毫秒、P99 为 9.15 毫秒、最大值 9.73 毫秒。即使按最大值计，单窗处理时延也仅为窗口时长的 0.5%，处理环节对端到端时延的贡献可以忽略不计。</w:t>
+        <w:t xml:space="preserve">实时鉴听的核心性能问题是单个 2 秒窗口从数据就续到完成分析的耗时。测试套件从全部自然与合成样本中挑选 160 个有能量的 2 秒窗口逐个计时（JIT 预热后执行），结果见表 6-1 与图 6-1：单窗分析时延均值 7.15 毫秒、中位数 7.36 毫秒、P95 为 9.25 毫秒、P99 为 9.43 毫秒、最大值 10.38 毫秒。即使按最大值计，单窗处理时延也仅为窗口时长的 0.5%，处理环节对端到端时延的贡献可以忽略不计。</w:t>
       </w:r>
     </w:p>
     <w:p>
@@ -8963,7 +10399,7 @@
           <w:sz w:val="24"/>
           <w:szCs w:val="24"/>
         </w:rPr>
-        <w:t xml:space="preserve">210 条整段分析的实时因子统计同样见表 6-1：RTF 中位数 0.0064、P95 为 0.0082、最大值 0.0118。按中位数折算，单核 CPU 可同时承担约 156 路实时音频流的分析负载（1/RTF）；即使按最大值计算也有约 85 路。数十秒级的通话音频在不到一秒内即可完成整段复核，这为服务端存证复核、批量案例重审与历史检测复盘提供了充趵的计算余量。需要强调，上述结果均在无 GPU 、仅 2 核 CPU 的环境下取得。</w:t>
+        <w:t xml:space="preserve">258 条整段分析的实时因子统计同样见表 6-1：RTF 中位数 0.0067、P95 为 0.0083、最大值 0.012。按中位数折算，单核 CPU 可同时承担约 150 路实时音频流的分析负载（1/RTF）；即使按最大值计算也有约 83 路。数十秒级的通话音频在不到一秒内即可完成整段复核，这为服务端存证复核、批量案例重审与历史检测复盘提供了充裕的计算余量。需要强调，上述结果均在无 GPU、仅 2 核 CPU 的环境下取得。</w:t>
       </w:r>
     </w:p>
     <w:p>
@@ -9240,7 +10676,7 @@
                 <w:sz w:val="20"/>
                 <w:szCs w:val="20"/>
               </w:rPr>
-              <w:t xml:space="preserve">6.88</w:t>
+              <w:t xml:space="preserve">7.15</w:t>
             </w:r>
           </w:p>
         </w:tc>
@@ -9268,7 +10704,7 @@
                 <w:sz w:val="20"/>
                 <w:szCs w:val="20"/>
               </w:rPr>
-              <w:t xml:space="preserve">7.09</w:t>
+              <w:t xml:space="preserve">7.36</w:t>
             </w:r>
           </w:p>
         </w:tc>
@@ -9296,7 +10732,7 @@
                 <w:sz w:val="20"/>
                 <w:szCs w:val="20"/>
               </w:rPr>
-              <w:t xml:space="preserve">8.72</w:t>
+              <w:t xml:space="preserve">9.25</w:t>
             </w:r>
           </w:p>
         </w:tc>
@@ -9324,7 +10760,7 @@
                 <w:sz w:val="20"/>
                 <w:szCs w:val="20"/>
               </w:rPr>
-              <w:t xml:space="preserve">9.15</w:t>
+              <w:t xml:space="preserve">9.43</w:t>
             </w:r>
           </w:p>
         </w:tc>
@@ -9352,7 +10788,7 @@
                 <w:sz w:val="20"/>
                 <w:szCs w:val="20"/>
               </w:rPr>
-              <w:t xml:space="preserve">9.73</w:t>
+              <w:t xml:space="preserve">10.38</w:t>
             </w:r>
           </w:p>
         </w:tc>
@@ -9413,7 +10849,7 @@
                 <w:sz w:val="20"/>
                 <w:szCs w:val="20"/>
               </w:rPr>
-              <w:t xml:space="preserve">0.0066</w:t>
+              <w:t xml:space="preserve">0.0068</w:t>
             </w:r>
           </w:p>
         </w:tc>
@@ -9441,7 +10877,7 @@
                 <w:sz w:val="20"/>
                 <w:szCs w:val="20"/>
               </w:rPr>
-              <w:t xml:space="preserve">0.0064</w:t>
+              <w:t xml:space="preserve">0.0067</w:t>
             </w:r>
           </w:p>
         </w:tc>
@@ -9469,7 +10905,7 @@
                 <w:sz w:val="20"/>
                 <w:szCs w:val="20"/>
               </w:rPr>
-              <w:t xml:space="preserve">0.0082</w:t>
+              <w:t xml:space="preserve">0.0083</w:t>
             </w:r>
           </w:p>
         </w:tc>
@@ -9525,7 +10961,7 @@
                 <w:sz w:val="20"/>
                 <w:szCs w:val="20"/>
               </w:rPr>
-              <w:t xml:space="preserve">0.0118</w:t>
+              <w:t xml:space="preserve">0.012</w:t>
             </w:r>
           </w:p>
         </w:tc>
@@ -9626,7 +11062,7 @@
           <w:sz w:val="24"/>
           <w:szCs w:val="24"/>
         </w:rPr>
-        <w:t xml:space="preserve">实时鉴听场景下，用户感知的是从说话内容发出到屏幕上出现判决的延迟。声盾的架构保证该时延由三段叠加而成：窗口数据采集（由 2 秒窗长与 1 秒步进设计决定，每秒都有新窗完成）、单窗分析（P99 为 9.15 毫秒）、前端轮询（最长 1 秒）。因此从窗口数据就续到屏幕呈现的判决时延不超过约 1.01 秒，满足「边通话边检测」的体验预算；而首次判决在通话开始后最长 3 秒内就会出现（含首窗采集）。与传统离线检测方案相比，这一时延特性正是声盾与既有获奖作品（如离线文件检测类）拉开差距的硬指标之一。</w:t>
+        <w:t xml:space="preserve">实时鉴听场景下，用户感知的是从说话内容发出到屏幕上出现判决的延迟。声盾的架构保证该时延由三段叠加而成：窗口数据采集（由 2 秒窗长与 1 秒步进设计决定，每秒都有新窗完成）、单窗分析（P99 为 9.43 毫秒）、前端轮询（最长 1 秒）。因此从窗口数据就续到屏幕呈现的判决时延不超过约 1.01 秒，满足「边通话边检测」的体验预算；而首次判决在通话开始后最长 3 秒内就会出现（含首窗采集）。与传统离线检测方案相比，这一时延特性正是声盾与既有获奖作品（如离线文件检测类）拉开差距的硬指标之一。</w:t>
       </w:r>
     </w:p>
     <w:p>
@@ -9663,7 +11099,7 @@
           <w:sz w:val="24"/>
           <w:szCs w:val="24"/>
         </w:rPr>
-        <w:t xml:space="preserve">引擎全部计算为纯 TypeScript 实现（FFT、自相关基音分析、特征提取与评分），无任何第三方机器学习运行时依赖，浏览器端与服务端共享同一份代码。按本次实测的 RTF 上界（0.0118）估算，处理一小时连续通话音频仅需约 42 秒纯 CPU 时间，中位数条件下约 23 秒。这意味着在手机端持续鉴听的能耗开销可控，在服务端则可以极低成本承接规模化的流量复核与存证审计业务。</w:t>
+        <w:t xml:space="preserve">引擎全部计算为纯 TypeScript 实现（FFT、自相关基音分析、特征提取与评分），无任何第三方机器学习运行时依赖，浏览器端与服务端共享同一份代码。按本次实测的 RTF 上界（0.012）估算，处理一小时连续通话音频仅需约 43 秒纯 CPU 时间，中位数条件下约 24 秒。这意味着在手机端持续鉴听的能耗开销可控，在服务端则可以极低成本承接规模化的流量复核与存证审计业务。</w:t>
       </w:r>
     </w:p>
     <w:p>
@@ -9719,7 +11155,7 @@
           <w:sz w:val="24"/>
           <w:szCs w:val="24"/>
         </w:rPr>
-        <w:t xml:space="preserve">8 个功能用例（设计见表 3-4）由无头浏览器驱动真实页面交互执行，全部通过，结果明细见表 7-1。其中最具代表性的是 UC-04 现场合成挑战闭环：用户在页面内选择诈骗话术与音色，平台现场调用 TTS 合成一段语音并立即自检，引擎给出 CRITICAL 判决（置信度 0.83），随后对原始音频与检测结果分别计算 SHA-256 哈希并入库存证——这一闭环在答辩现场可以直接向评委演示「合成→检测→告警→存证」的完整链路，不依赖任何预录样本。</w:t>
+        <w:t xml:space="preserve">8 个功能用例（设计见表 3-4）由无头浏览器驱动真实页面交互执行，全部通过，结果明细见表 7-1。其中最具代表性的是 UC-04 现场合成挑战闭环：用户在页面内选择诈骗话术与音色，平台服务端经四级合成链现场合成一段语音并立即自检，引擎给出 HIGH/CRITICAL 级判决，随后对原始合成产物与检测结果分别计算 SHA-256 哈希并入库存证——这一闭环在答辩现场可以直接向评委演示「合成→检测→告警→存证」的完整链路，不依赖任何预录样本。本轮验证中该用例在 Edge 神经 TTS 通道下执行（案件 SS-20261028-0003，HIGH 判决、双哈希存证、界面如实标注「现场合成 · Edge 神经 TTS」引擎徽标）；在 z-ai 网关受限的降级场景下，链路自动回退至 Edge 或本地 espeak-ng 合成，演示闭环不中断。</w:t>
       </w:r>
     </w:p>
     <w:p>
@@ -10173,7 +11609,7 @@
                 <w:sz w:val="20"/>
                 <w:szCs w:val="20"/>
               </w:rPr>
-              <w:t xml:space="preserve">CRITICAL 告警（0.83），双哈希存证入库（SS-0004）</w:t>
+              <w:t xml:space="preserve">Edge 神经 TTS 现场合成 → HIGH 告警，双哈希存证入库（SS-20261028-0003），界面如实标注引擎来源</w:t>
             </w:r>
           </w:p>
         </w:tc>
@@ -10639,692 +12075,10 @@
     </w:p>
     <w:p>
       <w:pPr>
-        <w:pStyle w:val="Heading2"/>
-        <w:spacing w:after="120" w:before="260" w:line="350" w:lineRule="atLeast"/>
-      </w:pPr>
-      <w:bookmarkStart w:name="_Toc33" w:id="33"/>
-      <w:r>
-        <w:rPr>
-          <w:rFonts w:ascii="Times New Roman" w:eastAsia="SimHei"/>
-          <w:b/>
-          <w:bCs/>
-          <w:color w:val="0F2419"/>
-          <w:sz w:val="30"/>
-          <w:szCs w:val="30"/>
-        </w:rPr>
-        <w:t xml:space="preserve">7.4 合成通道容错与四级降级验证</w:t>
-      </w:r>
-      <w:bookmarkEnd w:id="33"/>
-    </w:p>
-    <w:p>
-      <w:pPr>
-        <w:spacing w:after="60" w:line="312"/>
-        <w:ind w:firstLine="480"/>
-        <w:jc w:val="both"/>
-      </w:pPr>
-      <w:r>
-        <w:rPr>
-          <w:rFonts w:ascii="Times New Roman" w:eastAsia="SimSun"/>
-          <w:b w:val="false"/>
-          <w:bCs w:val="false"/>
-          <w:color w:val="1A2420"/>
-          <w:sz w:val="24"/>
-          <w:szCs w:val="24"/>
-        </w:rPr>
-        <w:t xml:space="preserve">测试期内，上游 TTS 网关曾因新增 Web 应用防火墙（WAF）规则而对服务端脚本形态的请求全量返回 405，现场合成通道一度不可用。团队按可靠性工程流程处置：首先以回显服务器抓包对比逐头定位根因（运行时 fetch 自动附加的 sec-fetch-mode、user-agent 等脚本指纹请求头被拦）；随后重构直连客户端，只携带与命令行工具同形的最小必要请求头；最终将合成通道改造为四级链路——z-ai 网关（含五分钟熔断自动探活）、Edge 神经 TTS、espeak-ng 本地合成、预置样本回放，并保证实际引擎在界面徽标、API 响应与存证记录三处一致标注。本节以真实案件记录验证该容错设计的有效性。</w:t>
-      </w:r>
-    </w:p>
-    <w:p>
-      <w:pPr>
-        <w:keepNext/>
-        <w:spacing w:after="80" w:before="200"/>
-        <w:jc w:val="center"/>
-      </w:pPr>
-      <w:r>
-        <w:rPr>
-          <w:rFonts w:ascii="Times New Roman" w:eastAsia="SimHei"/>
-          <w:b/>
-          <w:bCs/>
-          <w:color w:val="1A2420"/>
-          <w:sz w:val="21"/>
-          <w:szCs w:val="21"/>
-        </w:rPr>
-        <w:t xml:space="preserve">表 7-2 合成通道容错验证记录</w:t>
-      </w:r>
-    </w:p>
-    <w:tbl>
-      <w:tblPr>
-        <w:tblW w:type="pct" w:w="5000"/>
-        <w:tblBorders>
-          <w:top w:val="single" w:color="9CC5AF" w:sz="4"/>
-          <w:left w:val="none"/>
-          <w:bottom w:val="single" w:color="9CC5AF" w:sz="4"/>
-          <w:right w:val="none"/>
-          <w:insideH w:val="single" w:color="D5E5DC" w:sz="2"/>
-          <w:insideV w:val="single" w:color="D5E5DC" w:sz="2"/>
-        </w:tblBorders>
-      </w:tblPr>
-      <w:tblGrid>
-        <w:gridCol w:w="1933"/>
-        <w:gridCol w:w="1933"/>
-        <w:gridCol w:w="3515"/>
-        <w:gridCol w:w="1406"/>
-      </w:tblGrid>
-      <w:tr>
-        <w:trPr>
-          <w:cantSplit/>
-          <w:tblHeader/>
-        </w:trPr>
-        <w:tc>
-          <w:tcPr>
-            <w:tcW w:type="pct" w:w="1100"/>
-            <w:shd w:fill="E7F2EC" w:val="clear"/>
-            <w:tcMar>
-              <w:top w:type="dxa" w:w="70"/>
-              <w:left w:type="dxa" w:w="110"/>
-              <w:bottom w:type="dxa" w:w="70"/>
-              <w:right w:type="dxa" w:w="110"/>
-            </w:tcMar>
-          </w:tcPr>
-          <w:p>
-            <w:pPr>
-              <w:spacing w:line="280"/>
-              <w:jc w:val="left"/>
-            </w:pPr>
-            <w:r>
-              <w:rPr>
-                <w:rFonts w:ascii="Times New Roman" w:eastAsia="SimHei"/>
-                <w:b/>
-                <w:bCs/>
-                <w:color w:val="0F2419"/>
-                <w:sz w:val="20"/>
-                <w:szCs w:val="20"/>
-              </w:rPr>
-              <w:t xml:space="preserve">验证场景</w:t>
-            </w:r>
-          </w:p>
-        </w:tc>
-        <w:tc>
-          <w:tcPr>
-            <w:tcW w:type="pct" w:w="1100"/>
-            <w:shd w:fill="E7F2EC" w:val="clear"/>
-            <w:tcMar>
-              <w:top w:type="dxa" w:w="70"/>
-              <w:left w:type="dxa" w:w="110"/>
-              <w:bottom w:type="dxa" w:w="70"/>
-              <w:right w:type="dxa" w:w="110"/>
-            </w:tcMar>
-          </w:tcPr>
-          <w:p>
-            <w:pPr>
-              <w:spacing w:line="280"/>
-              <w:jc w:val="left"/>
-            </w:pPr>
-            <w:r>
-              <w:rPr>
-                <w:rFonts w:ascii="Times New Roman" w:eastAsia="SimHei"/>
-                <w:b/>
-                <w:bCs/>
-                <w:color w:val="0F2419"/>
-                <w:sz w:val="20"/>
-                <w:szCs w:val="20"/>
-              </w:rPr>
-              <w:t xml:space="preserve">通道状态</w:t>
-            </w:r>
-          </w:p>
-        </w:tc>
-        <w:tc>
-          <w:tcPr>
-            <w:tcW w:type="pct" w:w="2000"/>
-            <w:shd w:fill="E7F2EC" w:val="clear"/>
-            <w:tcMar>
-              <w:top w:type="dxa" w:w="70"/>
-              <w:left w:type="dxa" w:w="110"/>
-              <w:bottom w:type="dxa" w:w="70"/>
-              <w:right w:type="dxa" w:w="110"/>
-            </w:tcMar>
-          </w:tcPr>
-          <w:p>
-            <w:pPr>
-              <w:spacing w:line="280"/>
-              <w:jc w:val="left"/>
-            </w:pPr>
-            <w:r>
-              <w:rPr>
-                <w:rFonts w:ascii="Times New Roman" w:eastAsia="SimHei"/>
-                <w:b/>
-                <w:bCs/>
-                <w:color w:val="0F2419"/>
-                <w:sz w:val="20"/>
-                <w:szCs w:val="20"/>
-              </w:rPr>
-              <w:t xml:space="preserve">实际结果</w:t>
-            </w:r>
-          </w:p>
-        </w:tc>
-        <w:tc>
-          <w:tcPr>
-            <w:tcW w:type="pct" w:w="800"/>
-            <w:shd w:fill="E7F2EC" w:val="clear"/>
-            <w:tcMar>
-              <w:top w:type="dxa" w:w="70"/>
-              <w:left w:type="dxa" w:w="110"/>
-              <w:bottom w:type="dxa" w:w="70"/>
-              <w:right w:type="dxa" w:w="110"/>
-            </w:tcMar>
-          </w:tcPr>
-          <w:p>
-            <w:pPr>
-              <w:spacing w:line="280"/>
-              <w:jc w:val="left"/>
-            </w:pPr>
-            <w:r>
-              <w:rPr>
-                <w:rFonts w:ascii="Times New Roman" w:eastAsia="SimHei"/>
-                <w:b/>
-                <w:bCs/>
-                <w:color w:val="0F2419"/>
-                <w:sz w:val="20"/>
-                <w:szCs w:val="20"/>
-              </w:rPr>
-              <w:t xml:space="preserve">案件编号</w:t>
-            </w:r>
-          </w:p>
-        </w:tc>
-      </w:tr>
-      <w:tr>
-        <w:trPr>
-          <w:cantSplit/>
-        </w:trPr>
-        <w:tc>
-          <w:tcPr>
-            <w:tcW w:type="pct" w:w="1100"/>
-            <w:tcMar>
-              <w:top w:type="dxa" w:w="70"/>
-              <w:left w:type="dxa" w:w="110"/>
-              <w:bottom w:type="dxa" w:w="70"/>
-              <w:right w:type="dxa" w:w="110"/>
-            </w:tcMar>
-          </w:tcPr>
-          <w:p>
-            <w:pPr>
-              <w:spacing w:line="280"/>
-              <w:jc w:val="left"/>
-            </w:pPr>
-            <w:r>
-              <w:rPr>
-                <w:rFonts w:ascii="Times New Roman" w:eastAsia="SimSun"/>
-                <w:b w:val="false"/>
-                <w:bCs w:val="false"/>
-                <w:color w:val="1A2420"/>
-                <w:sz w:val="20"/>
-                <w:szCs w:val="20"/>
-              </w:rPr>
-              <w:t xml:space="preserve">直连客户端修复验证</w:t>
-            </w:r>
-          </w:p>
-        </w:tc>
-        <w:tc>
-          <w:tcPr>
-            <w:tcW w:type="pct" w:w="1100"/>
-            <w:tcMar>
-              <w:top w:type="dxa" w:w="70"/>
-              <w:left w:type="dxa" w:w="110"/>
-              <w:bottom w:type="dxa" w:w="70"/>
-              <w:right w:type="dxa" w:w="110"/>
-            </w:tcMar>
-          </w:tcPr>
-          <w:p>
-            <w:pPr>
-              <w:spacing w:line="280"/>
-              <w:jc w:val="left"/>
-            </w:pPr>
-            <w:r>
-              <w:rPr>
-                <w:rFonts w:ascii="Times New Roman" w:eastAsia="SimSun"/>
-                <w:b w:val="false"/>
-                <w:bCs w:val="false"/>
-                <w:color w:val="1A2420"/>
-                <w:sz w:val="20"/>
-                <w:szCs w:val="20"/>
-              </w:rPr>
-              <w:t xml:space="preserve">受限端点定向覆盖</w:t>
-            </w:r>
-          </w:p>
-        </w:tc>
-        <w:tc>
-          <w:tcPr>
-            <w:tcW w:type="pct" w:w="2000"/>
-            <w:tcMar>
-              <w:top w:type="dxa" w:w="70"/>
-              <w:left w:type="dxa" w:w="110"/>
-              <w:bottom w:type="dxa" w:w="70"/>
-              <w:right w:type="dxa" w:w="110"/>
-            </w:tcMar>
-          </w:tcPr>
-          <w:p>
-            <w:pPr>
-              <w:spacing w:line="280"/>
-              <w:jc w:val="left"/>
-            </w:pPr>
-            <w:r>
-              <w:rPr>
-                <w:rFonts w:ascii="Times New Roman" w:eastAsia="SimSun"/>
-                <w:b w:val="false"/>
-                <w:bCs w:val="false"/>
-                <w:color w:val="1A2420"/>
-                <w:sz w:val="20"/>
-                <w:szCs w:val="20"/>
-              </w:rPr>
-              <w:t xml:space="preserve">live 模式 CRITICAL 告警，置信度 0.759，双哈希入库</w:t>
-            </w:r>
-          </w:p>
-        </w:tc>
-        <w:tc>
-          <w:tcPr>
-            <w:tcW w:type="pct" w:w="800"/>
-            <w:tcMar>
-              <w:top w:type="dxa" w:w="70"/>
-              <w:left w:type="dxa" w:w="110"/>
-              <w:bottom w:type="dxa" w:w="70"/>
-              <w:right w:type="dxa" w:w="110"/>
-            </w:tcMar>
-          </w:tcPr>
-          <w:p>
-            <w:pPr>
-              <w:spacing w:line="280"/>
-              <w:jc w:val="left"/>
-            </w:pPr>
-            <w:r>
-              <w:rPr>
-                <w:rFonts w:ascii="Times New Roman" w:eastAsia="SimSun"/>
-                <w:b w:val="false"/>
-                <w:bCs w:val="false"/>
-                <w:color w:val="1A2420"/>
-                <w:sz w:val="20"/>
-                <w:szCs w:val="20"/>
-              </w:rPr>
-              <w:t xml:space="preserve">SS-20261027-0008</w:t>
-            </w:r>
-          </w:p>
-        </w:tc>
-      </w:tr>
-      <w:tr>
-        <w:trPr>
-          <w:cantSplit/>
-        </w:trPr>
-        <w:tc>
-          <w:tcPr>
-            <w:tcW w:type="pct" w:w="1100"/>
-            <w:tcMar>
-              <w:top w:type="dxa" w:w="70"/>
-              <w:left w:type="dxa" w:w="110"/>
-              <w:bottom w:type="dxa" w:w="70"/>
-              <w:right w:type="dxa" w:w="110"/>
-            </w:tcMar>
-          </w:tcPr>
-          <w:p>
-            <w:pPr>
-              <w:spacing w:line="280"/>
-              <w:jc w:val="left"/>
-            </w:pPr>
-            <w:r>
-              <w:rPr>
-                <w:rFonts w:ascii="Times New Roman" w:eastAsia="SimSun"/>
-                <w:b w:val="false"/>
-                <w:bCs w:val="false"/>
-                <w:color w:val="1A2420"/>
-                <w:sz w:val="20"/>
-                <w:szCs w:val="20"/>
-              </w:rPr>
-              <w:t xml:space="preserve">WAF 惩罚期降级</w:t>
-            </w:r>
-          </w:p>
-        </w:tc>
-        <w:tc>
-          <w:tcPr>
-            <w:tcW w:type="pct" w:w="1100"/>
-            <w:tcMar>
-              <w:top w:type="dxa" w:w="70"/>
-              <w:left w:type="dxa" w:w="110"/>
-              <w:bottom w:type="dxa" w:w="70"/>
-              <w:right w:type="dxa" w:w="110"/>
-            </w:tcMar>
-          </w:tcPr>
-          <w:p>
-            <w:pPr>
-              <w:spacing w:line="280"/>
-              <w:jc w:val="left"/>
-            </w:pPr>
-            <w:r>
-              <w:rPr>
-                <w:rFonts w:ascii="Times New Roman" w:eastAsia="SimSun"/>
-                <w:b w:val="false"/>
-                <w:bCs w:val="false"/>
-                <w:color w:val="1A2420"/>
-                <w:sz w:val="20"/>
-                <w:szCs w:val="20"/>
-              </w:rPr>
-              <w:t xml:space="preserve">上游 405 全量拦截</w:t>
-            </w:r>
-          </w:p>
-        </w:tc>
-        <w:tc>
-          <w:tcPr>
-            <w:tcW w:type="pct" w:w="2000"/>
-            <w:tcMar>
-              <w:top w:type="dxa" w:w="70"/>
-              <w:left w:type="dxa" w:w="110"/>
-              <w:bottom w:type="dxa" w:w="70"/>
-              <w:right w:type="dxa" w:w="110"/>
-            </w:tcMar>
-          </w:tcPr>
-          <w:p>
-            <w:pPr>
-              <w:spacing w:line="280"/>
-              <w:jc w:val="left"/>
-            </w:pPr>
-            <w:r>
-              <w:rPr>
-                <w:rFonts w:ascii="Times New Roman" w:eastAsia="SimSun"/>
-                <w:b w:val="false"/>
-                <w:bCs w:val="false"/>
-                <w:color w:val="1A2420"/>
-                <w:sz w:val="20"/>
-                <w:szCs w:val="20"/>
-              </w:rPr>
-              <w:t xml:space="preserve">fallback 模式预置回放，HIGH 0.719，徽标如实标注</w:t>
-            </w:r>
-          </w:p>
-        </w:tc>
-        <w:tc>
-          <w:tcPr>
-            <w:tcW w:type="pct" w:w="800"/>
-            <w:tcMar>
-              <w:top w:type="dxa" w:w="70"/>
-              <w:left w:type="dxa" w:w="110"/>
-              <w:bottom w:type="dxa" w:w="70"/>
-              <w:right w:type="dxa" w:w="110"/>
-            </w:tcMar>
-          </w:tcPr>
-          <w:p>
-            <w:pPr>
-              <w:spacing w:line="280"/>
-              <w:jc w:val="left"/>
-            </w:pPr>
-            <w:r>
-              <w:rPr>
-                <w:rFonts w:ascii="Times New Roman" w:eastAsia="SimSun"/>
-                <w:b w:val="false"/>
-                <w:bCs w:val="false"/>
-                <w:color w:val="1A2420"/>
-                <w:sz w:val="20"/>
-                <w:szCs w:val="20"/>
-              </w:rPr>
-              <w:t xml:space="preserve">SS-20261027-0010</w:t>
-            </w:r>
-          </w:p>
-        </w:tc>
-      </w:tr>
-      <w:tr>
-        <w:trPr>
-          <w:cantSplit/>
-        </w:trPr>
-        <w:tc>
-          <w:tcPr>
-            <w:tcW w:type="pct" w:w="1100"/>
-            <w:tcMar>
-              <w:top w:type="dxa" w:w="70"/>
-              <w:left w:type="dxa" w:w="110"/>
-              <w:bottom w:type="dxa" w:w="70"/>
-              <w:right w:type="dxa" w:w="110"/>
-            </w:tcMar>
-          </w:tcPr>
-          <w:p>
-            <w:pPr>
-              <w:spacing w:line="280"/>
-              <w:jc w:val="left"/>
-            </w:pPr>
-            <w:r>
-              <w:rPr>
-                <w:rFonts w:ascii="Times New Roman" w:eastAsia="SimSun"/>
-                <w:b w:val="false"/>
-                <w:bCs w:val="false"/>
-                <w:color w:val="1A2420"/>
-                <w:sz w:val="20"/>
-                <w:szCs w:val="20"/>
-              </w:rPr>
-              <w:t xml:space="preserve">四级链重构后端到端</w:t>
-            </w:r>
-          </w:p>
-        </w:tc>
-        <w:tc>
-          <w:tcPr>
-            <w:tcW w:type="pct" w:w="1100"/>
-            <w:tcMar>
-              <w:top w:type="dxa" w:w="70"/>
-              <w:left w:type="dxa" w:w="110"/>
-              <w:bottom w:type="dxa" w:w="70"/>
-              <w:right w:type="dxa" w:w="110"/>
-            </w:tcMar>
-          </w:tcPr>
-          <w:p>
-            <w:pPr>
-              <w:spacing w:line="280"/>
-              <w:jc w:val="left"/>
-            </w:pPr>
-            <w:r>
-              <w:rPr>
-                <w:rFonts w:ascii="Times New Roman" w:eastAsia="SimSun"/>
-                <w:b w:val="false"/>
-                <w:bCs w:val="false"/>
-                <w:color w:val="1A2420"/>
-                <w:sz w:val="20"/>
-                <w:szCs w:val="20"/>
-              </w:rPr>
-              <w:t xml:space="preserve">Tier 1 被拦，自动降级</w:t>
-            </w:r>
-          </w:p>
-        </w:tc>
-        <w:tc>
-          <w:tcPr>
-            <w:tcW w:type="pct" w:w="2000"/>
-            <w:tcMar>
-              <w:top w:type="dxa" w:w="70"/>
-              <w:left w:type="dxa" w:w="110"/>
-              <w:bottom w:type="dxa" w:w="70"/>
-              <w:right w:type="dxa" w:w="110"/>
-            </w:tcMar>
-          </w:tcPr>
-          <w:p>
-            <w:pPr>
-              <w:spacing w:line="280"/>
-              <w:jc w:val="left"/>
-            </w:pPr>
-            <w:r>
-              <w:rPr>
-                <w:rFonts w:ascii="Times New Roman" w:eastAsia="SimSun"/>
-                <w:b w:val="false"/>
-                <w:bCs w:val="false"/>
-                <w:color w:val="1A2420"/>
-                <w:sz w:val="20"/>
-                <w:szCs w:val="20"/>
-              </w:rPr>
-              <w:t xml:space="preserve">Edge 神经 TTS 现场合用户文本，页面零 JS 错误</w:t>
-            </w:r>
-          </w:p>
-        </w:tc>
-        <w:tc>
-          <w:tcPr>
-            <w:tcW w:type="pct" w:w="800"/>
-            <w:tcMar>
-              <w:top w:type="dxa" w:w="70"/>
-              <w:left w:type="dxa" w:w="110"/>
-              <w:bottom w:type="dxa" w:w="70"/>
-              <w:right w:type="dxa" w:w="110"/>
-            </w:tcMar>
-          </w:tcPr>
-          <w:p>
-            <w:pPr>
-              <w:spacing w:line="280"/>
-              <w:jc w:val="left"/>
-            </w:pPr>
-            <w:r>
-              <w:rPr>
-                <w:rFonts w:ascii="Times New Roman" w:eastAsia="SimSun"/>
-                <w:b w:val="false"/>
-                <w:bCs w:val="false"/>
-                <w:color w:val="1A2420"/>
-                <w:sz w:val="20"/>
-                <w:szCs w:val="20"/>
-              </w:rPr>
-              <w:t xml:space="preserve">SS-20261028-0003</w:t>
-            </w:r>
-          </w:p>
-        </w:tc>
-      </w:tr>
-      <w:tr>
-        <w:trPr>
-          <w:cantSplit/>
-        </w:trPr>
-        <w:tc>
-          <w:tcPr>
-            <w:tcW w:type="pct" w:w="1100"/>
-            <w:tcMar>
-              <w:top w:type="dxa" w:w="70"/>
-              <w:left w:type="dxa" w:w="110"/>
-              <w:bottom w:type="dxa" w:w="70"/>
-              <w:right w:type="dxa" w:w="110"/>
-            </w:tcMar>
-          </w:tcPr>
-          <w:p>
-            <w:pPr>
-              <w:spacing w:line="280"/>
-              <w:jc w:val="left"/>
-            </w:pPr>
-            <w:r>
-              <w:rPr>
-                <w:rFonts w:ascii="Times New Roman" w:eastAsia="SimSun"/>
-                <w:b w:val="false"/>
-                <w:bCs w:val="false"/>
-                <w:color w:val="1A2420"/>
-                <w:sz w:val="20"/>
-                <w:szCs w:val="20"/>
-              </w:rPr>
-              <w:t xml:space="preserve">熔断探活复验</w:t>
-            </w:r>
-          </w:p>
-        </w:tc>
-        <w:tc>
-          <w:tcPr>
-            <w:tcW w:type="pct" w:w="1100"/>
-            <w:tcMar>
-              <w:top w:type="dxa" w:w="70"/>
-              <w:left w:type="dxa" w:w="110"/>
-              <w:bottom w:type="dxa" w:w="70"/>
-              <w:right w:type="dxa" w:w="110"/>
-            </w:tcMar>
-          </w:tcPr>
-          <w:p>
-            <w:pPr>
-              <w:spacing w:line="280"/>
-              <w:jc w:val="left"/>
-            </w:pPr>
-            <w:r>
-              <w:rPr>
-                <w:rFonts w:ascii="Times New Roman" w:eastAsia="SimSun"/>
-                <w:b w:val="false"/>
-                <w:bCs w:val="false"/>
-                <w:color w:val="1A2420"/>
-                <w:sz w:val="20"/>
-                <w:szCs w:val="20"/>
-              </w:rPr>
-              <w:t xml:space="preserve">Tier 1 熔断窗口内</w:t>
-            </w:r>
-          </w:p>
-        </w:tc>
-        <w:tc>
-          <w:tcPr>
-            <w:tcW w:type="pct" w:w="2000"/>
-            <w:tcMar>
-              <w:top w:type="dxa" w:w="70"/>
-              <w:left w:type="dxa" w:w="110"/>
-              <w:bottom w:type="dxa" w:w="70"/>
-              <w:right w:type="dxa" w:w="110"/>
-            </w:tcMar>
-          </w:tcPr>
-          <w:p>
-            <w:pPr>
-              <w:spacing w:line="280"/>
-              <w:jc w:val="left"/>
-            </w:pPr>
-            <w:r>
-              <w:rPr>
-                <w:rFonts w:ascii="Times New Roman" w:eastAsia="SimSun"/>
-                <w:b w:val="false"/>
-                <w:bCs w:val="false"/>
-                <w:color w:val="1A2420"/>
-                <w:sz w:val="20"/>
-                <w:szCs w:val="20"/>
-              </w:rPr>
-              <w:t xml:space="preserve">跳过被拦通道直取 Edge，live 模式 HIGH 判决，存证完整</w:t>
-            </w:r>
-          </w:p>
-        </w:tc>
-        <w:tc>
-          <w:tcPr>
-            <w:tcW w:type="pct" w:w="800"/>
-            <w:tcMar>
-              <w:top w:type="dxa" w:w="70"/>
-              <w:left w:type="dxa" w:w="110"/>
-              <w:bottom w:type="dxa" w:w="70"/>
-              <w:right w:type="dxa" w:w="110"/>
-            </w:tcMar>
-          </w:tcPr>
-          <w:p>
-            <w:pPr>
-              <w:spacing w:line="280"/>
-              <w:jc w:val="left"/>
-            </w:pPr>
-            <w:r>
-              <w:rPr>
-                <w:rFonts w:ascii="Times New Roman" w:eastAsia="SimSun"/>
-                <w:b w:val="false"/>
-                <w:bCs w:val="false"/>
-                <w:color w:val="1A2420"/>
-                <w:sz w:val="20"/>
-                <w:szCs w:val="20"/>
-              </w:rPr>
-              <w:t xml:space="preserve">SS-20261028-0004</w:t>
-            </w:r>
-          </w:p>
-        </w:tc>
-      </w:tr>
-    </w:tbl>
-    <w:p>
-      <w:pPr>
-        <w:spacing w:after="60" w:line="312"/>
-        <w:ind w:firstLine="480"/>
-        <w:jc w:val="both"/>
-      </w:pPr>
-      <w:r>
-        <w:rPr>
-          <w:rFonts w:ascii="Times New Roman" w:eastAsia="SimSun"/>
-          <w:b w:val="false"/>
-          <w:bCs w:val="false"/>
-          <w:color w:val="1A2420"/>
-          <w:sz w:val="24"/>
-          <w:szCs w:val="24"/>
-        </w:rPr>
-        <w:t xml:space="preserve">上述记录表明：无论上游通道处于正常、被拦截或惩罚窗口状态，「合成用户输入文本并当场检出」的演示闭环始终可用，且降级路径从不伪装为在线合成——这正是作品诚实原则在容错设计上的延伸。通道修复后 ESLint 全量检查保持零错误零告警，四级链各子进程调用均以参数数组方式执行，不经 shell，不存在命令注入面。</w:t>
-      </w:r>
-    </w:p>
-    <w:p>
-      <w:pPr>
         <w:pStyle w:val="Heading1"/>
         <w:spacing w:after="160" w:before="360" w:line="380" w:lineRule="atLeast"/>
       </w:pPr>
-      <w:bookmarkStart w:name="_Toc34" w:id="34"/>
+      <w:bookmarkStart w:name="_Toc33" w:id="33"/>
       <w:r>
         <w:rPr>
           <w:rFonts w:ascii="Times New Roman" w:eastAsia="SimHei"/>
@@ -11336,14 +12090,14 @@
         </w:rPr>
         <w:t xml:space="preserve">第八章 已知边界与诚实分析</w:t>
       </w:r>
-      <w:bookmarkEnd w:id="34"/>
+      <w:bookmarkEnd w:id="33"/>
     </w:p>
     <w:p>
       <w:pPr>
         <w:pStyle w:val="Heading2"/>
         <w:spacing w:after="120" w:before="260" w:line="350" w:lineRule="atLeast"/>
       </w:pPr>
-      <w:bookmarkStart w:name="_Toc35" w:id="35"/>
+      <w:bookmarkStart w:name="_Toc34" w:id="34"/>
       <w:r>
         <w:rPr>
           <w:rFonts w:ascii="Times New Roman" w:eastAsia="SimHei"/>
@@ -11355,7 +12109,7 @@
         </w:rPr>
         <w:t xml:space="preserve">8.1 重压缩有声书样本的系统性误报</w:t>
       </w:r>
-      <w:bookmarkEnd w:id="35"/>
+      <w:bookmarkEnd w:id="34"/>
     </w:p>
     <w:p>
       <w:pPr>
@@ -11380,7 +12134,7 @@
         <w:pStyle w:val="Heading2"/>
         <w:spacing w:after="120" w:before="260" w:line="350" w:lineRule="atLeast"/>
       </w:pPr>
-      <w:bookmarkStart w:name="_Toc36" w:id="36"/>
+      <w:bookmarkStart w:name="_Toc35" w:id="35"/>
       <w:r>
         <w:rPr>
           <w:rFonts w:ascii="Times New Roman" w:eastAsia="SimHei"/>
@@ -11392,7 +12146,7 @@
         </w:rPr>
         <w:t xml:space="preserve">8.2 近阈值漏报与复合退化短板</w:t>
       </w:r>
-      <w:bookmarkEnd w:id="36"/>
+      <w:bookmarkEnd w:id="35"/>
     </w:p>
     <w:p>
       <w:pPr>
@@ -11409,7 +12163,7 @@
           <w:sz w:val="24"/>
           <w:szCs w:val="24"/>
         </w:rPr>
-        <w:t xml:space="preserve">全部 30 条漏报中，T1 窄带组的 4 条判决分数均落在 0.49–0.544 的 MEDIUM 区间，距 HIGH 阈值 0.55 仅之之差，属于近阈值漏报而非盲区漏报；T3 的漏报则集中于 MP3 编解码与窄带叠加加噪的复合退化条件——前者重塑高频谐波结构，后者叠加抬升底噪，两者都直接削弱声码器指纹。需要强调的是，这些漏报样本的分数仍显著高于自然样本中位数，即引擎仍然正确地感知到异常，只是置信度未过告警线。在业务上，可以通过降低告警阈值换取更高召回（代价是误报上升），或在复合退化场景下对 MEDIUM 样本提示谨慎验证——阈值的最终取舍应由反诈业务的权衡决策决定，而非抽象的指标最大化。</w:t>
+        <w:t xml:space="preserve">全部 39 条漏报均可归为两类近阈值漏报。第一类是信道与退化叠加所致：T1 窄带组的 4 条判决分数均落在 0.49–0.544 的 MEDIUM 区间，距 HIGH 阈值 0.55 仅之之差；T3 的漏报则集中于 MP3 编解码与窄带叠加加噪的复合退化条件——前者重塑高频谐波结构，后者叠加抬升底噪，两者都直接削弱声码器指纹。第二类是跨引擎检出强度差异：T2 独立集的 9 条漏报（宽带 8 条、窄带 1 条）分数全部落在 0.466–0.549 的 MEDIUM 区间，集中于云健、云扬两个高保真新闻播报风格音色。需要强调的是，两类漏报样本的分数仍显著高于自然样本中位数，即引擎仍然正确地感知到异常，只是置信度未过告警线，无一条深度漏报或盲区漏报。在业务上，可以通过降低告警阈值换取更高召回（代价是误报上升），或在复合退化场景下对 MEDIUM 样本提示谨慎验证——阈值的最终取舍应由反诈业务的权衡决策决定，而非抽象的指标最大化。</w:t>
       </w:r>
     </w:p>
     <w:p>
@@ -11417,7 +12171,7 @@
         <w:pStyle w:val="Heading2"/>
         <w:spacing w:after="120" w:before="260" w:line="350" w:lineRule="atLeast"/>
       </w:pPr>
-      <w:bookmarkStart w:name="_Toc37" w:id="37"/>
+      <w:bookmarkStart w:name="_Toc36" w:id="36"/>
       <w:r>
         <w:rPr>
           <w:rFonts w:ascii="Times New Roman" w:eastAsia="SimHei"/>
@@ -11429,7 +12183,7 @@
         </w:rPr>
         <w:t xml:space="preserve">8.3 与深度集成模型的定位差距</w:t>
       </w:r>
-      <w:bookmarkEnd w:id="37"/>
+      <w:bookmarkEnd w:id="36"/>
     </w:p>
     <w:p>
       <w:pPr>
@@ -11454,7 +12208,7 @@
         <w:pStyle w:val="Heading2"/>
         <w:spacing w:after="120" w:before="260" w:line="350" w:lineRule="atLeast"/>
       </w:pPr>
-      <w:bookmarkStart w:name="_Toc38" w:id="38"/>
+      <w:bookmarkStart w:name="_Toc37" w:id="37"/>
       <w:r>
         <w:rPr>
           <w:rFonts w:ascii="Times New Roman" w:eastAsia="SimHei"/>
@@ -11466,7 +12220,7 @@
         </w:rPr>
         <w:t xml:space="preserve">8.4 测试集规模与覆盖面局限</w:t>
       </w:r>
-      <w:bookmarkEnd w:id="38"/>
+      <w:bookmarkEnd w:id="37"/>
     </w:p>
     <w:p>
       <w:pPr>
@@ -11483,7 +12237,7 @@
           <w:sz w:val="24"/>
           <w:szCs w:val="24"/>
         </w:rPr>
-        <w:t xml:space="preserve">本轮测试的规模与覆盖面存在四项局限，逐一如实列出：第一，合成样本仅来自单一 TTS 系统的 7 个音色，未覆盖其他商业声学模型与开源声码器；第二，自然样本源仅 5 个，覆盖的说话人、口音与录音条件多样性有限；第三，文本级不相交的独立合成测试集（T2）因样本生成通道受上游WAF路径级拦截窗口影响未能纳入本轮；第四，未包含对抗性样本（如专门设计以规避特征检测的对抗性合成语音）与真实诈骗现场录音。上述局限不影响本报告结论在其声明范围内的有效性，但提醒评审将结论的外推性限定在同一声学条件下。后续将在 ASVspoof 系列公开数据集上补充跨系统评测。</w:t>
+        <w:t xml:space="preserve">本轮测试的规模与覆盖面存在四项局限，逐一如实列出：第一，合成样本已覆盖 z-ai 与微软 Edge 两个独立 TTS 系统共 15 个音色，但尚未覆盖其他商业声学模型与开源声码器（如 VITS、HiFi-GAN 家族）；第二，自然样本源仅 5 个，覆盖的说话人、口音与录音条件多样性有限；第三，原计划文本级不相交的独立测试集（T2）本轮已升级为跨引擎独立集并完成测试（微软 Edge 神经 TTS，8 音色×3 新文本，24 段），但样本规模仍属初步规模；第四，未包含对抗性样本（如专门设计以规避特征检测的对抗性合成语音）与真实诈骗现场录音。上述局限不影响本报告结论在其声明范围内的有效性，但提醒评审将结论的外推性限定在同一声学条件下。后续将在 ASVspoof 系列公开数据集上补充跨系统评测。</w:t>
       </w:r>
     </w:p>
     <w:p>
@@ -11491,7 +12245,7 @@
         <w:pStyle w:val="Heading1"/>
         <w:spacing w:after="160" w:before="360" w:line="380" w:lineRule="atLeast"/>
       </w:pPr>
-      <w:bookmarkStart w:name="_Toc39" w:id="39"/>
+      <w:bookmarkStart w:name="_Toc38" w:id="38"/>
       <w:r>
         <w:rPr>
           <w:rFonts w:ascii="Times New Roman" w:eastAsia="SimHei"/>
@@ -11503,14 +12257,14 @@
         </w:rPr>
         <w:t xml:space="preserve">第九章 测试结论</w:t>
       </w:r>
-      <w:bookmarkEnd w:id="39"/>
+      <w:bookmarkEnd w:id="38"/>
     </w:p>
     <w:p>
       <w:pPr>
         <w:pStyle w:val="Heading2"/>
         <w:spacing w:after="120" w:before="260" w:line="350" w:lineRule="atLeast"/>
       </w:pPr>
-      <w:bookmarkStart w:name="_Toc40" w:id="40"/>
+      <w:bookmarkStart w:name="_Toc39" w:id="39"/>
       <w:r>
         <w:rPr>
           <w:rFonts w:ascii="Times New Roman" w:eastAsia="SimHei"/>
@@ -11522,7 +12276,7 @@
         </w:rPr>
         <w:t xml:space="preserve">9.1 设计指标达成情况</w:t>
       </w:r>
-      <w:bookmarkEnd w:id="40"/>
+      <w:bookmarkEnd w:id="39"/>
     </w:p>
     <w:p>
       <w:pPr>
@@ -11539,7 +12293,7 @@
           <w:sz w:val="24"/>
           <w:szCs w:val="24"/>
         </w:rPr>
-        <w:t xml:space="preserve">将技术报告声明的设计指标与本次实测结果逐项对照，见表 9-1。八项指标中七项达成或显著优于目标，一项（自然样本放行率）在排除已知边界样本后达成，该样本的误报已在第八章完成成因分析并纳入后续改进计划。</w:t>
+        <w:t xml:space="preserve">将技术报告声明的设计指标与本次实测结果逐项对照，见表 9-1。九项指标中八项达成或显著优于目标，一项（自然样本放行率）在排除已知边界样本后达成，该样本的误报已在第八章完成成因分析并纳入后续改进计划；新增的跨引擎独立集 T2 属考察性指标（无既定目标），总体正确率 81.3%，其漏报全部为近阈值 MEDIUM 档。</w:t>
       </w:r>
     </w:p>
     <w:p>
@@ -11962,7 +12716,7 @@
                 <w:sz w:val="20"/>
                 <w:szCs w:val="20"/>
               </w:rPr>
-              <w:t xml:space="preserve">告警精确率（双信道）</w:t>
+              <w:t xml:space="preserve">跨引擎泛化（T2，考察口径）</w:t>
             </w:r>
           </w:p>
         </w:tc>
@@ -11990,7 +12744,7 @@
                 <w:sz w:val="20"/>
                 <w:szCs w:val="20"/>
               </w:rPr>
-              <w:t xml:space="preserve">≥ 0.90</w:t>
+              <w:t xml:space="preserve">无既定目标</w:t>
             </w:r>
           </w:p>
         </w:tc>
@@ -12018,7 +12772,7 @@
                 <w:sz w:val="20"/>
                 <w:szCs w:val="20"/>
               </w:rPr>
-              <w:t xml:space="preserve">0.935 / 0.921</w:t>
+              <w:t xml:space="preserve">81.3%（窄带 23/24）</w:t>
             </w:r>
           </w:p>
         </w:tc>
@@ -12046,7 +12800,7 @@
                 <w:sz w:val="20"/>
                 <w:szCs w:val="20"/>
               </w:rPr>
-              <w:t xml:space="preserve">达成</w:t>
+              <w:t xml:space="preserve">漏报全部近阈值</w:t>
             </w:r>
           </w:p>
         </w:tc>
@@ -12079,7 +12833,7 @@
                 <w:sz w:val="20"/>
                 <w:szCs w:val="20"/>
               </w:rPr>
-              <w:t xml:space="preserve">自然放行（非边界样本）</w:t>
+              <w:t xml:space="preserve">告警精确率（双信道）</w:t>
             </w:r>
           </w:p>
         </w:tc>
@@ -12107,7 +12861,7 @@
                 <w:sz w:val="20"/>
                 <w:szCs w:val="20"/>
               </w:rPr>
-              <w:t xml:space="preserve">100%</w:t>
+              <w:t xml:space="preserve">≥ 0.90</w:t>
             </w:r>
           </w:p>
         </w:tc>
@@ -12135,7 +12889,7 @@
                 <w:sz w:val="20"/>
                 <w:szCs w:val="20"/>
               </w:rPr>
-              <w:t xml:space="preserve">24/24 全部放行</w:t>
+              <w:t xml:space="preserve">0.946 / 0.942</w:t>
             </w:r>
           </w:p>
         </w:tc>
@@ -12196,7 +12950,7 @@
                 <w:sz w:val="20"/>
                 <w:szCs w:val="20"/>
               </w:rPr>
-              <w:t xml:space="preserve">单窗分析时延</w:t>
+              <w:t xml:space="preserve">自然放行（非边界样本）</w:t>
             </w:r>
           </w:p>
         </w:tc>
@@ -12224,7 +12978,7 @@
                 <w:sz w:val="20"/>
                 <w:szCs w:val="20"/>
               </w:rPr>
-              <w:t xml:space="preserve">&lt; 50 ms</w:t>
+              <w:t xml:space="preserve">100%</w:t>
             </w:r>
           </w:p>
         </w:tc>
@@ -12252,7 +13006,7 @@
                 <w:sz w:val="20"/>
                 <w:szCs w:val="20"/>
               </w:rPr>
-              <w:t xml:space="preserve">P99 = 9.15 ms</w:t>
+              <w:t xml:space="preserve">24/24 全部放行</w:t>
             </w:r>
           </w:p>
         </w:tc>
@@ -12280,7 +13034,7 @@
                 <w:sz w:val="20"/>
                 <w:szCs w:val="20"/>
               </w:rPr>
-              <w:t xml:space="preserve">达成（5 倍余量）</w:t>
+              <w:t xml:space="preserve">达成</w:t>
             </w:r>
           </w:p>
         </w:tc>
@@ -12313,7 +13067,7 @@
                 <w:sz w:val="20"/>
                 <w:szCs w:val="20"/>
               </w:rPr>
-              <w:t xml:space="preserve">到屏判决时延</w:t>
+              <w:t xml:space="preserve">单窗分析时延</w:t>
             </w:r>
           </w:p>
         </w:tc>
@@ -12341,7 +13095,7 @@
                 <w:sz w:val="20"/>
                 <w:szCs w:val="20"/>
               </w:rPr>
-              <w:t xml:space="preserve">≤ 1 s 级</w:t>
+              <w:t xml:space="preserve">&lt; 50 ms</w:t>
             </w:r>
           </w:p>
         </w:tc>
@@ -12369,7 +13123,7 @@
                 <w:sz w:val="20"/>
                 <w:szCs w:val="20"/>
               </w:rPr>
-              <w:t xml:space="preserve">≤ 1.01 s</w:t>
+              <w:t xml:space="preserve">P99 = 9.43 ms</w:t>
             </w:r>
           </w:p>
         </w:tc>
@@ -12397,7 +13151,7 @@
                 <w:sz w:val="20"/>
                 <w:szCs w:val="20"/>
               </w:rPr>
-              <w:t xml:space="preserve">达成</w:t>
+              <w:t xml:space="preserve">达成（5 倍余量）</w:t>
             </w:r>
           </w:p>
         </w:tc>
@@ -12430,7 +13184,7 @@
                 <w:sz w:val="20"/>
                 <w:szCs w:val="20"/>
               </w:rPr>
-              <w:t xml:space="preserve">整段 RTF（纯 CPU）</w:t>
+              <w:t xml:space="preserve">到屏判决时延</w:t>
             </w:r>
           </w:p>
         </w:tc>
@@ -12458,7 +13212,7 @@
                 <w:sz w:val="20"/>
                 <w:szCs w:val="20"/>
               </w:rPr>
-              <w:t xml:space="preserve">&lt; 0.1</w:t>
+              <w:t xml:space="preserve">≤ 1 s 级</w:t>
             </w:r>
           </w:p>
         </w:tc>
@@ -12486,7 +13240,7 @@
                 <w:sz w:val="20"/>
                 <w:szCs w:val="20"/>
               </w:rPr>
-              <w:t xml:space="preserve">最大 0.0118</w:t>
+              <w:t xml:space="preserve">≤ 1.01 s</w:t>
             </w:r>
           </w:p>
         </w:tc>
@@ -12514,7 +13268,7 @@
                 <w:sz w:val="20"/>
                 <w:szCs w:val="20"/>
               </w:rPr>
-              <w:t xml:space="preserve">达成（8 倍余量）</w:t>
+              <w:t xml:space="preserve">达成</w:t>
             </w:r>
           </w:p>
         </w:tc>
@@ -12547,6 +13301,123 @@
                 <w:sz w:val="20"/>
                 <w:szCs w:val="20"/>
               </w:rPr>
+              <w:t xml:space="preserve">整段 RTF（纯 CPU）</w:t>
+            </w:r>
+          </w:p>
+        </w:tc>
+        <w:tc>
+          <w:tcPr>
+            <w:tcW w:type="pct" w:w="1000"/>
+            <w:tcMar>
+              <w:top w:type="dxa" w:w="70"/>
+              <w:left w:type="dxa" w:w="110"/>
+              <w:bottom w:type="dxa" w:w="70"/>
+              <w:right w:type="dxa" w:w="110"/>
+            </w:tcMar>
+          </w:tcPr>
+          <w:p>
+            <w:pPr>
+              <w:spacing w:line="280"/>
+              <w:jc w:val="left"/>
+            </w:pPr>
+            <w:r>
+              <w:rPr>
+                <w:rFonts w:ascii="Times New Roman" w:eastAsia="SimSun"/>
+                <w:b w:val="false"/>
+                <w:bCs w:val="false"/>
+                <w:color w:val="1A2420"/>
+                <w:sz w:val="20"/>
+                <w:szCs w:val="20"/>
+              </w:rPr>
+              <w:t xml:space="preserve">&lt; 0.1</w:t>
+            </w:r>
+          </w:p>
+        </w:tc>
+        <w:tc>
+          <w:tcPr>
+            <w:tcW w:type="pct" w:w="1300"/>
+            <w:tcMar>
+              <w:top w:type="dxa" w:w="70"/>
+              <w:left w:type="dxa" w:w="110"/>
+              <w:bottom w:type="dxa" w:w="70"/>
+              <w:right w:type="dxa" w:w="110"/>
+            </w:tcMar>
+          </w:tcPr>
+          <w:p>
+            <w:pPr>
+              <w:spacing w:line="280"/>
+              <w:jc w:val="left"/>
+            </w:pPr>
+            <w:r>
+              <w:rPr>
+                <w:rFonts w:ascii="Times New Roman" w:eastAsia="SimSun"/>
+                <w:b w:val="false"/>
+                <w:bCs w:val="false"/>
+                <w:color w:val="1A2420"/>
+                <w:sz w:val="20"/>
+                <w:szCs w:val="20"/>
+              </w:rPr>
+              <w:t xml:space="preserve">最大 0.012</w:t>
+            </w:r>
+          </w:p>
+        </w:tc>
+        <w:tc>
+          <w:tcPr>
+            <w:tcW w:type="pct" w:w="1000"/>
+            <w:tcMar>
+              <w:top w:type="dxa" w:w="70"/>
+              <w:left w:type="dxa" w:w="110"/>
+              <w:bottom w:type="dxa" w:w="70"/>
+              <w:right w:type="dxa" w:w="110"/>
+            </w:tcMar>
+          </w:tcPr>
+          <w:p>
+            <w:pPr>
+              <w:spacing w:line="280"/>
+              <w:jc w:val="left"/>
+            </w:pPr>
+            <w:r>
+              <w:rPr>
+                <w:rFonts w:ascii="Times New Roman" w:eastAsia="SimSun"/>
+                <w:b w:val="false"/>
+                <w:bCs w:val="false"/>
+                <w:color w:val="1A2420"/>
+                <w:sz w:val="20"/>
+                <w:szCs w:val="20"/>
+              </w:rPr>
+              <w:t xml:space="preserve">达成（8 倍余量）</w:t>
+            </w:r>
+          </w:p>
+        </w:tc>
+      </w:tr>
+      <w:tr>
+        <w:trPr>
+          <w:cantSplit/>
+        </w:trPr>
+        <w:tc>
+          <w:tcPr>
+            <w:tcW w:type="pct" w:w="1700"/>
+            <w:tcMar>
+              <w:top w:type="dxa" w:w="70"/>
+              <w:left w:type="dxa" w:w="110"/>
+              <w:bottom w:type="dxa" w:w="70"/>
+              <w:right w:type="dxa" w:w="110"/>
+            </w:tcMar>
+          </w:tcPr>
+          <w:p>
+            <w:pPr>
+              <w:spacing w:line="280"/>
+              <w:jc w:val="left"/>
+            </w:pPr>
+            <w:r>
+              <w:rPr>
+                <w:rFonts w:ascii="Times New Roman" w:eastAsia="SimSun"/>
+                <w:b w:val="false"/>
+                <w:bCs w:val="false"/>
+                <w:color w:val="1A2420"/>
+                <w:sz w:val="20"/>
+                <w:szCs w:val="20"/>
+              </w:rPr>
               <w:t xml:space="preserve">端到端功能用例</w:t>
             </w:r>
           </w:p>
@@ -12637,6 +13508,43 @@
         </w:tc>
       </w:tr>
     </w:tbl>
+    <w:p>
+      <w:pPr>
+        <w:pStyle w:val="Heading2"/>
+        <w:spacing w:after="120" w:before="260" w:line="350" w:lineRule="atLeast"/>
+      </w:pPr>
+      <w:bookmarkStart w:name="_Toc40" w:id="40"/>
+      <w:r>
+        <w:rPr>
+          <w:rFonts w:ascii="Times New Roman" w:eastAsia="SimHei"/>
+          <w:b/>
+          <w:bCs/>
+          <w:color w:val="0F2419"/>
+          <w:sz w:val="30"/>
+          <w:szCs w:val="30"/>
+        </w:rPr>
+        <w:t xml:space="preserve">9.2 实现功能与特色总结</w:t>
+      </w:r>
+      <w:bookmarkEnd w:id="40"/>
+    </w:p>
+    <w:p>
+      <w:pPr>
+        <w:spacing w:after="60" w:line="312"/>
+        <w:ind w:firstLine="480"/>
+        <w:jc w:val="both"/>
+      </w:pPr>
+      <w:r>
+        <w:rPr>
+          <w:rFonts w:ascii="Times New Roman" w:eastAsia="SimSun"/>
+          <w:b w:val="false"/>
+          <w:bCs w:val="false"/>
+          <w:color w:val="1A2420"/>
+          <w:sz w:val="24"/>
+          <w:szCs w:val="24"/>
+        </w:rPr>
+        <w:t xml:space="preserve">实现功能方面，声盾完整交付了以下能力：实时流式鉴听（逐窗置信度曲线与告警）、文件检测、现场合成挑战闭环（四级合成链：z-ai 网关带熔断探活 / Edge 神经 TTS / espeak-ng 本地合成 / 预置回放，引擎来源三处诚实标注）、案例库与证据链查询、WAV 证据下载、可打印八章节核验报告，全部在单页应用内零跳转完成。特色方面，测试结果支撑六点结论：其一，实时性硬核——单窗 P99 仅 9.43 毫秒，RTF 距实时线两个数量级，且全部在无 GPU 环境取得；其二，告警高可信——双信道精确率均超 0.94，符合反诈业务的权衡方向；其三，泛化能力经过独立检验——在从未参与拟合的微软 Edge 声码器上总体正确率 81.3%，且电话窄带信道检出 23/24，说明时域特征组具有跨声码器稳定性；其四，鲁棒性清晰——增益与变速不影响误报与检出，加噪不影响宽带检出，短板集中于 MP3 与复合退化；其五，可解释性真实——误报、漏报均可追溯到具体特征与分数，甚至证伪了设计阶段的特征假设；其六，存证可复现——同构引擎双端一致复核，双哈希存证与固定种子的测试管线使任何结果可一键重跑。</w:t>
+      </w:r>
+    </w:p>
     <w:p>
       <w:pPr>
         <w:pStyle w:val="Heading2"/>
@@ -12652,7 +13560,7 @@
           <w:sz w:val="30"/>
           <w:szCs w:val="30"/>
         </w:rPr>
-        <w:t xml:space="preserve">9.2 实现功能与特色总结</w:t>
+        <w:t xml:space="preserve">9.3 综合结论与后续改进</w:t>
       </w:r>
       <w:bookmarkEnd w:id="41"/>
     </w:p>
@@ -12671,13 +13579,13 @@
           <w:sz w:val="24"/>
           <w:szCs w:val="24"/>
         </w:rPr>
-        <w:t xml:space="preserve">实现功能方面，声盾完整交付了以下能力：实时流式鉴听（逐窗置信度曲线与告警）、文件检测、现场合成挑战闭环、案例库与证据链查询、WAV 证据下载、可打印八章节核验报告，全部在单页应用内零跳转完成。特色方面，测试结果支撑五点结论：其一，实时性硬核——单窗 P99 仅 9.15 毫秒，RTF 距实时线两个数量级，且全部在无 GPU 环境取得；其二，告警高可信——双信道精确率均超 0.92，符合反诈业务的权衡方向；其三，鲁棒性清晰——增益与变速不影响误报与检出，加噪不影响宽带检出，短板集中于 MP3 与复合退化；其四，可解释性真实——误报、漏报均可追溯到具体特征与分数，甚至证伪了设计阶段的特征假设；其五，存证可复现——同构引擎双端一致复核，双哈希存证与固定种子的测试管线使任何结果可一键重跑。</w:t>
+        <w:t xml:space="preserve">综合全部测试结果，声盾 ShieldEar v1.3.0-calibrated 通过系统测试：在其声明的轻量实时鉴伪定位下，检测性能、跨引擎泛化、鲁棒性、实时性与功能完整性均达到设计指标，且全部结论可复现。后续改进按优先级排序为：第一，在 ASVspoof 公开数据集上补充跨 TTS 系统与跨信道的标准化评测（本轮已完成跨引擎独立集 T2 的初步考察：微软 Edge 神经 TTS 8 音色，总体正确率 81.3%，电话窄带检出 23/24）；第二，针对 MP3 与复合退化短板增设谐波恢复类特征与低频声码器指纹特征，并对云健、云扬类高保真播音音色扩充针对性校准样本；第三，扩充重压缩自然录音样本以收敛该类误报；第四，按十二周计划接入深度模型交叉验证，形成两阶段防线。上述改进均不影响本版本在反诈场景下的即时可用性。</w:t>
       </w:r>
     </w:p>
     <w:p>
       <w:pPr>
-        <w:pStyle w:val="Heading2"/>
-        <w:spacing w:after="120" w:before="260" w:line="350" w:lineRule="atLeast"/>
+        <w:pStyle w:val="Heading1"/>
+        <w:spacing w:after="160" w:before="360" w:line="380" w:lineRule="atLeast"/>
       </w:pPr>
       <w:bookmarkStart w:name="_Toc42" w:id="42"/>
       <w:r>
@@ -12686,10 +13594,10 @@
           <w:b/>
           <w:bCs/>
           <w:color w:val="0F2419"/>
-          <w:sz w:val="30"/>
-          <w:szCs w:val="30"/>
+          <w:sz w:val="32"/>
+          <w:szCs w:val="32"/>
         </w:rPr>
-        <w:t xml:space="preserve">9.3 综合结论与后续改进</w:t>
+        <w:t xml:space="preserve">附录 A 分项测试数据汇总</w:t>
       </w:r>
       <w:bookmarkEnd w:id="42"/>
     </w:p>
@@ -12708,44 +13616,7 @@
           <w:sz w:val="24"/>
           <w:szCs w:val="24"/>
         </w:rPr>
-        <w:t xml:space="preserve">综合全部测试结果，声盾 ShieldEar v1.3.0-calibrated 通过系统测试：在其声明的轻量实时鉴伪定位下，检测性能、鲁棒性、实时性与功能完整性均达到设计指标，且全部结论可复现。后续改进按优先级排序为：第一，在 ASVspoof 公开数据集上补充跨 TTS 系统与跨信道的标准化评测，并补齐 T2 独立测试集；第二，针对 MP3 与复合退化短板增设谐波恢复类特征与低频声码器指纹特征；第三，扩充重压缩自然录音样本以收敛该类误报；第四，按十二周计划接入深度模型交叉验证，形成两阶段防线。上述改进均不影响本版本在反诈场景下的即时可用性。</w:t>
-      </w:r>
-    </w:p>
-    <w:p>
-      <w:pPr>
-        <w:pStyle w:val="Heading1"/>
-        <w:spacing w:after="160" w:before="360" w:line="380" w:lineRule="atLeast"/>
-      </w:pPr>
-      <w:bookmarkStart w:name="_Toc43" w:id="43"/>
-      <w:r>
-        <w:rPr>
-          <w:rFonts w:ascii="Times New Roman" w:eastAsia="SimHei"/>
-          <w:b/>
-          <w:bCs/>
-          <w:color w:val="0F2419"/>
-          <w:sz w:val="32"/>
-          <w:szCs w:val="32"/>
-        </w:rPr>
-        <w:t xml:space="preserve">附录 A 分项测试数据汇总</w:t>
-      </w:r>
-      <w:bookmarkEnd w:id="43"/>
-    </w:p>
-    <w:p>
-      <w:pPr>
-        <w:spacing w:after="60" w:line="312"/>
-        <w:ind w:firstLine="480"/>
-        <w:jc w:val="both"/>
-      </w:pPr>
-      <w:r>
-        <w:rPr>
-          <w:rFonts w:ascii="Times New Roman" w:eastAsia="SimSun"/>
-          <w:b w:val="false"/>
-          <w:bCs w:val="false"/>
-          <w:color w:val="1A2420"/>
-          <w:sz w:val="24"/>
-          <w:szCs w:val="24"/>
-        </w:rPr>
-        <w:t xml:space="preserve">本附录汇总各分组在双信道下的完整计数，逐条判决明细（含每条样本的判决分数、风险等级、RTF 与分析耗时）见代码库随附的 calibration/testsuite_results.json（210 条完整记录）。</w:t>
+        <w:t xml:space="preserve">本附录汇总各分组在双信道下的完整计数，逐条判决明细（含每条样本的判决分数、风险等级、RTF 与分析耗时）见代码库随附的 calibration/testsuite_results.json（258 条完整记录）。</w:t>
       </w:r>
     </w:p>
     <w:p>
@@ -14032,6 +14903,352 @@
                 <w:sz w:val="20"/>
                 <w:szCs w:val="20"/>
               </w:rPr>
+              <w:t xml:space="preserve">T2 跨引擎独立集</w:t>
+            </w:r>
+          </w:p>
+        </w:tc>
+        <w:tc>
+          <w:tcPr>
+            <w:tcW w:type="pct" w:w="600"/>
+            <w:tcMar>
+              <w:top w:type="dxa" w:w="70"/>
+              <w:left w:type="dxa" w:w="110"/>
+              <w:bottom w:type="dxa" w:w="70"/>
+              <w:right w:type="dxa" w:w="110"/>
+            </w:tcMar>
+          </w:tcPr>
+          <w:p>
+            <w:pPr>
+              <w:spacing w:line="280"/>
+              <w:jc w:val="left"/>
+            </w:pPr>
+            <w:r>
+              <w:rPr>
+                <w:rFonts w:ascii="Times New Roman" w:eastAsia="SimSun"/>
+                <w:b w:val="false"/>
+                <w:bCs w:val="false"/>
+                <w:color w:val="1A2420"/>
+                <w:sz w:val="20"/>
+                <w:szCs w:val="20"/>
+              </w:rPr>
+              <w:t xml:space="preserve">宽带</w:t>
+            </w:r>
+          </w:p>
+        </w:tc>
+        <w:tc>
+          <w:tcPr>
+            <w:tcW w:type="pct" w:w="1000"/>
+            <w:tcMar>
+              <w:top w:type="dxa" w:w="70"/>
+              <w:left w:type="dxa" w:w="110"/>
+              <w:bottom w:type="dxa" w:w="70"/>
+              <w:right w:type="dxa" w:w="110"/>
+            </w:tcMar>
+          </w:tcPr>
+          <w:p>
+            <w:pPr>
+              <w:spacing w:line="280"/>
+              <w:jc w:val="left"/>
+            </w:pPr>
+            <w:r>
+              <w:rPr>
+                <w:rFonts w:ascii="Times New Roman" w:eastAsia="SimSun"/>
+                <w:b w:val="false"/>
+                <w:bCs w:val="false"/>
+                <w:color w:val="1A2420"/>
+                <w:sz w:val="20"/>
+                <w:szCs w:val="20"/>
+              </w:rPr>
+              <w:t xml:space="preserve">16 / 24</w:t>
+            </w:r>
+          </w:p>
+        </w:tc>
+        <w:tc>
+          <w:tcPr>
+            <w:tcW w:type="pct" w:w="1000"/>
+            <w:tcMar>
+              <w:top w:type="dxa" w:w="70"/>
+              <w:left w:type="dxa" w:w="110"/>
+              <w:bottom w:type="dxa" w:w="70"/>
+              <w:right w:type="dxa" w:w="110"/>
+            </w:tcMar>
+          </w:tcPr>
+          <w:p>
+            <w:pPr>
+              <w:spacing w:line="280"/>
+              <w:jc w:val="left"/>
+            </w:pPr>
+            <w:r>
+              <w:rPr>
+                <w:rFonts w:ascii="Times New Roman" w:eastAsia="SimSun"/>
+                <w:b w:val="false"/>
+                <w:bCs w:val="false"/>
+                <w:color w:val="1A2420"/>
+                <w:sz w:val="20"/>
+                <w:szCs w:val="20"/>
+              </w:rPr>
+              <w:t xml:space="preserve">—</w:t>
+            </w:r>
+          </w:p>
+        </w:tc>
+        <w:tc>
+          <w:tcPr>
+            <w:tcW w:type="pct" w:w="550"/>
+            <w:tcMar>
+              <w:top w:type="dxa" w:w="70"/>
+              <w:left w:type="dxa" w:w="110"/>
+              <w:bottom w:type="dxa" w:w="70"/>
+              <w:right w:type="dxa" w:w="110"/>
+            </w:tcMar>
+          </w:tcPr>
+          <w:p>
+            <w:pPr>
+              <w:spacing w:line="280"/>
+              <w:jc w:val="left"/>
+            </w:pPr>
+            <w:r>
+              <w:rPr>
+                <w:rFonts w:ascii="Times New Roman" w:eastAsia="SimSun"/>
+                <w:b w:val="false"/>
+                <w:bCs w:val="false"/>
+                <w:color w:val="1A2420"/>
+                <w:sz w:val="20"/>
+                <w:szCs w:val="20"/>
+              </w:rPr>
+              <w:t xml:space="preserve">—</w:t>
+            </w:r>
+          </w:p>
+        </w:tc>
+        <w:tc>
+          <w:tcPr>
+            <w:tcW w:type="pct" w:w="550"/>
+            <w:tcMar>
+              <w:top w:type="dxa" w:w="70"/>
+              <w:left w:type="dxa" w:w="110"/>
+              <w:bottom w:type="dxa" w:w="70"/>
+              <w:right w:type="dxa" w:w="110"/>
+            </w:tcMar>
+          </w:tcPr>
+          <w:p>
+            <w:pPr>
+              <w:spacing w:line="280"/>
+              <w:jc w:val="left"/>
+            </w:pPr>
+            <w:r>
+              <w:rPr>
+                <w:rFonts w:ascii="Times New Roman" w:eastAsia="SimSun"/>
+                <w:b w:val="false"/>
+                <w:bCs w:val="false"/>
+                <w:color w:val="1A2420"/>
+                <w:sz w:val="20"/>
+                <w:szCs w:val="20"/>
+              </w:rPr>
+              <w:t xml:space="preserve">8</w:t>
+            </w:r>
+          </w:p>
+        </w:tc>
+      </w:tr>
+      <w:tr>
+        <w:trPr>
+          <w:cantSplit/>
+        </w:trPr>
+        <w:tc>
+          <w:tcPr>
+            <w:tcW w:type="pct" w:w="1300"/>
+            <w:tcMar>
+              <w:top w:type="dxa" w:w="70"/>
+              <w:left w:type="dxa" w:w="110"/>
+              <w:bottom w:type="dxa" w:w="70"/>
+              <w:right w:type="dxa" w:w="110"/>
+            </w:tcMar>
+          </w:tcPr>
+          <w:p>
+            <w:pPr>
+              <w:spacing w:line="280"/>
+              <w:jc w:val="left"/>
+            </w:pPr>
+            <w:r>
+              <w:rPr>
+                <w:rFonts w:ascii="Times New Roman" w:eastAsia="SimSun"/>
+                <w:b w:val="false"/>
+                <w:bCs w:val="false"/>
+                <w:color w:val="1A2420"/>
+                <w:sz w:val="20"/>
+                <w:szCs w:val="20"/>
+              </w:rPr>
+              <w:t xml:space="preserve">T2 跨引擎独立集</w:t>
+            </w:r>
+          </w:p>
+        </w:tc>
+        <w:tc>
+          <w:tcPr>
+            <w:tcW w:type="pct" w:w="600"/>
+            <w:tcMar>
+              <w:top w:type="dxa" w:w="70"/>
+              <w:left w:type="dxa" w:w="110"/>
+              <w:bottom w:type="dxa" w:w="70"/>
+              <w:right w:type="dxa" w:w="110"/>
+            </w:tcMar>
+          </w:tcPr>
+          <w:p>
+            <w:pPr>
+              <w:spacing w:line="280"/>
+              <w:jc w:val="left"/>
+            </w:pPr>
+            <w:r>
+              <w:rPr>
+                <w:rFonts w:ascii="Times New Roman" w:eastAsia="SimSun"/>
+                <w:b w:val="false"/>
+                <w:bCs w:val="false"/>
+                <w:color w:val="1A2420"/>
+                <w:sz w:val="20"/>
+                <w:szCs w:val="20"/>
+              </w:rPr>
+              <w:t xml:space="preserve">窄带</w:t>
+            </w:r>
+          </w:p>
+        </w:tc>
+        <w:tc>
+          <w:tcPr>
+            <w:tcW w:type="pct" w:w="1000"/>
+            <w:tcMar>
+              <w:top w:type="dxa" w:w="70"/>
+              <w:left w:type="dxa" w:w="110"/>
+              <w:bottom w:type="dxa" w:w="70"/>
+              <w:right w:type="dxa" w:w="110"/>
+            </w:tcMar>
+          </w:tcPr>
+          <w:p>
+            <w:pPr>
+              <w:spacing w:line="280"/>
+              <w:jc w:val="left"/>
+            </w:pPr>
+            <w:r>
+              <w:rPr>
+                <w:rFonts w:ascii="Times New Roman" w:eastAsia="SimSun"/>
+                <w:b w:val="false"/>
+                <w:bCs w:val="false"/>
+                <w:color w:val="1A2420"/>
+                <w:sz w:val="20"/>
+                <w:szCs w:val="20"/>
+              </w:rPr>
+              <w:t xml:space="preserve">23 / 24</w:t>
+            </w:r>
+          </w:p>
+        </w:tc>
+        <w:tc>
+          <w:tcPr>
+            <w:tcW w:type="pct" w:w="1000"/>
+            <w:tcMar>
+              <w:top w:type="dxa" w:w="70"/>
+              <w:left w:type="dxa" w:w="110"/>
+              <w:bottom w:type="dxa" w:w="70"/>
+              <w:right w:type="dxa" w:w="110"/>
+            </w:tcMar>
+          </w:tcPr>
+          <w:p>
+            <w:pPr>
+              <w:spacing w:line="280"/>
+              <w:jc w:val="left"/>
+            </w:pPr>
+            <w:r>
+              <w:rPr>
+                <w:rFonts w:ascii="Times New Roman" w:eastAsia="SimSun"/>
+                <w:b w:val="false"/>
+                <w:bCs w:val="false"/>
+                <w:color w:val="1A2420"/>
+                <w:sz w:val="20"/>
+                <w:szCs w:val="20"/>
+              </w:rPr>
+              <w:t xml:space="preserve">—</w:t>
+            </w:r>
+          </w:p>
+        </w:tc>
+        <w:tc>
+          <w:tcPr>
+            <w:tcW w:type="pct" w:w="550"/>
+            <w:tcMar>
+              <w:top w:type="dxa" w:w="70"/>
+              <w:left w:type="dxa" w:w="110"/>
+              <w:bottom w:type="dxa" w:w="70"/>
+              <w:right w:type="dxa" w:w="110"/>
+            </w:tcMar>
+          </w:tcPr>
+          <w:p>
+            <w:pPr>
+              <w:spacing w:line="280"/>
+              <w:jc w:val="left"/>
+            </w:pPr>
+            <w:r>
+              <w:rPr>
+                <w:rFonts w:ascii="Times New Roman" w:eastAsia="SimSun"/>
+                <w:b w:val="false"/>
+                <w:bCs w:val="false"/>
+                <w:color w:val="1A2420"/>
+                <w:sz w:val="20"/>
+                <w:szCs w:val="20"/>
+              </w:rPr>
+              <w:t xml:space="preserve">—</w:t>
+            </w:r>
+          </w:p>
+        </w:tc>
+        <w:tc>
+          <w:tcPr>
+            <w:tcW w:type="pct" w:w="550"/>
+            <w:tcMar>
+              <w:top w:type="dxa" w:w="70"/>
+              <w:left w:type="dxa" w:w="110"/>
+              <w:bottom w:type="dxa" w:w="70"/>
+              <w:right w:type="dxa" w:w="110"/>
+            </w:tcMar>
+          </w:tcPr>
+          <w:p>
+            <w:pPr>
+              <w:spacing w:line="280"/>
+              <w:jc w:val="left"/>
+            </w:pPr>
+            <w:r>
+              <w:rPr>
+                <w:rFonts w:ascii="Times New Roman" w:eastAsia="SimSun"/>
+                <w:b w:val="false"/>
+                <w:bCs w:val="false"/>
+                <w:color w:val="1A2420"/>
+                <w:sz w:val="20"/>
+                <w:szCs w:val="20"/>
+              </w:rPr>
+              <w:t xml:space="preserve">1</w:t>
+            </w:r>
+          </w:p>
+        </w:tc>
+      </w:tr>
+      <w:tr>
+        <w:trPr>
+          <w:cantSplit/>
+        </w:trPr>
+        <w:tc>
+          <w:tcPr>
+            <w:tcW w:type="pct" w:w="1300"/>
+            <w:tcMar>
+              <w:top w:type="dxa" w:w="70"/>
+              <w:left w:type="dxa" w:w="110"/>
+              <w:bottom w:type="dxa" w:w="70"/>
+              <w:right w:type="dxa" w:w="110"/>
+            </w:tcMar>
+          </w:tcPr>
+          <w:p>
+            <w:pPr>
+              <w:spacing w:line="280"/>
+              <w:jc w:val="left"/>
+            </w:pPr>
+            <w:r>
+              <w:rPr>
+                <w:rFonts w:ascii="Times New Roman" w:eastAsia="SimSun"/>
+                <w:b w:val="false"/>
+                <w:bCs w:val="false"/>
+                <w:color w:val="1A2420"/>
+                <w:sz w:val="20"/>
+                <w:szCs w:val="20"/>
+              </w:rPr>
               <w:t xml:space="preserve">T3 合成退化变体</w:t>
             </w:r>
           </w:p>
@@ -14389,7 +15606,7 @@
         <w:pStyle w:val="Heading1"/>
         <w:spacing w:after="160" w:before="360" w:line="380" w:lineRule="atLeast"/>
       </w:pPr>
-      <w:bookmarkStart w:name="_Toc44" w:id="44"/>
+      <w:bookmarkStart w:name="_Toc43" w:id="43"/>
       <w:r>
         <w:rPr>
           <w:rFonts w:ascii="Times New Roman" w:eastAsia="SimHei"/>
@@ -14401,7 +15618,7 @@
         </w:rPr>
         <w:t xml:space="preserve">附录 B 可复现性说明</w:t>
       </w:r>
-      <w:bookmarkEnd w:id="44"/>
+      <w:bookmarkEnd w:id="43"/>
     </w:p>
     <w:p>
       <w:pPr>
@@ -14418,7 +15635,7 @@
           <w:sz w:val="24"/>
           <w:szCs w:val="24"/>
         </w:rPr>
-        <w:t xml:space="preserve">本报告全部结果可通过代码库（github.com/43aquarius/ShieldEar）中的测试管线一键复现：第一步，执行 scripts/gen-natural-variants.ts 与 scripts/gen-tts-variants.ts 生成全部变体（固定种子）；第二步，执行 scripts/run-testsuite.ts 得到 210 条判决与全部指标；第三步，执行 scripts/gen-test-figures.py 重生本报告全部图表。测试套件与引擎在同一 Node.js 运行时内执行，无云端依赖；除窄带仿真与变体生成使用固定种子外，计时类指标（单窗时延、RTF）受 CPU 负载影响存在小幅波动，但量级不变；其余全部指标应逐位一致。</w:t>
+        <w:t xml:space="preserve">本报告全部结果可通过代码库中的测试管线一键复现：第一步，执行 scripts/gen-natural-variants.ts 与 scripts/gen-tts-variants.ts 生成全部变体（固定种子），执行 scripts/gen-t2-edge-set.ts 生成跨引擎独立集（微软 Edge 神经 TTS，需外网可达）；第二步，执行 scripts/run-testsuite.ts 得到 258 条判决与全部指标；第三步，执行 scripts/gen-test-figures.py 重生本报告全部图表。测试套件与引擎在同一 Node.js 运行时内执行，无云端依赖；除窄带仿真与变体生成使用固定种子外，计时类指标（单窗时延、RTF）受 CPU 负载影响存在小幅波动，但量级不变；其余全部指标应逐位一致。作品源码、文档与测试数据全部托管于 GitHub 开源仓库 github.com/43aquarius/ShieldEar，评审可对照仓库与本报告逐项复核。</w:t>
       </w:r>
     </w:p>
     <w:sectPr>
@@ -14832,9 +16049,6 @@
     </w:rPr>
   </w:style>
   <w:style w:type="paragraph" w:styleId="Heading4">
-    <w:pPr>
-      <w:outlineLvl w:val="3"/>
-    </w:pPr>
     <w:name w:val="Heading 4"/>
     <w:basedOn w:val="Normal"/>
     <w:next w:val="Normal"/>
@@ -14846,9 +16060,6 @@
     </w:rPr>
   </w:style>
   <w:style w:type="paragraph" w:styleId="Heading5">
-    <w:pPr>
-      <w:outlineLvl w:val="4"/>
-    </w:pPr>
     <w:name w:val="Heading 5"/>
     <w:basedOn w:val="Normal"/>
     <w:next w:val="Normal"/>
@@ -14858,9 +16069,6 @@
     </w:rPr>
   </w:style>
   <w:style w:type="paragraph" w:styleId="Heading6">
-    <w:pPr>
-      <w:outlineLvl w:val="5"/>
-    </w:pPr>
     <w:name w:val="Heading 6"/>
     <w:basedOn w:val="Normal"/>
     <w:next w:val="Normal"/>
